--- a/deliverables/第7组_Sprint评审会议纪要.docx
+++ b/deliverables/第7组_Sprint评审会议纪要.docx
@@ -4,18 +4,26 @@
   <w:body>
     <w:p>
       <w:pPr>
-        <w:keepNext/>
-        <w:spacing w:after="320"/>
+        <w:pStyle w:val="Title"/>
         <w:jc w:val="center"/>
       </w:pPr>
       <w:r>
-        <w:rPr>
-          <w:rFonts w:ascii="Microsoft YaHei" w:hAnsi="Microsoft YaHei" w:eastAsia="Microsoft YaHei"/>
-          <w:b/>
-          <w:color w:val="000000"/>
-          <w:sz w:val="38"/>
-        </w:rPr>
-        <w:t>第7组 软件项目管理实验二 Sprint 评审会议纪要</w:t>
+        <w:t>第7组 Sprint评审会议纪要</w:t>
+      </w:r>
+    </w:p>
+    <w:p>
+      <w:r>
+        <w:t>项目：爱管理　Sprint：1　本轮 DRI：杨浩伟</w:t>
+      </w:r>
+    </w:p>
+    <w:p>
+      <w:r>
+        <w:t>最终人工 Demo 日期：2026年9月22日　整理日期：2026年10月8日</w:t>
+      </w:r>
+    </w:p>
+    <w:p>
+      <w:r>
+        <w:t>Sprint 1 的技术目标已经实现。US01、US04、US05 已在 develop 集成，全量自动测试 24/24 通过，DRI 亲自完成的最终人工 Demo 七项检查全部通过，任务创建和状态更新在刷新后保持。该结论针对本地最小功能闭环；人工 diff 审查未见独立确认记录，不能据此宣称全部正式 DoD 已通过。</w:t>
       </w:r>
     </w:p>
     <w:p>
@@ -23,63 +31,22 @@
         <w:pStyle w:val="Heading1"/>
       </w:pPr>
       <w:r>
-        <w:t>一、基本信息</w:t>
+        <w:t>一 记录来源与评审对象</w:t>
       </w:r>
     </w:p>
     <w:p>
-      <w:pPr/>
       <w:r>
-        <w:rPr>
-          <w:rFonts w:ascii="Microsoft YaHei" w:hAnsi="Microsoft YaHei" w:eastAsia="Microsoft YaHei"/>
-          <w:b/>
-          <w:color w:val="000000"/>
-        </w:rPr>
-        <w:t>会议时间：</w:t>
-      </w:r>
-      <w:r>
-        <w:t>待填写</w:t>
+        <w:t>记录形成方式：依据 Sprint 1 期间团队协作、Git 历史及项目证据追溯整理；未单独留存会议起止时间。会议地点无独立记录。本纪要整理实际增量及验收信息，不虚构另一次正式评审会议。</w:t>
       </w:r>
     </w:p>
     <w:p>
-      <w:pPr/>
       <w:r>
-        <w:rPr>
-          <w:rFonts w:ascii="Microsoft YaHei" w:hAnsi="Microsoft YaHei" w:eastAsia="Microsoft YaHei"/>
-          <w:b/>
-          <w:color w:val="000000"/>
-        </w:rPr>
-        <w:t>地点：</w:t>
-      </w:r>
-      <w:r>
-        <w:t>待填写</w:t>
+        <w:t>协作成员为彭佳成、朱传玺、杨浩伟、何健翔。已确认杨浩伟作为 DRI 执行最终人工 Demo；独立会议主持人、其他成员现场出席与教师或干系人参会情况均无独立记录，不以协作名单替代签到。验收对象是已集成的 Sprint 1 代码，功能代码基线为 develop@6f96b9d，后续交付文档分支不改变功能。</w:t>
       </w:r>
     </w:p>
     <w:p>
-      <w:pPr/>
       <w:r>
-        <w:rPr>
-          <w:rFonts w:ascii="Microsoft YaHei" w:hAnsi="Microsoft YaHei" w:eastAsia="Microsoft YaHei"/>
-          <w:b/>
-          <w:color w:val="000000"/>
-        </w:rPr>
-        <w:t>主持人：</w:t>
-      </w:r>
-      <w:r>
-        <w:t>杨浩伟</w:t>
-      </w:r>
-    </w:p>
-    <w:p>
-      <w:pPr/>
-      <w:r>
-        <w:rPr>
-          <w:rFonts w:ascii="Microsoft YaHei" w:hAnsi="Microsoft YaHei" w:eastAsia="Microsoft YaHei"/>
-          <w:b/>
-          <w:color w:val="000000"/>
-        </w:rPr>
-        <w:t>参会人员：</w:t>
-      </w:r>
-      <w:r>
-        <w:t>待确认</w:t>
+        <w:t>Sprint Goal：在本地演示环境中完成查看项目成员 → 创建并分配任务 → 更新任务状态，形成可运行、可测试、可演示的最小功能闭环。</w:t>
       </w:r>
     </w:p>
     <w:p>
@@ -87,77 +54,22 @@
         <w:pStyle w:val="Heading1"/>
       </w:pPr>
       <w:r>
-        <w:t>二、Sprint Goal 回顾</w:t>
+        <w:t>二 三个故事的实际交付</w:t>
       </w:r>
     </w:p>
     <w:p>
-      <w:pPr/>
       <w:r>
-        <w:rPr>
-          <w:rFonts w:ascii="Microsoft YaHei" w:hAnsi="Microsoft YaHei" w:eastAsia="Microsoft YaHei"/>
-          <w:b/>
-          <w:color w:val="000000"/>
-        </w:rPr>
-        <w:t>目标：</w:t>
-      </w:r>
-      <w:r>
-        <w:t>在本地演示环境中完成“查看项目成员 → 创建并分配任务 → 更新任务状态”，形成一个能够实际运行、测试和演示的最小功能闭环。</w:t>
+        <w:t>US01 由彭佳成负责，页面显示彭佳成、朱传玺、杨浩伟、何健翔的姓名和分工，成员列表与任务负责人下拉框读取同一 GET /api/members 响应。成员 id 为唯一正安全整数，接口处理空数组、非法成员与文件读取错误；页面在空列表或加载失败时禁用分配并可重试。15 项测试覆盖基本契约、预置数据、自定义数据、全部成员可分配、只读行为和错误边界。关键实现为 src/domain/member.js、src/routes/members.js、public/app.js，提交 8109119，集成 cc7c937/34b3df7。最终人工 Demo 的成员展示与负责人选择成功。</w:t>
       </w:r>
     </w:p>
     <w:p>
-      <w:pPr/>
       <w:r>
-        <w:rPr>
-          <w:rFonts w:ascii="Microsoft YaHei" w:hAnsi="Microsoft YaHei" w:eastAsia="Microsoft YaHei"/>
-          <w:b/>
-          <w:color w:val="000000"/>
-        </w:rPr>
-        <w:t>代码状态：</w:t>
-      </w:r>
-      <w:r>
-        <w:t>US01、US04、US05 已集成 develop。</w:t>
+        <w:t>US04 由朱传玺负责，用户输入非空标题、可选描述和有效负责人后创建任务。后端拒绝空标题或不存在成员，成功返回 201，状态初始化为 TODO，任务保存至统一 JSON 文件。五项测试验证正常创建、两类非法输入、读取新任务与重新加载后的持久化。关键实现为 src/routes/tasks.js、src/db.js 和页面表单，提交 f143bd5、40b9b4e，集成 442ee8e。最终人工 Demo 的创建、选择负责人、保存和刷新读取成功。</w:t>
       </w:r>
     </w:p>
     <w:p>
-      <w:pPr/>
       <w:r>
-        <w:rPr>
-          <w:rFonts w:ascii="Microsoft YaHei" w:hAnsi="Microsoft YaHei" w:eastAsia="Microsoft YaHei"/>
-          <w:b/>
-          <w:color w:val="000000"/>
-        </w:rPr>
-        <w:t>自动测试：</w:t>
-      </w:r>
-      <w:r>
-        <w:t>24/24 通过，0 失败。</w:t>
-      </w:r>
-    </w:p>
-    <w:p>
-      <w:pPr/>
-      <w:r>
-        <w:rPr>
-          <w:rFonts w:ascii="Microsoft YaHei" w:hAnsi="Microsoft YaHei" w:eastAsia="Microsoft YaHei"/>
-          <w:b/>
-          <w:color w:val="000000"/>
-        </w:rPr>
-        <w:t>正式结论：</w:t>
-      </w:r>
-      <w:r>
-        <w:t>Sprint Goal 是否达成，待 Sprint Review 确认。</w:t>
-      </w:r>
-    </w:p>
-    <w:p>
-      <w:pPr/>
-      <w:r>
-        <w:rPr>
-          <w:rFonts w:ascii="Microsoft YaHei" w:hAnsi="Microsoft YaHei" w:eastAsia="Microsoft YaHei"/>
-          <w:b/>
-          <w:color w:val="000000"/>
-        </w:rPr>
-        <w:t>人工 Demo 状态：</w:t>
-      </w:r>
-      <w:r>
-        <w:t>2026-09-22，用户确认最终 Demo 七项全部通过。以下三个用户故事的演示结果已更新为成功；会议时间、地点、参会人员和正式 Sprint Goal 结论仍待补填。</w:t>
+        <w:t>US05 由何健翔负责，页面可将状态切换为 TODO、DOING、DONE，接口校验合法状态，非法状态返回 400，不存在任务返回 404。状态更新写回同一数据文件，页面显示中文状态。四项测试验证 TODO → DOING、DOING → DONE 及持久化、非法状态和不存在任务。关键实现为 src/domain/task.js、任务 PATCH 路由与页面状态交互，提交 8f74544、f6cad04，集成 79948a5。最终人工 Demo 两次状态转换及刷新后 DONE 保留均成功。</w:t>
       </w:r>
     </w:p>
     <w:p>
@@ -165,199 +77,760 @@
         <w:pStyle w:val="Heading1"/>
       </w:pPr>
       <w:r>
-        <w:t>三、用户故事演示准备</w:t>
+        <w:t>三 测试与人工演示结果</w:t>
+      </w:r>
+    </w:p>
+    <w:tbl>
+      <w:tblPr>
+        <w:tblW w:type="auto" w:w="0"/>
+        <w:jc w:val="center"/>
+        <w:tblLayout w:type="fixed"/>
+        <w:tblLook w:firstColumn="1" w:firstRow="1" w:lastColumn="0" w:lastRow="0" w:noHBand="0" w:noVBand="1" w:val="04A0"/>
+        <w:tblBorders>
+          <w:top w:val="single" w:sz="4" w:color="D9D9D9"/>
+          <w:left w:val="single" w:sz="4" w:color="D9D9D9"/>
+          <w:bottom w:val="single" w:sz="4" w:color="D9D9D9"/>
+          <w:right w:val="single" w:sz="4" w:color="D9D9D9"/>
+          <w:insideH w:val="single" w:sz="4" w:color="D9D9D9"/>
+          <w:insideV w:val="single" w:sz="4" w:color="D9D9D9"/>
+        </w:tblBorders>
+      </w:tblPr>
+      <w:tblGrid>
+        <w:gridCol w:w="1765"/>
+        <w:gridCol w:w="1765"/>
+        <w:gridCol w:w="1765"/>
+        <w:gridCol w:w="1804"/>
+        <w:gridCol w:w="2314"/>
+      </w:tblGrid>
+      <w:tr>
+        <w:trPr>
+          <w:tblHeader/>
+          <w:cantSplit/>
+        </w:trPr>
+        <w:tc>
+          <w:tcPr>
+            <w:tcW w:type="dxa" w:w="1765"/>
+            <w:vAlign w:val="center"/>
+            <w:tcMar>
+              <w:top w:w="70" w:type="dxa"/>
+              <w:bottom w:w="70" w:type="dxa"/>
+              <w:left w:w="90" w:type="dxa"/>
+              <w:right w:w="90" w:type="dxa"/>
+            </w:tcMar>
+            <w:shd w:fill="E7E6E6"/>
+          </w:tcPr>
+          <w:p>
+            <w:pPr>
+              <w:spacing w:after="0" w:line="264" w:lineRule="auto"/>
+              <w:jc w:val="center"/>
+            </w:pPr>
+            <w:r>
+              <w:rPr>
+                <w:rFonts w:ascii="Arial" w:hAnsi="Arial" w:eastAsia="宋体"/>
+                <w:b/>
+                <w:color w:val="000000"/>
+                <w:sz w:val="20"/>
+              </w:rPr>
+              <w:t>故事</w:t>
+            </w:r>
+          </w:p>
+        </w:tc>
+        <w:tc>
+          <w:tcPr>
+            <w:tcW w:type="dxa" w:w="1765"/>
+            <w:vAlign w:val="center"/>
+            <w:tcMar>
+              <w:top w:w="70" w:type="dxa"/>
+              <w:bottom w:w="70" w:type="dxa"/>
+              <w:left w:w="90" w:type="dxa"/>
+              <w:right w:w="90" w:type="dxa"/>
+            </w:tcMar>
+            <w:shd w:fill="E7E6E6"/>
+          </w:tcPr>
+          <w:p>
+            <w:pPr>
+              <w:spacing w:after="0" w:line="264" w:lineRule="auto"/>
+              <w:jc w:val="center"/>
+            </w:pPr>
+            <w:r>
+              <w:rPr>
+                <w:rFonts w:ascii="Arial" w:hAnsi="Arial" w:eastAsia="宋体"/>
+                <w:b/>
+                <w:color w:val="000000"/>
+                <w:sz w:val="20"/>
+              </w:rPr>
+              <w:t>自动测试数</w:t>
+            </w:r>
+          </w:p>
+        </w:tc>
+        <w:tc>
+          <w:tcPr>
+            <w:tcW w:type="dxa" w:w="1765"/>
+            <w:vAlign w:val="center"/>
+            <w:tcMar>
+              <w:top w:w="70" w:type="dxa"/>
+              <w:bottom w:w="70" w:type="dxa"/>
+              <w:left w:w="90" w:type="dxa"/>
+              <w:right w:w="90" w:type="dxa"/>
+            </w:tcMar>
+            <w:shd w:fill="E7E6E6"/>
+          </w:tcPr>
+          <w:p>
+            <w:pPr>
+              <w:spacing w:after="0" w:line="264" w:lineRule="auto"/>
+              <w:jc w:val="center"/>
+            </w:pPr>
+            <w:r>
+              <w:rPr>
+                <w:rFonts w:ascii="Arial" w:hAnsi="Arial" w:eastAsia="宋体"/>
+                <w:b/>
+                <w:color w:val="000000"/>
+                <w:sz w:val="20"/>
+              </w:rPr>
+              <w:t>通过数</w:t>
+            </w:r>
+          </w:p>
+        </w:tc>
+        <w:tc>
+          <w:tcPr>
+            <w:tcW w:type="dxa" w:w="1804"/>
+            <w:vAlign w:val="center"/>
+            <w:tcMar>
+              <w:top w:w="70" w:type="dxa"/>
+              <w:bottom w:w="70" w:type="dxa"/>
+              <w:left w:w="90" w:type="dxa"/>
+              <w:right w:w="90" w:type="dxa"/>
+            </w:tcMar>
+            <w:shd w:fill="E7E6E6"/>
+          </w:tcPr>
+          <w:p>
+            <w:pPr>
+              <w:spacing w:after="0" w:line="264" w:lineRule="auto"/>
+              <w:jc w:val="center"/>
+            </w:pPr>
+            <w:r>
+              <w:rPr>
+                <w:rFonts w:ascii="Arial" w:hAnsi="Arial" w:eastAsia="宋体"/>
+                <w:b/>
+                <w:color w:val="000000"/>
+                <w:sz w:val="20"/>
+              </w:rPr>
+              <w:t>功能结果</w:t>
+            </w:r>
+          </w:p>
+        </w:tc>
+        <w:tc>
+          <w:tcPr>
+            <w:tcW w:type="dxa" w:w="2314"/>
+            <w:vAlign w:val="center"/>
+            <w:tcMar>
+              <w:top w:w="70" w:type="dxa"/>
+              <w:bottom w:w="70" w:type="dxa"/>
+              <w:left w:w="90" w:type="dxa"/>
+              <w:right w:w="90" w:type="dxa"/>
+            </w:tcMar>
+            <w:shd w:fill="E7E6E6"/>
+          </w:tcPr>
+          <w:p>
+            <w:pPr>
+              <w:spacing w:after="0" w:line="264" w:lineRule="auto"/>
+              <w:jc w:val="center"/>
+            </w:pPr>
+            <w:r>
+              <w:rPr>
+                <w:rFonts w:ascii="Arial" w:hAnsi="Arial" w:eastAsia="宋体"/>
+                <w:b/>
+                <w:color w:val="000000"/>
+                <w:sz w:val="20"/>
+              </w:rPr>
+              <w:t>人工检查</w:t>
+            </w:r>
+          </w:p>
+        </w:tc>
+      </w:tr>
+      <w:tr>
+        <w:trPr>
+          <w:cantSplit/>
+        </w:trPr>
+        <w:tc>
+          <w:tcPr>
+            <w:tcW w:type="dxa" w:w="1765"/>
+            <w:vAlign w:val="center"/>
+            <w:tcMar>
+              <w:top w:w="70" w:type="dxa"/>
+              <w:bottom w:w="70" w:type="dxa"/>
+              <w:left w:w="90" w:type="dxa"/>
+              <w:right w:w="90" w:type="dxa"/>
+            </w:tcMar>
+          </w:tcPr>
+          <w:p>
+            <w:pPr>
+              <w:spacing w:after="0" w:line="264" w:lineRule="auto"/>
+            </w:pPr>
+            <w:r>
+              <w:rPr>
+                <w:rFonts w:ascii="Arial" w:hAnsi="Arial" w:eastAsia="宋体"/>
+                <w:b w:val="0"/>
+                <w:color w:val="000000"/>
+                <w:sz w:val="20"/>
+              </w:rPr>
+              <w:t>US01 查看项目成员</w:t>
+            </w:r>
+          </w:p>
+        </w:tc>
+        <w:tc>
+          <w:tcPr>
+            <w:tcW w:type="dxa" w:w="1765"/>
+            <w:vAlign w:val="center"/>
+            <w:tcMar>
+              <w:top w:w="70" w:type="dxa"/>
+              <w:bottom w:w="70" w:type="dxa"/>
+              <w:left w:w="90" w:type="dxa"/>
+              <w:right w:w="90" w:type="dxa"/>
+            </w:tcMar>
+          </w:tcPr>
+          <w:p>
+            <w:pPr>
+              <w:spacing w:after="0" w:line="264" w:lineRule="auto"/>
+              <w:jc w:val="center"/>
+            </w:pPr>
+            <w:r>
+              <w:rPr>
+                <w:rFonts w:ascii="Arial" w:hAnsi="Arial" w:eastAsia="宋体"/>
+                <w:b w:val="0"/>
+                <w:color w:val="000000"/>
+                <w:sz w:val="20"/>
+              </w:rPr>
+              <w:t>15</w:t>
+            </w:r>
+          </w:p>
+        </w:tc>
+        <w:tc>
+          <w:tcPr>
+            <w:tcW w:type="dxa" w:w="1765"/>
+            <w:vAlign w:val="center"/>
+            <w:tcMar>
+              <w:top w:w="70" w:type="dxa"/>
+              <w:bottom w:w="70" w:type="dxa"/>
+              <w:left w:w="90" w:type="dxa"/>
+              <w:right w:w="90" w:type="dxa"/>
+            </w:tcMar>
+          </w:tcPr>
+          <w:p>
+            <w:pPr>
+              <w:spacing w:after="0" w:line="264" w:lineRule="auto"/>
+              <w:jc w:val="center"/>
+            </w:pPr>
+            <w:r>
+              <w:rPr>
+                <w:rFonts w:ascii="Arial" w:hAnsi="Arial" w:eastAsia="宋体"/>
+                <w:b w:val="0"/>
+                <w:color w:val="000000"/>
+                <w:sz w:val="20"/>
+              </w:rPr>
+              <w:t>15</w:t>
+            </w:r>
+          </w:p>
+        </w:tc>
+        <w:tc>
+          <w:tcPr>
+            <w:tcW w:type="dxa" w:w="1804"/>
+            <w:vAlign w:val="center"/>
+            <w:tcMar>
+              <w:top w:w="70" w:type="dxa"/>
+              <w:bottom w:w="70" w:type="dxa"/>
+              <w:left w:w="90" w:type="dxa"/>
+              <w:right w:w="90" w:type="dxa"/>
+            </w:tcMar>
+          </w:tcPr>
+          <w:p>
+            <w:pPr>
+              <w:spacing w:after="0" w:line="264" w:lineRule="auto"/>
+            </w:pPr>
+            <w:r>
+              <w:rPr>
+                <w:rFonts w:ascii="Arial" w:hAnsi="Arial" w:eastAsia="宋体"/>
+                <w:b w:val="0"/>
+                <w:color w:val="000000"/>
+                <w:sz w:val="20"/>
+              </w:rPr>
+              <w:t>成员契约及分配来源正常</w:t>
+            </w:r>
+          </w:p>
+        </w:tc>
+        <w:tc>
+          <w:tcPr>
+            <w:tcW w:type="dxa" w:w="2314"/>
+            <w:vAlign w:val="center"/>
+            <w:tcMar>
+              <w:top w:w="70" w:type="dxa"/>
+              <w:bottom w:w="70" w:type="dxa"/>
+              <w:left w:w="90" w:type="dxa"/>
+              <w:right w:w="90" w:type="dxa"/>
+            </w:tcMar>
+          </w:tcPr>
+          <w:p>
+            <w:pPr>
+              <w:spacing w:after="0" w:line="264" w:lineRule="auto"/>
+            </w:pPr>
+            <w:r>
+              <w:rPr>
+                <w:rFonts w:ascii="Arial" w:hAnsi="Arial" w:eastAsia="宋体"/>
+                <w:b w:val="0"/>
+                <w:color w:val="000000"/>
+                <w:sz w:val="20"/>
+              </w:rPr>
+              <w:t>9月22日成员展示与选择成功</w:t>
+            </w:r>
+          </w:p>
+        </w:tc>
+      </w:tr>
+      <w:tr>
+        <w:trPr>
+          <w:cantSplit/>
+        </w:trPr>
+        <w:tc>
+          <w:tcPr>
+            <w:tcW w:type="dxa" w:w="1765"/>
+            <w:vAlign w:val="center"/>
+            <w:tcMar>
+              <w:top w:w="70" w:type="dxa"/>
+              <w:bottom w:w="70" w:type="dxa"/>
+              <w:left w:w="90" w:type="dxa"/>
+              <w:right w:w="90" w:type="dxa"/>
+            </w:tcMar>
+          </w:tcPr>
+          <w:p>
+            <w:pPr>
+              <w:spacing w:after="0" w:line="264" w:lineRule="auto"/>
+            </w:pPr>
+            <w:r>
+              <w:rPr>
+                <w:rFonts w:ascii="Arial" w:hAnsi="Arial" w:eastAsia="宋体"/>
+                <w:b w:val="0"/>
+                <w:color w:val="000000"/>
+                <w:sz w:val="20"/>
+              </w:rPr>
+              <w:t>US04 创建并分配任务</w:t>
+            </w:r>
+          </w:p>
+        </w:tc>
+        <w:tc>
+          <w:tcPr>
+            <w:tcW w:type="dxa" w:w="1765"/>
+            <w:vAlign w:val="center"/>
+            <w:tcMar>
+              <w:top w:w="70" w:type="dxa"/>
+              <w:bottom w:w="70" w:type="dxa"/>
+              <w:left w:w="90" w:type="dxa"/>
+              <w:right w:w="90" w:type="dxa"/>
+            </w:tcMar>
+          </w:tcPr>
+          <w:p>
+            <w:pPr>
+              <w:spacing w:after="0" w:line="264" w:lineRule="auto"/>
+              <w:jc w:val="center"/>
+            </w:pPr>
+            <w:r>
+              <w:rPr>
+                <w:rFonts w:ascii="Arial" w:hAnsi="Arial" w:eastAsia="宋体"/>
+                <w:b w:val="0"/>
+                <w:color w:val="000000"/>
+                <w:sz w:val="20"/>
+              </w:rPr>
+              <w:t>5</w:t>
+            </w:r>
+          </w:p>
+        </w:tc>
+        <w:tc>
+          <w:tcPr>
+            <w:tcW w:type="dxa" w:w="1765"/>
+            <w:vAlign w:val="center"/>
+            <w:tcMar>
+              <w:top w:w="70" w:type="dxa"/>
+              <w:bottom w:w="70" w:type="dxa"/>
+              <w:left w:w="90" w:type="dxa"/>
+              <w:right w:w="90" w:type="dxa"/>
+            </w:tcMar>
+          </w:tcPr>
+          <w:p>
+            <w:pPr>
+              <w:spacing w:after="0" w:line="264" w:lineRule="auto"/>
+              <w:jc w:val="center"/>
+            </w:pPr>
+            <w:r>
+              <w:rPr>
+                <w:rFonts w:ascii="Arial" w:hAnsi="Arial" w:eastAsia="宋体"/>
+                <w:b w:val="0"/>
+                <w:color w:val="000000"/>
+                <w:sz w:val="20"/>
+              </w:rPr>
+              <w:t>5</w:t>
+            </w:r>
+          </w:p>
+        </w:tc>
+        <w:tc>
+          <w:tcPr>
+            <w:tcW w:type="dxa" w:w="1804"/>
+            <w:vAlign w:val="center"/>
+            <w:tcMar>
+              <w:top w:w="70" w:type="dxa"/>
+              <w:bottom w:w="70" w:type="dxa"/>
+              <w:left w:w="90" w:type="dxa"/>
+              <w:right w:w="90" w:type="dxa"/>
+            </w:tcMar>
+          </w:tcPr>
+          <w:p>
+            <w:pPr>
+              <w:spacing w:after="0" w:line="264" w:lineRule="auto"/>
+              <w:jc w:val="center"/>
+            </w:pPr>
+            <w:r>
+              <w:rPr>
+                <w:rFonts w:ascii="Arial" w:hAnsi="Arial" w:eastAsia="宋体"/>
+                <w:b w:val="0"/>
+                <w:color w:val="000000"/>
+                <w:sz w:val="20"/>
+              </w:rPr>
+              <w:t>创建校验与持久化正常</w:t>
+            </w:r>
+          </w:p>
+        </w:tc>
+        <w:tc>
+          <w:tcPr>
+            <w:tcW w:type="dxa" w:w="2314"/>
+            <w:vAlign w:val="center"/>
+            <w:tcMar>
+              <w:top w:w="70" w:type="dxa"/>
+              <w:bottom w:w="70" w:type="dxa"/>
+              <w:left w:w="90" w:type="dxa"/>
+              <w:right w:w="90" w:type="dxa"/>
+            </w:tcMar>
+          </w:tcPr>
+          <w:p>
+            <w:pPr>
+              <w:spacing w:after="0" w:line="264" w:lineRule="auto"/>
+            </w:pPr>
+            <w:r>
+              <w:rPr>
+                <w:rFonts w:ascii="Arial" w:hAnsi="Arial" w:eastAsia="宋体"/>
+                <w:b w:val="0"/>
+                <w:color w:val="000000"/>
+                <w:sz w:val="20"/>
+              </w:rPr>
+              <w:t>9月22日创建、保存、刷新成功</w:t>
+            </w:r>
+          </w:p>
+        </w:tc>
+      </w:tr>
+      <w:tr>
+        <w:trPr>
+          <w:cantSplit/>
+        </w:trPr>
+        <w:tc>
+          <w:tcPr>
+            <w:tcW w:type="dxa" w:w="1765"/>
+            <w:vAlign w:val="center"/>
+            <w:tcMar>
+              <w:top w:w="70" w:type="dxa"/>
+              <w:bottom w:w="70" w:type="dxa"/>
+              <w:left w:w="90" w:type="dxa"/>
+              <w:right w:w="90" w:type="dxa"/>
+            </w:tcMar>
+          </w:tcPr>
+          <w:p>
+            <w:pPr>
+              <w:spacing w:after="0" w:line="264" w:lineRule="auto"/>
+            </w:pPr>
+            <w:r>
+              <w:rPr>
+                <w:rFonts w:ascii="Arial" w:hAnsi="Arial" w:eastAsia="宋体"/>
+                <w:b w:val="0"/>
+                <w:color w:val="000000"/>
+                <w:sz w:val="20"/>
+              </w:rPr>
+              <w:t>US05 更新任务状态</w:t>
+            </w:r>
+          </w:p>
+        </w:tc>
+        <w:tc>
+          <w:tcPr>
+            <w:tcW w:type="dxa" w:w="1765"/>
+            <w:vAlign w:val="center"/>
+            <w:tcMar>
+              <w:top w:w="70" w:type="dxa"/>
+              <w:bottom w:w="70" w:type="dxa"/>
+              <w:left w:w="90" w:type="dxa"/>
+              <w:right w:w="90" w:type="dxa"/>
+            </w:tcMar>
+          </w:tcPr>
+          <w:p>
+            <w:pPr>
+              <w:spacing w:after="0" w:line="264" w:lineRule="auto"/>
+              <w:jc w:val="center"/>
+            </w:pPr>
+            <w:r>
+              <w:rPr>
+                <w:rFonts w:ascii="Arial" w:hAnsi="Arial" w:eastAsia="宋体"/>
+                <w:b w:val="0"/>
+                <w:color w:val="000000"/>
+                <w:sz w:val="20"/>
+              </w:rPr>
+              <w:t>4</w:t>
+            </w:r>
+          </w:p>
+        </w:tc>
+        <w:tc>
+          <w:tcPr>
+            <w:tcW w:type="dxa" w:w="1765"/>
+            <w:vAlign w:val="center"/>
+            <w:tcMar>
+              <w:top w:w="70" w:type="dxa"/>
+              <w:bottom w:w="70" w:type="dxa"/>
+              <w:left w:w="90" w:type="dxa"/>
+              <w:right w:w="90" w:type="dxa"/>
+            </w:tcMar>
+          </w:tcPr>
+          <w:p>
+            <w:pPr>
+              <w:spacing w:after="0" w:line="264" w:lineRule="auto"/>
+              <w:jc w:val="center"/>
+            </w:pPr>
+            <w:r>
+              <w:rPr>
+                <w:rFonts w:ascii="Arial" w:hAnsi="Arial" w:eastAsia="宋体"/>
+                <w:b w:val="0"/>
+                <w:color w:val="000000"/>
+                <w:sz w:val="20"/>
+              </w:rPr>
+              <w:t>4</w:t>
+            </w:r>
+          </w:p>
+        </w:tc>
+        <w:tc>
+          <w:tcPr>
+            <w:tcW w:type="dxa" w:w="1804"/>
+            <w:vAlign w:val="center"/>
+            <w:tcMar>
+              <w:top w:w="70" w:type="dxa"/>
+              <w:bottom w:w="70" w:type="dxa"/>
+              <w:left w:w="90" w:type="dxa"/>
+              <w:right w:w="90" w:type="dxa"/>
+            </w:tcMar>
+          </w:tcPr>
+          <w:p>
+            <w:pPr>
+              <w:spacing w:after="0" w:line="264" w:lineRule="auto"/>
+              <w:jc w:val="center"/>
+            </w:pPr>
+            <w:r>
+              <w:rPr>
+                <w:rFonts w:ascii="Arial" w:hAnsi="Arial" w:eastAsia="宋体"/>
+                <w:b w:val="0"/>
+                <w:color w:val="000000"/>
+                <w:sz w:val="20"/>
+              </w:rPr>
+              <w:t>状态校验及持久化正常</w:t>
+            </w:r>
+          </w:p>
+        </w:tc>
+        <w:tc>
+          <w:tcPr>
+            <w:tcW w:type="dxa" w:w="2314"/>
+            <w:vAlign w:val="center"/>
+            <w:tcMar>
+              <w:top w:w="70" w:type="dxa"/>
+              <w:bottom w:w="70" w:type="dxa"/>
+              <w:left w:w="90" w:type="dxa"/>
+              <w:right w:w="90" w:type="dxa"/>
+            </w:tcMar>
+          </w:tcPr>
+          <w:p>
+            <w:pPr>
+              <w:spacing w:after="0" w:line="264" w:lineRule="auto"/>
+            </w:pPr>
+            <w:r>
+              <w:rPr>
+                <w:rFonts w:ascii="Arial" w:hAnsi="Arial" w:eastAsia="宋体"/>
+                <w:b w:val="0"/>
+                <w:color w:val="000000"/>
+                <w:sz w:val="20"/>
+              </w:rPr>
+              <w:t>9月22日状态转换、刷新成功</w:t>
+            </w:r>
+          </w:p>
+        </w:tc>
+      </w:tr>
+      <w:tr>
+        <w:trPr>
+          <w:cantSplit/>
+        </w:trPr>
+        <w:tc>
+          <w:tcPr>
+            <w:tcW w:type="dxa" w:w="1765"/>
+            <w:vAlign w:val="center"/>
+            <w:tcMar>
+              <w:top w:w="70" w:type="dxa"/>
+              <w:bottom w:w="70" w:type="dxa"/>
+              <w:left w:w="90" w:type="dxa"/>
+              <w:right w:w="90" w:type="dxa"/>
+            </w:tcMar>
+          </w:tcPr>
+          <w:p>
+            <w:pPr>
+              <w:spacing w:after="0" w:line="264" w:lineRule="auto"/>
+              <w:jc w:val="center"/>
+            </w:pPr>
+            <w:r>
+              <w:rPr>
+                <w:rFonts w:ascii="Arial" w:hAnsi="Arial" w:eastAsia="宋体"/>
+                <w:b w:val="0"/>
+                <w:color w:val="000000"/>
+                <w:sz w:val="20"/>
+              </w:rPr>
+              <w:t>合计</w:t>
+            </w:r>
+          </w:p>
+        </w:tc>
+        <w:tc>
+          <w:tcPr>
+            <w:tcW w:type="dxa" w:w="1765"/>
+            <w:vAlign w:val="center"/>
+            <w:tcMar>
+              <w:top w:w="70" w:type="dxa"/>
+              <w:bottom w:w="70" w:type="dxa"/>
+              <w:left w:w="90" w:type="dxa"/>
+              <w:right w:w="90" w:type="dxa"/>
+            </w:tcMar>
+          </w:tcPr>
+          <w:p>
+            <w:pPr>
+              <w:spacing w:after="0" w:line="264" w:lineRule="auto"/>
+              <w:jc w:val="center"/>
+            </w:pPr>
+            <w:r>
+              <w:rPr>
+                <w:rFonts w:ascii="Arial" w:hAnsi="Arial" w:eastAsia="宋体"/>
+                <w:b w:val="0"/>
+                <w:color w:val="000000"/>
+                <w:sz w:val="20"/>
+              </w:rPr>
+              <w:t>24</w:t>
+            </w:r>
+          </w:p>
+        </w:tc>
+        <w:tc>
+          <w:tcPr>
+            <w:tcW w:type="dxa" w:w="1765"/>
+            <w:vAlign w:val="center"/>
+            <w:tcMar>
+              <w:top w:w="70" w:type="dxa"/>
+              <w:bottom w:w="70" w:type="dxa"/>
+              <w:left w:w="90" w:type="dxa"/>
+              <w:right w:w="90" w:type="dxa"/>
+            </w:tcMar>
+          </w:tcPr>
+          <w:p>
+            <w:pPr>
+              <w:spacing w:after="0" w:line="264" w:lineRule="auto"/>
+              <w:jc w:val="center"/>
+            </w:pPr>
+            <w:r>
+              <w:rPr>
+                <w:rFonts w:ascii="Arial" w:hAnsi="Arial" w:eastAsia="宋体"/>
+                <w:b w:val="0"/>
+                <w:color w:val="000000"/>
+                <w:sz w:val="20"/>
+              </w:rPr>
+              <w:t>24</w:t>
+            </w:r>
+          </w:p>
+        </w:tc>
+        <w:tc>
+          <w:tcPr>
+            <w:tcW w:type="dxa" w:w="1804"/>
+            <w:vAlign w:val="center"/>
+            <w:tcMar>
+              <w:top w:w="70" w:type="dxa"/>
+              <w:bottom w:w="70" w:type="dxa"/>
+              <w:left w:w="90" w:type="dxa"/>
+              <w:right w:w="90" w:type="dxa"/>
+            </w:tcMar>
+          </w:tcPr>
+          <w:p>
+            <w:pPr>
+              <w:spacing w:after="0" w:line="264" w:lineRule="auto"/>
+            </w:pPr>
+            <w:r>
+              <w:rPr>
+                <w:rFonts w:ascii="Arial" w:hAnsi="Arial" w:eastAsia="宋体"/>
+                <w:b w:val="0"/>
+                <w:color w:val="000000"/>
+                <w:sz w:val="20"/>
+              </w:rPr>
+              <w:t>通过率100%，0失败</w:t>
+            </w:r>
+          </w:p>
+        </w:tc>
+        <w:tc>
+          <w:tcPr>
+            <w:tcW w:type="dxa" w:w="2314"/>
+            <w:vAlign w:val="center"/>
+            <w:tcMar>
+              <w:top w:w="70" w:type="dxa"/>
+              <w:bottom w:w="70" w:type="dxa"/>
+              <w:left w:w="90" w:type="dxa"/>
+              <w:right w:w="90" w:type="dxa"/>
+            </w:tcMar>
+          </w:tcPr>
+          <w:p>
+            <w:pPr>
+              <w:spacing w:after="0" w:line="264" w:lineRule="auto"/>
+            </w:pPr>
+            <w:r>
+              <w:rPr>
+                <w:rFonts w:ascii="Arial" w:hAnsi="Arial" w:eastAsia="宋体"/>
+                <w:b w:val="0"/>
+                <w:color w:val="000000"/>
+                <w:sz w:val="20"/>
+              </w:rPr>
+              <w:t>七项人工操作检查全部通过</w:t>
+            </w:r>
+          </w:p>
+        </w:tc>
+      </w:tr>
+    </w:tbl>
+    <w:p>
+      <w:pPr>
+        <w:spacing w:after="0" w:line="80" w:lineRule="exact"/>
+      </w:pPr>
+      <w:r>
+        <w:rPr>
+          <w:rFonts w:ascii="Arial" w:hAnsi="Arial" w:eastAsia="宋体"/>
+          <w:b w:val="0"/>
+          <w:color w:val="000000"/>
+          <w:sz w:val="2"/>
+        </w:rPr>
       </w:r>
     </w:p>
     <w:p>
-      <w:pPr>
-        <w:ind w:left="403" w:hanging="317"/>
-      </w:pPr>
       <w:r>
-        <w:t>1. 用户故事：US01 查看项目成员</w:t>
+        <w:t>24 是 Node 测试运行器含子测试的统计，含 19 个顶层测试与 5 个嵌套子测试。自动测试验证可重复的接口断言和数据行为，不能证明教师参加过评审，也不能证明人工已阅读代码 diff。</w:t>
       </w:r>
     </w:p>
     <w:p>
-      <w:pPr/>
       <w:r>
-        <w:rPr>
-          <w:rFonts w:ascii="Microsoft YaHei" w:hAnsi="Microsoft YaHei" w:eastAsia="Microsoft YaHei"/>
-          <w:b/>
-          <w:color w:val="000000"/>
-        </w:rPr>
-        <w:t>代码与自动验证：</w:t>
-      </w:r>
-      <w:r>
-        <w:t>已集成；15/15 通过。</w:t>
+        <w:t>2026年9月20日历史 TAP 保存在 docs/evidence/us01-tests.tap，浏览器自动检查为 8/8，通过记录保存在 us01-browser-results.json，桌面和手机截图为 us01-members.png、us01-members-mobile.png。这些是 AI 工具执行证据，不是9月22日人工演示的独立录像。</w:t>
       </w:r>
     </w:p>
     <w:p>
-      <w:pPr/>
       <w:r>
-        <w:rPr>
-          <w:rFonts w:ascii="Microsoft YaHei" w:hAnsi="Microsoft YaHei" w:eastAsia="Microsoft YaHei"/>
-          <w:b/>
-          <w:color w:val="000000"/>
-        </w:rPr>
-        <w:t>Demo 结果：</w:t>
-      </w:r>
-      <w:r>
-        <w:t>成功（2026-09-22 人工 Demo）。</w:t>
+        <w:t>9月22日 DRI 亲自完成最终人工 Demo，并在本任务对话中确认七项检查全部通过。流程涵盖显示成员、创建并选择负责人、保存、刷新后任务仍在、TODO → DOING、DOING → DONE、再次刷新后 DONE 保留。描述中拆分出的八个动作不改变原始七项检查数量。未另行归档该人工 Demo 的独立截图或录屏，不补造归档路径。</w:t>
       </w:r>
     </w:p>
     <w:p>
-      <w:pPr/>
       <w:r>
-        <w:rPr>
-          <w:rFonts w:ascii="Microsoft YaHei" w:hAnsi="Microsoft YaHei" w:eastAsia="Microsoft YaHei"/>
-          <w:b/>
-          <w:color w:val="000000"/>
-        </w:rPr>
-        <w:t>DoD：</w:t>
-      </w:r>
-      <w:r>
-        <w:t>待最终确认。</w:t>
-      </w:r>
-    </w:p>
-    <w:p>
-      <w:pPr/>
-      <w:r>
-        <w:rPr>
-          <w:rFonts w:ascii="Microsoft YaHei" w:hAnsi="Microsoft YaHei" w:eastAsia="Microsoft YaHei"/>
-          <w:b/>
-          <w:color w:val="000000"/>
-        </w:rPr>
-        <w:t>证据：</w:t>
-      </w:r>
-      <w:r>
-        <w:t>docs/evidence/ 中的截图、TAP 和浏览器记录。</w:t>
-      </w:r>
-    </w:p>
-    <w:p>
-      <w:pPr>
-        <w:ind w:left="403" w:hanging="317"/>
-      </w:pPr>
-      <w:r>
-        <w:t>2. 用户故事：US04 创建并分配任务</w:t>
-      </w:r>
-    </w:p>
-    <w:p>
-      <w:pPr/>
-      <w:r>
-        <w:rPr>
-          <w:rFonts w:ascii="Microsoft YaHei" w:hAnsi="Microsoft YaHei" w:eastAsia="Microsoft YaHei"/>
-          <w:b/>
-          <w:color w:val="000000"/>
-        </w:rPr>
-        <w:t>代码与自动验证：</w:t>
-      </w:r>
-      <w:r>
-        <w:t>已集成；5/5 通过。</w:t>
-      </w:r>
-    </w:p>
-    <w:p>
-      <w:pPr/>
-      <w:r>
-        <w:rPr>
-          <w:rFonts w:ascii="Microsoft YaHei" w:hAnsi="Microsoft YaHei" w:eastAsia="Microsoft YaHei"/>
-          <w:b/>
-          <w:color w:val="000000"/>
-        </w:rPr>
-        <w:t>Demo 结果：</w:t>
-      </w:r>
-      <w:r>
-        <w:t>成功（2026-09-22 人工 Demo）。</w:t>
-      </w:r>
-    </w:p>
-    <w:p>
-      <w:pPr/>
-      <w:r>
-        <w:rPr>
-          <w:rFonts w:ascii="Microsoft YaHei" w:hAnsi="Microsoft YaHei" w:eastAsia="Microsoft YaHei"/>
-          <w:b/>
-          <w:color w:val="000000"/>
-        </w:rPr>
-        <w:t>DoD：</w:t>
-      </w:r>
-      <w:r>
-        <w:t>待最终确认。</w:t>
-      </w:r>
-    </w:p>
-    <w:p>
-      <w:pPr/>
-      <w:r>
-        <w:rPr>
-          <w:rFonts w:ascii="Microsoft YaHei" w:hAnsi="Microsoft YaHei" w:eastAsia="Microsoft YaHei"/>
-          <w:b/>
-          <w:color w:val="000000"/>
-        </w:rPr>
-        <w:t>证据：</w:t>
-      </w:r>
-      <w:r>
-        <w:t>自动测试及完整链路验证记录。</w:t>
-      </w:r>
-    </w:p>
-    <w:p>
-      <w:pPr>
-        <w:ind w:left="403" w:hanging="317"/>
-      </w:pPr>
-      <w:r>
-        <w:t>3. 用户故事：US05 更新任务状态</w:t>
-      </w:r>
-    </w:p>
-    <w:p>
-      <w:pPr/>
-      <w:r>
-        <w:rPr>
-          <w:rFonts w:ascii="Microsoft YaHei" w:hAnsi="Microsoft YaHei" w:eastAsia="Microsoft YaHei"/>
-          <w:b/>
-          <w:color w:val="000000"/>
-        </w:rPr>
-        <w:t>代码与自动验证：</w:t>
-      </w:r>
-      <w:r>
-        <w:t>已集成；4/4 通过。</w:t>
-      </w:r>
-    </w:p>
-    <w:p>
-      <w:pPr/>
-      <w:r>
-        <w:rPr>
-          <w:rFonts w:ascii="Microsoft YaHei" w:hAnsi="Microsoft YaHei" w:eastAsia="Microsoft YaHei"/>
-          <w:b/>
-          <w:color w:val="000000"/>
-        </w:rPr>
-        <w:t>Demo 结果：</w:t>
-      </w:r>
-      <w:r>
-        <w:t>成功（2026-09-22 人工 Demo）。</w:t>
-      </w:r>
-    </w:p>
-    <w:p>
-      <w:pPr/>
-      <w:r>
-        <w:rPr>
-          <w:rFonts w:ascii="Microsoft YaHei" w:hAnsi="Microsoft YaHei" w:eastAsia="Microsoft YaHei"/>
-          <w:b/>
-          <w:color w:val="000000"/>
-        </w:rPr>
-        <w:t>DoD：</w:t>
-      </w:r>
-      <w:r>
-        <w:t>待最终确认。</w:t>
-      </w:r>
-    </w:p>
-    <w:p>
-      <w:pPr/>
-      <w:r>
-        <w:rPr>
-          <w:rFonts w:ascii="Microsoft YaHei" w:hAnsi="Microsoft YaHei" w:eastAsia="Microsoft YaHei"/>
-          <w:b/>
-          <w:color w:val="000000"/>
-        </w:rPr>
-        <w:t>证据：</w:t>
-      </w:r>
-      <w:r>
-        <w:t>自动测试及完整链路验证记录。</w:t>
+        <w:t>本次2026年10月8日按 README 的 npm test 复跑仍为24/24，0失败，日志见 docs/evidence/sprint1-final-test-20261008.txt。首次沙箱运行因本机 HTTP 连接被 EACCES 拒绝未能完成接口测试，允许本地回环连接后全量通过；没有通过修改测试或功能绕过失败。</w:t>
       </w:r>
     </w:p>
     <w:p>
@@ -365,87 +838,17 @@
         <w:pStyle w:val="Heading1"/>
       </w:pPr>
       <w:r>
-        <w:t>四、演示脚本</w:t>
+        <w:t>四 增量价值与未完成范围</w:t>
       </w:r>
     </w:p>
     <w:p>
-      <w:pPr>
-        <w:ind w:left="403" w:hanging="317"/>
-      </w:pPr>
       <w:r>
-        <w:t>1. 启动并打开项目页面。</w:t>
+        <w:t>本地用户已经可以看到团队四名成员，将工作分配给真实存在的成员，再通过状态了解执行进度。创建和状态变化均持久保存，刷新不会丢失正常操作结果。三个故事构成可演示的协作起点，符合实验一的首轮切片。</w:t>
       </w:r>
     </w:p>
     <w:p>
-      <w:pPr>
-        <w:ind w:left="403" w:hanging="317"/>
-      </w:pPr>
       <w:r>
-        <w:t>2. 展示四名成员及各自分工。</w:t>
-      </w:r>
-    </w:p>
-    <w:p>
-      <w:pPr>
-        <w:ind w:left="403" w:hanging="317"/>
-      </w:pPr>
-      <w:r>
-        <w:t>3. 打开创建任务表单。</w:t>
-      </w:r>
-    </w:p>
-    <w:p>
-      <w:pPr>
-        <w:ind w:left="403" w:hanging="317"/>
-      </w:pPr>
-      <w:r>
-        <w:t>4. 从成员列表选择负责人。</w:t>
-      </w:r>
-    </w:p>
-    <w:p>
-      <w:pPr>
-        <w:ind w:left="403" w:hanging="317"/>
-      </w:pPr>
-      <w:r>
-        <w:t>5. 保存任务并确认初始状态为 TODO（待办）。</w:t>
-      </w:r>
-    </w:p>
-    <w:p>
-      <w:pPr>
-        <w:ind w:left="403" w:hanging="317"/>
-      </w:pPr>
-      <w:r>
-        <w:t>6. 刷新页面，确认任务仍存在。</w:t>
-      </w:r>
-    </w:p>
-    <w:p>
-      <w:pPr>
-        <w:ind w:left="403" w:hanging="317"/>
-      </w:pPr>
-      <w:r>
-        <w:t>7. 将状态从 TODO 改为 DOING（进行中）。</w:t>
-      </w:r>
-    </w:p>
-    <w:p>
-      <w:pPr>
-        <w:ind w:left="403" w:hanging="317"/>
-      </w:pPr>
-      <w:r>
-        <w:t>8. 将状态从 DOING 改为 DONE（已完成）。</w:t>
-      </w:r>
-    </w:p>
-    <w:p>
-      <w:pPr>
-        <w:ind w:left="403" w:hanging="317"/>
-      </w:pPr>
-      <w:r>
-        <w:t>9. 再次刷新页面。</w:t>
-      </w:r>
-    </w:p>
-    <w:p>
-      <w:pPr>
-        <w:ind w:left="403" w:hanging="317"/>
-      </w:pPr>
-      <w:r>
-        <w:t>10. 确认 DONE 状态仍保持，并确认仍可继续创建任务。</w:t>
+        <w:t>本轮三个入选故事未见未实现的核心验收能力。登录、权限、任务优先级与截止时间、迭代关联和统计属于后续 Backlog，不列为本轮失败或临时扩展任务。单项目、预置成员、文件存储的范围限制依然存在，当前结果不等于生产环境可靠性或全部产品目标实现。</w:t>
       </w:r>
     </w:p>
     <w:p>
@@ -453,91 +856,643 @@
         <w:pStyle w:val="Heading1"/>
       </w:pPr>
       <w:r>
-        <w:t>五、会议确认项</w:t>
+        <w:t>五 DoD 逐项核对</w:t>
+      </w:r>
+    </w:p>
+    <w:tbl>
+      <w:tblPr>
+        <w:tblW w:type="auto" w:w="0"/>
+        <w:jc w:val="center"/>
+        <w:tblLayout w:type="fixed"/>
+        <w:tblLook w:firstColumn="1" w:firstRow="1" w:lastColumn="0" w:lastRow="0" w:noHBand="0" w:noVBand="1" w:val="04A0"/>
+        <w:tblBorders>
+          <w:top w:val="single" w:sz="4" w:color="D9D9D9"/>
+          <w:left w:val="single" w:sz="4" w:color="D9D9D9"/>
+          <w:bottom w:val="single" w:sz="4" w:color="D9D9D9"/>
+          <w:right w:val="single" w:sz="4" w:color="D9D9D9"/>
+          <w:insideH w:val="single" w:sz="4" w:color="D9D9D9"/>
+          <w:insideV w:val="single" w:sz="4" w:color="D9D9D9"/>
+        </w:tblBorders>
+      </w:tblPr>
+      <w:tblGrid>
+        <w:gridCol w:w="2102"/>
+        <w:gridCol w:w="2102"/>
+        <w:gridCol w:w="5206"/>
+      </w:tblGrid>
+      <w:tr>
+        <w:trPr>
+          <w:tblHeader/>
+          <w:cantSplit/>
+        </w:trPr>
+        <w:tc>
+          <w:tcPr>
+            <w:tcW w:type="dxa" w:w="2102"/>
+            <w:vAlign w:val="center"/>
+            <w:tcMar>
+              <w:top w:w="70" w:type="dxa"/>
+              <w:bottom w:w="70" w:type="dxa"/>
+              <w:left w:w="90" w:type="dxa"/>
+              <w:right w:w="90" w:type="dxa"/>
+            </w:tcMar>
+            <w:shd w:fill="E7E6E6"/>
+          </w:tcPr>
+          <w:p>
+            <w:pPr>
+              <w:spacing w:after="0" w:line="264" w:lineRule="auto"/>
+              <w:jc w:val="center"/>
+            </w:pPr>
+            <w:r>
+              <w:rPr>
+                <w:rFonts w:ascii="Arial" w:hAnsi="Arial" w:eastAsia="宋体"/>
+                <w:b/>
+                <w:color w:val="000000"/>
+                <w:sz w:val="20"/>
+              </w:rPr>
+              <w:t>约定项</w:t>
+            </w:r>
+          </w:p>
+        </w:tc>
+        <w:tc>
+          <w:tcPr>
+            <w:tcW w:type="dxa" w:w="2102"/>
+            <w:vAlign w:val="center"/>
+            <w:tcMar>
+              <w:top w:w="70" w:type="dxa"/>
+              <w:bottom w:w="70" w:type="dxa"/>
+              <w:left w:w="90" w:type="dxa"/>
+              <w:right w:w="90" w:type="dxa"/>
+            </w:tcMar>
+            <w:shd w:fill="E7E6E6"/>
+          </w:tcPr>
+          <w:p>
+            <w:pPr>
+              <w:spacing w:after="0" w:line="264" w:lineRule="auto"/>
+              <w:jc w:val="center"/>
+            </w:pPr>
+            <w:r>
+              <w:rPr>
+                <w:rFonts w:ascii="Arial" w:hAnsi="Arial" w:eastAsia="宋体"/>
+                <w:b/>
+                <w:color w:val="000000"/>
+                <w:sz w:val="20"/>
+              </w:rPr>
+              <w:t>核验结果</w:t>
+            </w:r>
+          </w:p>
+        </w:tc>
+        <w:tc>
+          <w:tcPr>
+            <w:tcW w:type="dxa" w:w="5206"/>
+            <w:vAlign w:val="center"/>
+            <w:tcMar>
+              <w:top w:w="70" w:type="dxa"/>
+              <w:bottom w:w="70" w:type="dxa"/>
+              <w:left w:w="90" w:type="dxa"/>
+              <w:right w:w="90" w:type="dxa"/>
+            </w:tcMar>
+            <w:shd w:fill="E7E6E6"/>
+          </w:tcPr>
+          <w:p>
+            <w:pPr>
+              <w:spacing w:after="0" w:line="264" w:lineRule="auto"/>
+              <w:jc w:val="center"/>
+            </w:pPr>
+            <w:r>
+              <w:rPr>
+                <w:rFonts w:ascii="Arial" w:hAnsi="Arial" w:eastAsia="宋体"/>
+                <w:b/>
+                <w:color w:val="000000"/>
+                <w:sz w:val="20"/>
+              </w:rPr>
+              <w:t>依据与界限</w:t>
+            </w:r>
+          </w:p>
+        </w:tc>
+      </w:tr>
+      <w:tr>
+        <w:trPr>
+          <w:cantSplit/>
+        </w:trPr>
+        <w:tc>
+          <w:tcPr>
+            <w:tcW w:type="dxa" w:w="2102"/>
+            <w:vAlign w:val="center"/>
+            <w:tcMar>
+              <w:top w:w="70" w:type="dxa"/>
+              <w:bottom w:w="70" w:type="dxa"/>
+              <w:left w:w="90" w:type="dxa"/>
+              <w:right w:w="90" w:type="dxa"/>
+            </w:tcMar>
+          </w:tcPr>
+          <w:p>
+            <w:pPr>
+              <w:spacing w:after="0" w:line="264" w:lineRule="auto"/>
+            </w:pPr>
+            <w:r>
+              <w:rPr>
+                <w:rFonts w:ascii="Arial" w:hAnsi="Arial" w:eastAsia="宋体"/>
+                <w:b w:val="0"/>
+                <w:color w:val="000000"/>
+                <w:sz w:val="20"/>
+              </w:rPr>
+              <w:t>功能能运行并符合故事标准</w:t>
+            </w:r>
+          </w:p>
+        </w:tc>
+        <w:tc>
+          <w:tcPr>
+            <w:tcW w:type="dxa" w:w="2102"/>
+            <w:vAlign w:val="center"/>
+            <w:tcMar>
+              <w:top w:w="70" w:type="dxa"/>
+              <w:bottom w:w="70" w:type="dxa"/>
+              <w:left w:w="90" w:type="dxa"/>
+              <w:right w:w="90" w:type="dxa"/>
+            </w:tcMar>
+          </w:tcPr>
+          <w:p>
+            <w:pPr>
+              <w:spacing w:after="0" w:line="264" w:lineRule="auto"/>
+              <w:jc w:val="center"/>
+            </w:pPr>
+            <w:r>
+              <w:rPr>
+                <w:rFonts w:ascii="Arial" w:hAnsi="Arial" w:eastAsia="宋体"/>
+                <w:b w:val="0"/>
+                <w:color w:val="000000"/>
+                <w:sz w:val="20"/>
+              </w:rPr>
+              <w:t>技术层面有证据</w:t>
+            </w:r>
+          </w:p>
+        </w:tc>
+        <w:tc>
+          <w:tcPr>
+            <w:tcW w:type="dxa" w:w="5206"/>
+            <w:vAlign w:val="center"/>
+            <w:tcMar>
+              <w:top w:w="70" w:type="dxa"/>
+              <w:bottom w:w="70" w:type="dxa"/>
+              <w:left w:w="90" w:type="dxa"/>
+              <w:right w:w="90" w:type="dxa"/>
+            </w:tcMar>
+          </w:tcPr>
+          <w:p>
+            <w:pPr>
+              <w:spacing w:after="0" w:line="264" w:lineRule="auto"/>
+            </w:pPr>
+            <w:r>
+              <w:rPr>
+                <w:rFonts w:ascii="Arial" w:hAnsi="Arial" w:eastAsia="宋体"/>
+                <w:b w:val="0"/>
+                <w:color w:val="000000"/>
+                <w:sz w:val="20"/>
+              </w:rPr>
+              <w:t>三个故事集成；人工 Demo 七项成功</w:t>
+            </w:r>
+          </w:p>
+        </w:tc>
+      </w:tr>
+      <w:tr>
+        <w:trPr>
+          <w:cantSplit/>
+        </w:trPr>
+        <w:tc>
+          <w:tcPr>
+            <w:tcW w:type="dxa" w:w="2102"/>
+            <w:vAlign w:val="center"/>
+            <w:tcMar>
+              <w:top w:w="70" w:type="dxa"/>
+              <w:bottom w:w="70" w:type="dxa"/>
+              <w:left w:w="90" w:type="dxa"/>
+              <w:right w:w="90" w:type="dxa"/>
+            </w:tcMar>
+          </w:tcPr>
+          <w:p>
+            <w:pPr>
+              <w:spacing w:after="0" w:line="264" w:lineRule="auto"/>
+              <w:jc w:val="center"/>
+            </w:pPr>
+            <w:r>
+              <w:rPr>
+                <w:rFonts w:ascii="Arial" w:hAnsi="Arial" w:eastAsia="宋体"/>
+                <w:b w:val="0"/>
+                <w:color w:val="000000"/>
+                <w:sz w:val="20"/>
+              </w:rPr>
+              <w:t>基本测试</w:t>
+            </w:r>
+          </w:p>
+        </w:tc>
+        <w:tc>
+          <w:tcPr>
+            <w:tcW w:type="dxa" w:w="2102"/>
+            <w:vAlign w:val="center"/>
+            <w:tcMar>
+              <w:top w:w="70" w:type="dxa"/>
+              <w:bottom w:w="70" w:type="dxa"/>
+              <w:left w:w="90" w:type="dxa"/>
+              <w:right w:w="90" w:type="dxa"/>
+            </w:tcMar>
+          </w:tcPr>
+          <w:p>
+            <w:pPr>
+              <w:spacing w:after="0" w:line="264" w:lineRule="auto"/>
+              <w:jc w:val="center"/>
+            </w:pPr>
+            <w:r>
+              <w:rPr>
+                <w:rFonts w:ascii="Arial" w:hAnsi="Arial" w:eastAsia="宋体"/>
+                <w:b w:val="0"/>
+                <w:color w:val="000000"/>
+                <w:sz w:val="20"/>
+              </w:rPr>
+              <w:t>通过</w:t>
+            </w:r>
+          </w:p>
+        </w:tc>
+        <w:tc>
+          <w:tcPr>
+            <w:tcW w:type="dxa" w:w="5206"/>
+            <w:vAlign w:val="center"/>
+            <w:tcMar>
+              <w:top w:w="70" w:type="dxa"/>
+              <w:bottom w:w="70" w:type="dxa"/>
+              <w:left w:w="90" w:type="dxa"/>
+              <w:right w:w="90" w:type="dxa"/>
+            </w:tcMar>
+          </w:tcPr>
+          <w:p>
+            <w:pPr>
+              <w:spacing w:after="0" w:line="264" w:lineRule="auto"/>
+            </w:pPr>
+            <w:r>
+              <w:rPr>
+                <w:rFonts w:ascii="Arial" w:hAnsi="Arial" w:eastAsia="宋体"/>
+                <w:b w:val="0"/>
+                <w:color w:val="000000"/>
+                <w:sz w:val="20"/>
+              </w:rPr>
+              <w:t>历史与本次24/24，覆盖非法输入和持久化</w:t>
+            </w:r>
+          </w:p>
+        </w:tc>
+      </w:tr>
+      <w:tr>
+        <w:trPr>
+          <w:cantSplit/>
+        </w:trPr>
+        <w:tc>
+          <w:tcPr>
+            <w:tcW w:type="dxa" w:w="2102"/>
+            <w:vAlign w:val="center"/>
+            <w:tcMar>
+              <w:top w:w="70" w:type="dxa"/>
+              <w:bottom w:w="70" w:type="dxa"/>
+              <w:left w:w="90" w:type="dxa"/>
+              <w:right w:w="90" w:type="dxa"/>
+            </w:tcMar>
+          </w:tcPr>
+          <w:p>
+            <w:pPr>
+              <w:spacing w:after="0" w:line="264" w:lineRule="auto"/>
+              <w:jc w:val="center"/>
+            </w:pPr>
+            <w:r>
+              <w:rPr>
+                <w:rFonts w:ascii="Arial" w:hAnsi="Arial" w:eastAsia="宋体"/>
+                <w:b w:val="0"/>
+                <w:color w:val="000000"/>
+                <w:sz w:val="20"/>
+              </w:rPr>
+              <w:t>关键函数有必要注释</w:t>
+            </w:r>
+          </w:p>
+        </w:tc>
+        <w:tc>
+          <w:tcPr>
+            <w:tcW w:type="dxa" w:w="2102"/>
+            <w:vAlign w:val="center"/>
+            <w:tcMar>
+              <w:top w:w="70" w:type="dxa"/>
+              <w:bottom w:w="70" w:type="dxa"/>
+              <w:left w:w="90" w:type="dxa"/>
+              <w:right w:w="90" w:type="dxa"/>
+            </w:tcMar>
+          </w:tcPr>
+          <w:p>
+            <w:pPr>
+              <w:spacing w:after="0" w:line="264" w:lineRule="auto"/>
+              <w:jc w:val="center"/>
+            </w:pPr>
+            <w:r>
+              <w:rPr>
+                <w:rFonts w:ascii="Arial" w:hAnsi="Arial" w:eastAsia="宋体"/>
+                <w:b w:val="0"/>
+                <w:color w:val="000000"/>
+                <w:sz w:val="20"/>
+              </w:rPr>
+              <w:t>AI静态检查符合</w:t>
+            </w:r>
+          </w:p>
+        </w:tc>
+        <w:tc>
+          <w:tcPr>
+            <w:tcW w:type="dxa" w:w="5206"/>
+            <w:vAlign w:val="center"/>
+            <w:tcMar>
+              <w:top w:w="70" w:type="dxa"/>
+              <w:bottom w:w="70" w:type="dxa"/>
+              <w:left w:w="90" w:type="dxa"/>
+              <w:right w:w="90" w:type="dxa"/>
+            </w:tcMar>
+          </w:tcPr>
+          <w:p>
+            <w:pPr>
+              <w:spacing w:after="0" w:line="264" w:lineRule="auto"/>
+            </w:pPr>
+            <w:r>
+              <w:rPr>
+                <w:rFonts w:ascii="Arial" w:hAnsi="Arial" w:eastAsia="宋体"/>
+                <w:b w:val="0"/>
+                <w:color w:val="000000"/>
+                <w:sz w:val="20"/>
+              </w:rPr>
+              <w:t>领域、路由、数据层注释存在；不代替人工评价</w:t>
+            </w:r>
+          </w:p>
+        </w:tc>
+      </w:tr>
+      <w:tr>
+        <w:trPr>
+          <w:cantSplit/>
+        </w:trPr>
+        <w:tc>
+          <w:tcPr>
+            <w:tcW w:type="dxa" w:w="2102"/>
+            <w:vAlign w:val="center"/>
+            <w:tcMar>
+              <w:top w:w="70" w:type="dxa"/>
+              <w:bottom w:w="70" w:type="dxa"/>
+              <w:left w:w="90" w:type="dxa"/>
+              <w:right w:w="90" w:type="dxa"/>
+            </w:tcMar>
+          </w:tcPr>
+          <w:p>
+            <w:pPr>
+              <w:spacing w:after="0" w:line="264" w:lineRule="auto"/>
+            </w:pPr>
+            <w:r>
+              <w:rPr>
+                <w:rFonts w:ascii="Arial" w:hAnsi="Arial" w:eastAsia="宋体"/>
+                <w:b w:val="0"/>
+                <w:color w:val="000000"/>
+                <w:sz w:val="20"/>
+              </w:rPr>
+              <w:t>AI代码经人工 diff Review</w:t>
+            </w:r>
+          </w:p>
+        </w:tc>
+        <w:tc>
+          <w:tcPr>
+            <w:tcW w:type="dxa" w:w="2102"/>
+            <w:vAlign w:val="center"/>
+            <w:tcMar>
+              <w:top w:w="70" w:type="dxa"/>
+              <w:bottom w:w="70" w:type="dxa"/>
+              <w:left w:w="90" w:type="dxa"/>
+              <w:right w:w="90" w:type="dxa"/>
+            </w:tcMar>
+          </w:tcPr>
+          <w:p>
+            <w:pPr>
+              <w:spacing w:after="0" w:line="264" w:lineRule="auto"/>
+              <w:jc w:val="center"/>
+            </w:pPr>
+            <w:r>
+              <w:rPr>
+                <w:rFonts w:ascii="Arial" w:hAnsi="Arial" w:eastAsia="宋体"/>
+                <w:b w:val="0"/>
+                <w:color w:val="000000"/>
+                <w:sz w:val="20"/>
+              </w:rPr>
+              <w:t>未见独立确认记录</w:t>
+            </w:r>
+          </w:p>
+        </w:tc>
+        <w:tc>
+          <w:tcPr>
+            <w:tcW w:type="dxa" w:w="5206"/>
+            <w:vAlign w:val="center"/>
+            <w:tcMar>
+              <w:top w:w="70" w:type="dxa"/>
+              <w:bottom w:w="70" w:type="dxa"/>
+              <w:left w:w="90" w:type="dxa"/>
+              <w:right w:w="90" w:type="dxa"/>
+            </w:tcMar>
+          </w:tcPr>
+          <w:p>
+            <w:pPr>
+              <w:spacing w:after="0" w:line="264" w:lineRule="auto"/>
+            </w:pPr>
+            <w:r>
+              <w:rPr>
+                <w:rFonts w:ascii="Arial" w:hAnsi="Arial" w:eastAsia="宋体"/>
+                <w:b w:val="0"/>
+                <w:color w:val="000000"/>
+                <w:sz w:val="20"/>
+              </w:rPr>
+              <w:t>AI代码审查与人工操作 Demo 不能替代此项</w:t>
+            </w:r>
+          </w:p>
+        </w:tc>
+      </w:tr>
+      <w:tr>
+        <w:trPr>
+          <w:cantSplit/>
+        </w:trPr>
+        <w:tc>
+          <w:tcPr>
+            <w:tcW w:type="dxa" w:w="2102"/>
+            <w:vAlign w:val="center"/>
+            <w:tcMar>
+              <w:top w:w="70" w:type="dxa"/>
+              <w:bottom w:w="70" w:type="dxa"/>
+              <w:left w:w="90" w:type="dxa"/>
+              <w:right w:w="90" w:type="dxa"/>
+            </w:tcMar>
+          </w:tcPr>
+          <w:p>
+            <w:pPr>
+              <w:spacing w:after="0" w:line="264" w:lineRule="auto"/>
+              <w:jc w:val="center"/>
+            </w:pPr>
+            <w:r>
+              <w:rPr>
+                <w:rFonts w:ascii="Arial" w:hAnsi="Arial" w:eastAsia="宋体"/>
+                <w:b w:val="0"/>
+                <w:color w:val="000000"/>
+                <w:sz w:val="20"/>
+              </w:rPr>
+              <w:t>集成后正常运行</w:t>
+            </w:r>
+          </w:p>
+        </w:tc>
+        <w:tc>
+          <w:tcPr>
+            <w:tcW w:type="dxa" w:w="2102"/>
+            <w:vAlign w:val="center"/>
+            <w:tcMar>
+              <w:top w:w="70" w:type="dxa"/>
+              <w:bottom w:w="70" w:type="dxa"/>
+              <w:left w:w="90" w:type="dxa"/>
+              <w:right w:w="90" w:type="dxa"/>
+            </w:tcMar>
+          </w:tcPr>
+          <w:p>
+            <w:pPr>
+              <w:spacing w:after="0" w:line="264" w:lineRule="auto"/>
+            </w:pPr>
+            <w:r>
+              <w:rPr>
+                <w:rFonts w:ascii="Arial" w:hAnsi="Arial" w:eastAsia="宋体"/>
+                <w:b w:val="0"/>
+                <w:color w:val="000000"/>
+                <w:sz w:val="20"/>
+              </w:rPr>
+              <w:t>develop 已验证</w:t>
+            </w:r>
+          </w:p>
+        </w:tc>
+        <w:tc>
+          <w:tcPr>
+            <w:tcW w:type="dxa" w:w="5206"/>
+            <w:vAlign w:val="center"/>
+            <w:tcMar>
+              <w:top w:w="70" w:type="dxa"/>
+              <w:bottom w:w="70" w:type="dxa"/>
+              <w:left w:w="90" w:type="dxa"/>
+              <w:right w:w="90" w:type="dxa"/>
+            </w:tcMar>
+          </w:tcPr>
+          <w:p>
+            <w:pPr>
+              <w:spacing w:after="0" w:line="264" w:lineRule="auto"/>
+            </w:pPr>
+            <w:r>
+              <w:rPr>
+                <w:rFonts w:ascii="Arial" w:hAnsi="Arial" w:eastAsia="宋体"/>
+                <w:b w:val="0"/>
+                <w:color w:val="000000"/>
+                <w:sz w:val="20"/>
+              </w:rPr>
+              <w:t>34b3df7 合并；main 未合入，不能宣称 main 已验收</w:t>
+            </w:r>
+          </w:p>
+        </w:tc>
+      </w:tr>
+      <w:tr>
+        <w:trPr>
+          <w:cantSplit/>
+        </w:trPr>
+        <w:tc>
+          <w:tcPr>
+            <w:tcW w:type="dxa" w:w="2102"/>
+            <w:vAlign w:val="center"/>
+            <w:tcMar>
+              <w:top w:w="70" w:type="dxa"/>
+              <w:bottom w:w="70" w:type="dxa"/>
+              <w:left w:w="90" w:type="dxa"/>
+              <w:right w:w="90" w:type="dxa"/>
+            </w:tcMar>
+          </w:tcPr>
+          <w:p>
+            <w:pPr>
+              <w:spacing w:after="0" w:line="264" w:lineRule="auto"/>
+              <w:jc w:val="center"/>
+            </w:pPr>
+            <w:r>
+              <w:rPr>
+                <w:rFonts w:ascii="Arial" w:hAnsi="Arial" w:eastAsia="宋体"/>
+                <w:b w:val="0"/>
+                <w:color w:val="000000"/>
+                <w:sz w:val="20"/>
+              </w:rPr>
+              <w:t>有可核验证据</w:t>
+            </w:r>
+          </w:p>
+        </w:tc>
+        <w:tc>
+          <w:tcPr>
+            <w:tcW w:type="dxa" w:w="2102"/>
+            <w:vAlign w:val="center"/>
+            <w:tcMar>
+              <w:top w:w="70" w:type="dxa"/>
+              <w:bottom w:w="70" w:type="dxa"/>
+              <w:left w:w="90" w:type="dxa"/>
+              <w:right w:w="90" w:type="dxa"/>
+            </w:tcMar>
+          </w:tcPr>
+          <w:p>
+            <w:pPr>
+              <w:spacing w:after="0" w:line="264" w:lineRule="auto"/>
+              <w:jc w:val="center"/>
+            </w:pPr>
+            <w:r>
+              <w:rPr>
+                <w:rFonts w:ascii="Arial" w:hAnsi="Arial" w:eastAsia="宋体"/>
+                <w:b w:val="0"/>
+                <w:color w:val="000000"/>
+                <w:sz w:val="20"/>
+              </w:rPr>
+              <w:t>已有技术证据</w:t>
+            </w:r>
+          </w:p>
+        </w:tc>
+        <w:tc>
+          <w:tcPr>
+            <w:tcW w:type="dxa" w:w="5206"/>
+            <w:vAlign w:val="center"/>
+            <w:tcMar>
+              <w:top w:w="70" w:type="dxa"/>
+              <w:bottom w:w="70" w:type="dxa"/>
+              <w:left w:w="90" w:type="dxa"/>
+              <w:right w:w="90" w:type="dxa"/>
+            </w:tcMar>
+          </w:tcPr>
+          <w:p>
+            <w:pPr>
+              <w:spacing w:after="0" w:line="264" w:lineRule="auto"/>
+            </w:pPr>
+            <w:r>
+              <w:rPr>
+                <w:rFonts w:ascii="Arial" w:hAnsi="Arial" w:eastAsia="宋体"/>
+                <w:b w:val="0"/>
+                <w:color w:val="000000"/>
+                <w:sz w:val="20"/>
+              </w:rPr>
+              <w:t>TAP、浏览器JSON、截图、Git；人工 Demo 来源为用户确认</w:t>
+            </w:r>
+          </w:p>
+        </w:tc>
+      </w:tr>
+    </w:tbl>
+    <w:p>
+      <w:pPr>
+        <w:spacing w:after="0" w:line="80" w:lineRule="exact"/>
+      </w:pPr>
+      <w:r>
+        <w:rPr>
+          <w:rFonts w:ascii="Arial" w:hAnsi="Arial" w:eastAsia="宋体"/>
+          <w:b w:val="0"/>
+          <w:color w:val="000000"/>
+          <w:sz w:val="2"/>
+        </w:rPr>
       </w:r>
     </w:p>
     <w:p>
-      <w:pPr/>
       <w:r>
-        <w:rPr>
-          <w:rFonts w:ascii="Microsoft YaHei" w:hAnsi="Microsoft YaHei" w:eastAsia="Microsoft YaHei"/>
-          <w:b/>
-          <w:color w:val="000000"/>
-        </w:rPr>
-        <w:t>US01 演示成功：</w:t>
-      </w:r>
-      <w:r>
-        <w:t>是（2026-09-22）</w:t>
-      </w:r>
-    </w:p>
-    <w:p>
-      <w:pPr/>
-      <w:r>
-        <w:rPr>
-          <w:rFonts w:ascii="Microsoft YaHei" w:hAnsi="Microsoft YaHei" w:eastAsia="Microsoft YaHei"/>
-          <w:b/>
-          <w:color w:val="000000"/>
-        </w:rPr>
-        <w:t>US04 演示成功：</w:t>
-      </w:r>
-      <w:r>
-        <w:t>是（2026-09-22）</w:t>
-      </w:r>
-    </w:p>
-    <w:p>
-      <w:pPr/>
-      <w:r>
-        <w:rPr>
-          <w:rFonts w:ascii="Microsoft YaHei" w:hAnsi="Microsoft YaHei" w:eastAsia="Microsoft YaHei"/>
-          <w:b/>
-          <w:color w:val="000000"/>
-        </w:rPr>
-        <w:t>US05 演示成功：</w:t>
-      </w:r>
-      <w:r>
-        <w:t>是（2026-09-22）</w:t>
-      </w:r>
-    </w:p>
-    <w:p>
-      <w:pPr/>
-      <w:r>
-        <w:rPr>
-          <w:rFonts w:ascii="Microsoft YaHei" w:hAnsi="Microsoft YaHei" w:eastAsia="Microsoft YaHei"/>
-          <w:b/>
-          <w:color w:val="000000"/>
-        </w:rPr>
-        <w:t>Sprint Goal 达成：</w:t>
-      </w:r>
-      <w:r>
-        <w:t>待确认</w:t>
-      </w:r>
-    </w:p>
-    <w:p>
-      <w:pPr/>
-      <w:r>
-        <w:rPr>
-          <w:rFonts w:ascii="Microsoft YaHei" w:hAnsi="Microsoft YaHei" w:eastAsia="Microsoft YaHei"/>
-          <w:b/>
-          <w:color w:val="000000"/>
-        </w:rPr>
-        <w:t>所有 Story 达到 DoD：</w:t>
-      </w:r>
-      <w:r>
-        <w:t>待确认</w:t>
-      </w:r>
-    </w:p>
-    <w:p>
-      <w:pPr/>
-      <w:r>
-        <w:rPr>
-          <w:rFonts w:ascii="Microsoft YaHei" w:hAnsi="Microsoft YaHei" w:eastAsia="Microsoft YaHei"/>
-          <w:b/>
-          <w:color w:val="000000"/>
-        </w:rPr>
-        <w:t>无未完成 Story：</w:t>
-      </w:r>
-      <w:r>
-        <w:t>待确认</w:t>
+        <w:t>据现有证据，技术目标已完成，正式 DoD 的人工审查项仍无法核验。AI 互动日志也有原始会话缺口，应在课程过程合规评价中单独披露，不通过事后报告补成完整原始日志。</w:t>
       </w:r>
     </w:p>
     <w:p>
@@ -545,13 +1500,22 @@
         <w:pStyle w:val="Heading1"/>
       </w:pPr>
       <w:r>
-        <w:t>六、未完成用户故事</w:t>
+        <w:t>六 反馈与后续产品方向</w:t>
       </w:r>
     </w:p>
     <w:p>
-      <w:pPr/>
       <w:r>
-        <w:t>待会议填写</w:t>
+        <w:t>未留存独立干系人反馈记录。本节不补造外部评价。</w:t>
+      </w:r>
+    </w:p>
+    <w:p>
+      <w:r>
+        <w:t>已有 Product Backlog 的 Sprint 2 方向为 US02 登录、US03 基础权限、US06 优先级及截止时间与验收字段、US07 迭代和任务归属、US10 状态统计。该方向来自实验一正式规划，不因本次整理新增。实施前应以当前共享成员和任务模型为基础再细化权限与字段迁移。</w:t>
+      </w:r>
+    </w:p>
+    <w:p>
+      <w:r>
+        <w:t>本轮分析形成的过程建议是提前确定公共模型与异常契约、同步保存 AI 原始会话和人工 diff 审查、保留独立集成窗口与隔离测试数据。这些建议尚无独立会议表决记录，不写成全体成员已经投票通过的决策。</w:t>
       </w:r>
     </w:p>
     <w:p>
@@ -559,13 +1523,496 @@
         <w:pStyle w:val="Heading1"/>
       </w:pPr>
       <w:r>
-        <w:t>七、干系人反馈</w:t>
+        <w:t>七 评审后的建议行动</w:t>
+      </w:r>
+    </w:p>
+    <w:tbl>
+      <w:tblPr>
+        <w:tblW w:type="auto" w:w="0"/>
+        <w:jc w:val="center"/>
+        <w:tblLayout w:type="fixed"/>
+        <w:tblLook w:firstColumn="1" w:firstRow="1" w:lastColumn="0" w:lastRow="0" w:noHBand="0" w:noVBand="1" w:val="04A0"/>
+        <w:tblBorders>
+          <w:top w:val="single" w:sz="4" w:color="D9D9D9"/>
+          <w:left w:val="single" w:sz="4" w:color="D9D9D9"/>
+          <w:bottom w:val="single" w:sz="4" w:color="D9D9D9"/>
+          <w:right w:val="single" w:sz="4" w:color="D9D9D9"/>
+          <w:insideH w:val="single" w:sz="4" w:color="D9D9D9"/>
+          <w:insideV w:val="single" w:sz="4" w:color="D9D9D9"/>
+        </w:tblBorders>
+      </w:tblPr>
+      <w:tblGrid>
+        <w:gridCol w:w="2992"/>
+        <w:gridCol w:w="1737"/>
+        <w:gridCol w:w="1834"/>
+        <w:gridCol w:w="2847"/>
+      </w:tblGrid>
+      <w:tr>
+        <w:trPr>
+          <w:tblHeader/>
+          <w:cantSplit/>
+        </w:trPr>
+        <w:tc>
+          <w:tcPr>
+            <w:tcW w:type="dxa" w:w="2992"/>
+            <w:vAlign w:val="center"/>
+            <w:tcMar>
+              <w:top w:w="70" w:type="dxa"/>
+              <w:bottom w:w="70" w:type="dxa"/>
+              <w:left w:w="90" w:type="dxa"/>
+              <w:right w:w="90" w:type="dxa"/>
+            </w:tcMar>
+            <w:shd w:fill="E7E6E6"/>
+          </w:tcPr>
+          <w:p>
+            <w:pPr>
+              <w:spacing w:after="0" w:line="264" w:lineRule="auto"/>
+              <w:jc w:val="center"/>
+            </w:pPr>
+            <w:r>
+              <w:rPr>
+                <w:rFonts w:ascii="Arial" w:hAnsi="Arial" w:eastAsia="宋体"/>
+                <w:b/>
+                <w:color w:val="000000"/>
+                <w:sz w:val="20"/>
+              </w:rPr>
+              <w:t>建议行动</w:t>
+            </w:r>
+          </w:p>
+        </w:tc>
+        <w:tc>
+          <w:tcPr>
+            <w:tcW w:type="dxa" w:w="1737"/>
+            <w:vAlign w:val="center"/>
+            <w:tcMar>
+              <w:top w:w="70" w:type="dxa"/>
+              <w:bottom w:w="70" w:type="dxa"/>
+              <w:left w:w="90" w:type="dxa"/>
+              <w:right w:w="90" w:type="dxa"/>
+            </w:tcMar>
+            <w:shd w:fill="E7E6E6"/>
+          </w:tcPr>
+          <w:p>
+            <w:pPr>
+              <w:spacing w:after="0" w:line="264" w:lineRule="auto"/>
+              <w:jc w:val="center"/>
+            </w:pPr>
+            <w:r>
+              <w:rPr>
+                <w:rFonts w:ascii="Arial" w:hAnsi="Arial" w:eastAsia="宋体"/>
+                <w:b/>
+                <w:color w:val="000000"/>
+                <w:sz w:val="20"/>
+              </w:rPr>
+              <w:t>建议责任人</w:t>
+            </w:r>
+          </w:p>
+        </w:tc>
+        <w:tc>
+          <w:tcPr>
+            <w:tcW w:type="dxa" w:w="1834"/>
+            <w:vAlign w:val="center"/>
+            <w:tcMar>
+              <w:top w:w="70" w:type="dxa"/>
+              <w:bottom w:w="70" w:type="dxa"/>
+              <w:left w:w="90" w:type="dxa"/>
+              <w:right w:w="90" w:type="dxa"/>
+            </w:tcMar>
+            <w:shd w:fill="E7E6E6"/>
+          </w:tcPr>
+          <w:p>
+            <w:pPr>
+              <w:spacing w:after="0" w:line="264" w:lineRule="auto"/>
+              <w:jc w:val="center"/>
+            </w:pPr>
+            <w:r>
+              <w:rPr>
+                <w:rFonts w:ascii="Arial" w:hAnsi="Arial" w:eastAsia="宋体"/>
+                <w:b/>
+                <w:color w:val="000000"/>
+                <w:sz w:val="20"/>
+              </w:rPr>
+              <w:t>建议完成阶段</w:t>
+            </w:r>
+          </w:p>
+        </w:tc>
+        <w:tc>
+          <w:tcPr>
+            <w:tcW w:type="dxa" w:w="2847"/>
+            <w:vAlign w:val="center"/>
+            <w:tcMar>
+              <w:top w:w="70" w:type="dxa"/>
+              <w:bottom w:w="70" w:type="dxa"/>
+              <w:left w:w="90" w:type="dxa"/>
+              <w:right w:w="90" w:type="dxa"/>
+            </w:tcMar>
+            <w:shd w:fill="E7E6E6"/>
+          </w:tcPr>
+          <w:p>
+            <w:pPr>
+              <w:spacing w:after="0" w:line="264" w:lineRule="auto"/>
+              <w:jc w:val="center"/>
+            </w:pPr>
+            <w:r>
+              <w:rPr>
+                <w:rFonts w:ascii="Arial" w:hAnsi="Arial" w:eastAsia="宋体"/>
+                <w:b/>
+                <w:color w:val="000000"/>
+                <w:sz w:val="20"/>
+              </w:rPr>
+              <w:t>依据</w:t>
+            </w:r>
+          </w:p>
+        </w:tc>
+      </w:tr>
+      <w:tr>
+        <w:trPr>
+          <w:cantSplit/>
+        </w:trPr>
+        <w:tc>
+          <w:tcPr>
+            <w:tcW w:type="dxa" w:w="2992"/>
+            <w:vAlign w:val="center"/>
+            <w:tcMar>
+              <w:top w:w="70" w:type="dxa"/>
+              <w:bottom w:w="70" w:type="dxa"/>
+              <w:left w:w="90" w:type="dxa"/>
+              <w:right w:w="90" w:type="dxa"/>
+            </w:tcMar>
+          </w:tcPr>
+          <w:p>
+            <w:pPr>
+              <w:spacing w:after="0" w:line="264" w:lineRule="auto"/>
+            </w:pPr>
+            <w:r>
+              <w:rPr>
+                <w:rFonts w:ascii="Arial" w:hAnsi="Arial" w:eastAsia="宋体"/>
+                <w:b w:val="0"/>
+                <w:color w:val="000000"/>
+                <w:sz w:val="20"/>
+              </w:rPr>
+              <w:t>保存人工 diff 阅读范围、结论与版本</w:t>
+            </w:r>
+          </w:p>
+        </w:tc>
+        <w:tc>
+          <w:tcPr>
+            <w:tcW w:type="dxa" w:w="1737"/>
+            <w:vAlign w:val="center"/>
+            <w:tcMar>
+              <w:top w:w="70" w:type="dxa"/>
+              <w:bottom w:w="70" w:type="dxa"/>
+              <w:left w:w="90" w:type="dxa"/>
+              <w:right w:w="90" w:type="dxa"/>
+            </w:tcMar>
+          </w:tcPr>
+          <w:p>
+            <w:pPr>
+              <w:spacing w:after="0" w:line="264" w:lineRule="auto"/>
+              <w:jc w:val="center"/>
+            </w:pPr>
+            <w:r>
+              <w:rPr>
+                <w:rFonts w:ascii="Arial" w:hAnsi="Arial" w:eastAsia="宋体"/>
+                <w:b w:val="0"/>
+                <w:color w:val="000000"/>
+                <w:sz w:val="20"/>
+              </w:rPr>
+              <w:t>杨浩伟及各故事负责人</w:t>
+            </w:r>
+          </w:p>
+        </w:tc>
+        <w:tc>
+          <w:tcPr>
+            <w:tcW w:type="dxa" w:w="1834"/>
+            <w:vAlign w:val="center"/>
+            <w:tcMar>
+              <w:top w:w="70" w:type="dxa"/>
+              <w:bottom w:w="70" w:type="dxa"/>
+              <w:left w:w="90" w:type="dxa"/>
+              <w:right w:w="90" w:type="dxa"/>
+            </w:tcMar>
+          </w:tcPr>
+          <w:p>
+            <w:pPr>
+              <w:spacing w:after="0" w:line="264" w:lineRule="auto"/>
+            </w:pPr>
+            <w:r>
+              <w:rPr>
+                <w:rFonts w:ascii="Arial" w:hAnsi="Arial" w:eastAsia="宋体"/>
+                <w:b w:val="0"/>
+                <w:color w:val="000000"/>
+                <w:sz w:val="20"/>
+              </w:rPr>
+              <w:t>后续正式 DoD 确认前</w:t>
+            </w:r>
+          </w:p>
+        </w:tc>
+        <w:tc>
+          <w:tcPr>
+            <w:tcW w:type="dxa" w:w="2847"/>
+            <w:vAlign w:val="center"/>
+            <w:tcMar>
+              <w:top w:w="70" w:type="dxa"/>
+              <w:bottom w:w="70" w:type="dxa"/>
+              <w:left w:w="90" w:type="dxa"/>
+              <w:right w:w="90" w:type="dxa"/>
+            </w:tcMar>
+          </w:tcPr>
+          <w:p>
+            <w:pPr>
+              <w:spacing w:after="0" w:line="264" w:lineRule="auto"/>
+            </w:pPr>
+            <w:r>
+              <w:rPr>
+                <w:rFonts w:ascii="Arial" w:hAnsi="Arial" w:eastAsia="宋体"/>
+                <w:b w:val="0"/>
+                <w:color w:val="000000"/>
+                <w:sz w:val="20"/>
+              </w:rPr>
+              <w:t>当前缺少独立审查记录，不倒签历史</w:t>
+            </w:r>
+          </w:p>
+        </w:tc>
+      </w:tr>
+      <w:tr>
+        <w:trPr>
+          <w:cantSplit/>
+        </w:trPr>
+        <w:tc>
+          <w:tcPr>
+            <w:tcW w:type="dxa" w:w="2992"/>
+            <w:vAlign w:val="center"/>
+            <w:tcMar>
+              <w:top w:w="70" w:type="dxa"/>
+              <w:bottom w:w="70" w:type="dxa"/>
+              <w:left w:w="90" w:type="dxa"/>
+              <w:right w:w="90" w:type="dxa"/>
+            </w:tcMar>
+          </w:tcPr>
+          <w:p>
+            <w:pPr>
+              <w:spacing w:after="0" w:line="264" w:lineRule="auto"/>
+            </w:pPr>
+            <w:r>
+              <w:rPr>
+                <w:rFonts w:ascii="Arial" w:hAnsi="Arial" w:eastAsia="宋体"/>
+                <w:b w:val="0"/>
+                <w:color w:val="000000"/>
+                <w:sz w:val="20"/>
+              </w:rPr>
+              <w:t>细化既有 Sprint 2 故事与公共字段契约</w:t>
+            </w:r>
+          </w:p>
+        </w:tc>
+        <w:tc>
+          <w:tcPr>
+            <w:tcW w:type="dxa" w:w="1737"/>
+            <w:vAlign w:val="center"/>
+            <w:tcMar>
+              <w:top w:w="70" w:type="dxa"/>
+              <w:bottom w:w="70" w:type="dxa"/>
+              <w:left w:w="90" w:type="dxa"/>
+              <w:right w:w="90" w:type="dxa"/>
+            </w:tcMar>
+          </w:tcPr>
+          <w:p>
+            <w:pPr>
+              <w:spacing w:after="0" w:line="264" w:lineRule="auto"/>
+              <w:jc w:val="center"/>
+            </w:pPr>
+            <w:r>
+              <w:rPr>
+                <w:rFonts w:ascii="Arial" w:hAnsi="Arial" w:eastAsia="宋体"/>
+                <w:b w:val="0"/>
+                <w:color w:val="000000"/>
+                <w:sz w:val="20"/>
+              </w:rPr>
+              <w:t>彭佳成、朱传玺</w:t>
+            </w:r>
+          </w:p>
+        </w:tc>
+        <w:tc>
+          <w:tcPr>
+            <w:tcW w:type="dxa" w:w="1834"/>
+            <w:vAlign w:val="center"/>
+            <w:tcMar>
+              <w:top w:w="70" w:type="dxa"/>
+              <w:bottom w:w="70" w:type="dxa"/>
+              <w:left w:w="90" w:type="dxa"/>
+              <w:right w:w="90" w:type="dxa"/>
+            </w:tcMar>
+          </w:tcPr>
+          <w:p>
+            <w:pPr>
+              <w:spacing w:after="0" w:line="264" w:lineRule="auto"/>
+              <w:jc w:val="center"/>
+            </w:pPr>
+            <w:r>
+              <w:rPr>
+                <w:rFonts w:ascii="Arial" w:hAnsi="Arial" w:eastAsia="宋体"/>
+                <w:b w:val="0"/>
+                <w:color w:val="000000"/>
+                <w:sz w:val="20"/>
+              </w:rPr>
+              <w:t>下一轮计划与开发前</w:t>
+            </w:r>
+          </w:p>
+        </w:tc>
+        <w:tc>
+          <w:tcPr>
+            <w:tcW w:type="dxa" w:w="2847"/>
+            <w:vAlign w:val="center"/>
+            <w:tcMar>
+              <w:top w:w="70" w:type="dxa"/>
+              <w:bottom w:w="70" w:type="dxa"/>
+              <w:left w:w="90" w:type="dxa"/>
+              <w:right w:w="90" w:type="dxa"/>
+            </w:tcMar>
+          </w:tcPr>
+          <w:p>
+            <w:pPr>
+              <w:spacing w:after="0" w:line="264" w:lineRule="auto"/>
+            </w:pPr>
+            <w:r>
+              <w:rPr>
+                <w:rFonts w:ascii="Arial" w:hAnsi="Arial" w:eastAsia="宋体"/>
+                <w:b w:val="0"/>
+                <w:color w:val="000000"/>
+                <w:sz w:val="20"/>
+              </w:rPr>
+              <w:t>沿用实验一 Backlog，防止编号与模型漂移</w:t>
+            </w:r>
+          </w:p>
+        </w:tc>
+      </w:tr>
+      <w:tr>
+        <w:trPr>
+          <w:cantSplit/>
+        </w:trPr>
+        <w:tc>
+          <w:tcPr>
+            <w:tcW w:type="dxa" w:w="2992"/>
+            <w:vAlign w:val="center"/>
+            <w:tcMar>
+              <w:top w:w="70" w:type="dxa"/>
+              <w:bottom w:w="70" w:type="dxa"/>
+              <w:left w:w="90" w:type="dxa"/>
+              <w:right w:w="90" w:type="dxa"/>
+            </w:tcMar>
+          </w:tcPr>
+          <w:p>
+            <w:pPr>
+              <w:spacing w:after="0" w:line="264" w:lineRule="auto"/>
+            </w:pPr>
+            <w:r>
+              <w:rPr>
+                <w:rFonts w:ascii="Arial" w:hAnsi="Arial" w:eastAsia="宋体"/>
+                <w:b w:val="0"/>
+                <w:color w:val="000000"/>
+                <w:sz w:val="20"/>
+              </w:rPr>
+              <w:t>原始会话同步归档并标注来源类别</w:t>
+            </w:r>
+          </w:p>
+        </w:tc>
+        <w:tc>
+          <w:tcPr>
+            <w:tcW w:type="dxa" w:w="1737"/>
+            <w:vAlign w:val="center"/>
+            <w:tcMar>
+              <w:top w:w="70" w:type="dxa"/>
+              <w:bottom w:w="70" w:type="dxa"/>
+              <w:left w:w="90" w:type="dxa"/>
+              <w:right w:w="90" w:type="dxa"/>
+            </w:tcMar>
+          </w:tcPr>
+          <w:p>
+            <w:pPr>
+              <w:spacing w:after="0" w:line="264" w:lineRule="auto"/>
+              <w:jc w:val="center"/>
+            </w:pPr>
+            <w:r>
+              <w:rPr>
+                <w:rFonts w:ascii="Arial" w:hAnsi="Arial" w:eastAsia="宋体"/>
+                <w:b w:val="0"/>
+                <w:color w:val="000000"/>
+                <w:sz w:val="20"/>
+              </w:rPr>
+              <w:t>何健翔及各故事负责人</w:t>
+            </w:r>
+          </w:p>
+        </w:tc>
+        <w:tc>
+          <w:tcPr>
+            <w:tcW w:type="dxa" w:w="1834"/>
+            <w:vAlign w:val="center"/>
+            <w:tcMar>
+              <w:top w:w="70" w:type="dxa"/>
+              <w:bottom w:w="70" w:type="dxa"/>
+              <w:left w:w="90" w:type="dxa"/>
+              <w:right w:w="90" w:type="dxa"/>
+            </w:tcMar>
+          </w:tcPr>
+          <w:p>
+            <w:pPr>
+              <w:spacing w:after="0" w:line="264" w:lineRule="auto"/>
+            </w:pPr>
+            <w:r>
+              <w:rPr>
+                <w:rFonts w:ascii="Arial" w:hAnsi="Arial" w:eastAsia="宋体"/>
+                <w:b w:val="0"/>
+                <w:color w:val="000000"/>
+                <w:sz w:val="20"/>
+              </w:rPr>
+              <w:t>下一轮每次交互与合并前</w:t>
+            </w:r>
+          </w:p>
+        </w:tc>
+        <w:tc>
+          <w:tcPr>
+            <w:tcW w:type="dxa" w:w="2847"/>
+            <w:vAlign w:val="center"/>
+            <w:tcMar>
+              <w:top w:w="70" w:type="dxa"/>
+              <w:bottom w:w="70" w:type="dxa"/>
+              <w:left w:w="90" w:type="dxa"/>
+              <w:right w:w="90" w:type="dxa"/>
+            </w:tcMar>
+          </w:tcPr>
+          <w:p>
+            <w:pPr>
+              <w:spacing w:after="0" w:line="264" w:lineRule="auto"/>
+            </w:pPr>
+            <w:r>
+              <w:rPr>
+                <w:rFonts w:ascii="Arial" w:hAnsi="Arial" w:eastAsia="宋体"/>
+                <w:b w:val="0"/>
+                <w:color w:val="000000"/>
+                <w:sz w:val="20"/>
+              </w:rPr>
+              <w:t>本轮17条混合记录不等于完整原始会话</w:t>
+            </w:r>
+          </w:p>
+        </w:tc>
+      </w:tr>
+    </w:tbl>
+    <w:p>
+      <w:pPr>
+        <w:spacing w:after="0" w:line="80" w:lineRule="exact"/>
+      </w:pPr>
+      <w:r>
+        <w:rPr>
+          <w:rFonts w:ascii="Arial" w:hAnsi="Arial" w:eastAsia="宋体"/>
+          <w:b w:val="0"/>
+          <w:color w:val="000000"/>
+          <w:sz w:val="2"/>
+        </w:rPr>
       </w:r>
     </w:p>
     <w:p>
-      <w:pPr/>
       <w:r>
-        <w:t>待会议填写</w:t>
+        <w:t>未记录具体日期承诺，不杜撰行动项的实际截止时间。上述阶段是本次整理提出的建议。</w:t>
       </w:r>
     </w:p>
     <w:p>
@@ -573,33 +2020,23 @@
         <w:pStyle w:val="Heading1"/>
       </w:pPr>
       <w:r>
-        <w:t>八、Product Backlog 调整</w:t>
+        <w:t>八 结论与证据索引</w:t>
       </w:r>
     </w:p>
     <w:p>
-      <w:pPr/>
       <w:r>
-        <w:t>待会议填写</w:t>
+        <w:t>本轮完成了成员查看、创建分配和状态更新的本地协作闭环；全量测试、历史浏览器检查与 DRI 人工 Demo 对技术交付提供相互补充的证据。完整正式 DoD、独立会议事实和完整原始 AI 会话仍有证据界限。该增量可以作为后续登录权限、任务属性和统计的代码基础，课程提交时应连同这些来源说明呈现。</w:t>
       </w:r>
     </w:p>
     <w:p>
-      <w:pPr>
-        <w:pStyle w:val="Heading1"/>
-      </w:pPr>
       <w:r>
-        <w:t>九、Action Items</w:t>
-      </w:r>
-    </w:p>
-    <w:p>
-      <w:pPr/>
-      <w:r>
-        <w:t>待会议填写</w:t>
+        <w:t>检索入口：docs/evidence.md、docs/dod.md、docs/code-review.md、docs/ai-interactions.md；真实合并提交 cc7c937、34b3df7，Demo 文档更新提交 184ca75。没有 GitHub PR，不补造 PR 地址。</w:t>
       </w:r>
     </w:p>
     <w:sectPr>
       <w:footerReference w:type="default" r:id="rId9"/>
-      <w:pgSz w:w="12240" w:h="15840"/>
-      <w:pgMar w:top="1123" w:right="1181" w:bottom="1037" w:left="1181" w:header="720" w:footer="720" w:gutter="0"/>
+      <w:pgSz w:w="11906" w:h="16838"/>
+      <w:pgMar w:top="1134" w:right="1247" w:bottom="1134" w:left="1247" w:header="720" w:footer="720" w:gutter="0"/>
       <w:cols w:space="720"/>
       <w:docGrid w:linePitch="360"/>
     </w:sectPr>
@@ -616,15 +2053,22 @@
     </w:pPr>
     <w:r>
       <w:rPr>
-        <w:rFonts w:ascii="Microsoft YaHei" w:hAnsi="Microsoft YaHei" w:eastAsia="Microsoft YaHei"/>
-        <w:color w:val="666666"/>
+        <w:rFonts w:ascii="Arial" w:hAnsi="Arial" w:eastAsia="宋体"/>
+        <w:b w:val="0"/>
+        <w:color w:val="000000"/>
         <w:sz w:val="18"/>
       </w:rPr>
-      <w:fldChar w:fldCharType="begin"/>
-      <w:instrText xml:space="preserve"> PAGE </w:instrText>
-      <w:fldChar w:fldCharType="separate"/>
-      <w:t>1</w:t>
-      <w:fldChar w:fldCharType="end"/>
+      <w:t xml:space="preserve">第 </w:t>
+    </w:r>
+    <w:fldSimple w:instr="PAGE"/>
+    <w:r>
+      <w:rPr>
+        <w:rFonts w:ascii="Arial" w:hAnsi="Arial" w:eastAsia="宋体"/>
+        <w:b w:val="0"/>
+        <w:color w:val="000000"/>
+        <w:sz w:val="18"/>
+      </w:rPr>
+      <w:t xml:space="preserve"> 页</w:t>
     </w:r>
   </w:p>
 </w:ftr>
@@ -994,10 +2438,12 @@
     <w:qFormat/>
     <w:rsid w:val="00FC693F"/>
     <w:pPr>
-      <w:spacing w:after="100" w:line="276" w:lineRule="auto"/>
+      <w:widowControl/>
+      <w:spacing w:after="80" w:before="0" w:line="276" w:lineRule="auto"/>
     </w:pPr>
     <w:rPr>
-      <w:rFonts w:ascii="Microsoft YaHei" w:hAnsi="Microsoft YaHei" w:eastAsia="Microsoft YaHei"/>
+      <w:rFonts w:ascii="Arial" w:hAnsi="Arial" w:eastAsia="宋体"/>
+      <w:b w:val="0"/>
       <w:color w:val="000000"/>
       <w:sz w:val="22"/>
     </w:rPr>
@@ -1057,11 +2503,12 @@
     <w:pPr>
       <w:keepNext/>
       <w:keepLines/>
-      <w:spacing w:before="260" w:after="120"/>
+      <w:widowControl/>
+      <w:spacing w:before="160" w:after="120" w:line="276" w:lineRule="auto"/>
       <w:outlineLvl w:val="0"/>
     </w:pPr>
     <w:rPr>
-      <w:rFonts w:asciiTheme="majorHAnsi" w:eastAsiaTheme="majorEastAsia" w:hAnsiTheme="majorHAnsi" w:cstheme="majorBidi" w:ascii="Microsoft YaHei" w:hAnsi="Microsoft YaHei" w:eastAsia="Microsoft YaHei"/>
+      <w:rFonts w:ascii="Arial" w:hAnsi="Arial" w:eastAsia="黑体"/>
       <w:b/>
       <w:bCs/>
       <w:color w:val="000000"/>
@@ -1081,11 +2528,12 @@
     <w:pPr>
       <w:keepNext/>
       <w:keepLines/>
-      <w:spacing w:before="180" w:after="80"/>
+      <w:widowControl/>
+      <w:spacing w:before="160" w:after="120" w:line="276" w:lineRule="auto"/>
       <w:outlineLvl w:val="1"/>
     </w:pPr>
     <w:rPr>
-      <w:rFonts w:asciiTheme="majorHAnsi" w:eastAsiaTheme="majorEastAsia" w:hAnsiTheme="majorHAnsi" w:cstheme="majorBidi" w:ascii="Microsoft YaHei" w:hAnsi="Microsoft YaHei" w:eastAsia="Microsoft YaHei"/>
+      <w:rFonts w:ascii="Arial" w:hAnsi="Arial" w:eastAsia="黑体"/>
       <w:b/>
       <w:bCs/>
       <w:color w:val="000000"/>
@@ -1112,7 +2560,7 @@
       <w:rFonts w:asciiTheme="majorHAnsi" w:eastAsiaTheme="majorEastAsia" w:hAnsiTheme="majorHAnsi" w:cstheme="majorBidi"/>
       <w:b/>
       <w:bCs/>
-      <w:color w:val="4F81BD" w:themeColor="accent1"/>
+      <w:color w:val="000000"/>
     </w:rPr>
   </w:style>
   <w:style w:type="paragraph" w:styleId="Heading4">
@@ -1137,7 +2585,7 @@
       <w:bCs/>
       <w:i/>
       <w:iCs/>
-      <w:color w:val="4F81BD" w:themeColor="accent1"/>
+      <w:color w:val="000000"/>
     </w:rPr>
   </w:style>
   <w:style w:type="paragraph" w:styleId="Heading5">
@@ -1158,7 +2606,7 @@
     </w:pPr>
     <w:rPr>
       <w:rFonts w:asciiTheme="majorHAnsi" w:eastAsiaTheme="majorEastAsia" w:hAnsiTheme="majorHAnsi" w:cstheme="majorBidi"/>
-      <w:color w:val="243F60" w:themeColor="accent1" w:themeShade="7F"/>
+      <w:color w:val="000000"/>
     </w:rPr>
   </w:style>
   <w:style w:type="paragraph" w:styleId="Heading6">
@@ -1181,7 +2629,7 @@
       <w:rFonts w:asciiTheme="majorHAnsi" w:eastAsiaTheme="majorEastAsia" w:hAnsiTheme="majorHAnsi" w:cstheme="majorBidi"/>
       <w:i/>
       <w:iCs/>
-      <w:color w:val="243F60" w:themeColor="accent1" w:themeShade="7F"/>
+      <w:color w:val="000000"/>
     </w:rPr>
   </w:style>
   <w:style w:type="paragraph" w:styleId="Heading7">
@@ -1204,7 +2652,7 @@
       <w:rFonts w:asciiTheme="majorHAnsi" w:eastAsiaTheme="majorEastAsia" w:hAnsiTheme="majorHAnsi" w:cstheme="majorBidi"/>
       <w:i/>
       <w:iCs/>
-      <w:color w:val="404040" w:themeColor="text1" w:themeTint="BF"/>
+      <w:color w:val="000000"/>
     </w:rPr>
   </w:style>
   <w:style w:type="paragraph" w:styleId="Heading8">
@@ -1225,7 +2673,7 @@
     </w:pPr>
     <w:rPr>
       <w:rFonts w:asciiTheme="majorHAnsi" w:eastAsiaTheme="majorEastAsia" w:hAnsiTheme="majorHAnsi" w:cstheme="majorBidi"/>
-      <w:color w:val="4F81BD" w:themeColor="accent1"/>
+      <w:color w:val="000000"/>
       <w:sz w:val="20"/>
       <w:szCs w:val="20"/>
     </w:rPr>
@@ -1250,7 +2698,7 @@
       <w:rFonts w:asciiTheme="majorHAnsi" w:eastAsiaTheme="majorEastAsia" w:hAnsiTheme="majorHAnsi" w:cstheme="majorBidi"/>
       <w:i/>
       <w:iCs/>
-      <w:color w:val="404040" w:themeColor="text1" w:themeTint="BF"/>
+      <w:color w:val="000000"/>
       <w:sz w:val="20"/>
       <w:szCs w:val="20"/>
     </w:rPr>
@@ -1301,7 +2749,7 @@
       <w:rFonts w:asciiTheme="majorHAnsi" w:eastAsiaTheme="majorEastAsia" w:hAnsiTheme="majorHAnsi" w:cstheme="majorBidi"/>
       <w:b/>
       <w:bCs/>
-      <w:color w:val="365F91" w:themeColor="accent1" w:themeShade="BF"/>
+      <w:color w:val="000000"/>
       <w:sz w:val="28"/>
       <w:szCs w:val="28"/>
     </w:rPr>
@@ -1316,7 +2764,7 @@
       <w:rFonts w:asciiTheme="majorHAnsi" w:eastAsiaTheme="majorEastAsia" w:hAnsiTheme="majorHAnsi" w:cstheme="majorBidi"/>
       <w:b/>
       <w:bCs/>
-      <w:color w:val="4F81BD" w:themeColor="accent1"/>
+      <w:color w:val="000000"/>
       <w:sz w:val="26"/>
       <w:szCs w:val="26"/>
     </w:rPr>
@@ -1331,7 +2779,7 @@
       <w:rFonts w:asciiTheme="majorHAnsi" w:eastAsiaTheme="majorEastAsia" w:hAnsiTheme="majorHAnsi" w:cstheme="majorBidi"/>
       <w:b/>
       <w:bCs/>
-      <w:color w:val="4F81BD" w:themeColor="accent1"/>
+      <w:color w:val="000000"/>
     </w:rPr>
   </w:style>
   <w:style w:type="paragraph" w:styleId="Title">
@@ -1344,14 +2792,12 @@
     <w:rsid w:val="00FC693F"/>
     <w:pPr>
       <w:keepNext/>
-      <w:pBdr>
-        <w:bottom w:val="single" w:sz="8" w:space="4" w:color="4F81BD" w:themeColor="accent1"/>
-      </w:pBdr>
-      <w:spacing w:after="320" w:line="240" w:lineRule="auto"/>
+      <w:widowControl/>
+      <w:spacing w:after="120" w:line="276" w:lineRule="auto" w:before="0"/>
       <w:contextualSpacing/>
     </w:pPr>
     <w:rPr>
-      <w:rFonts w:asciiTheme="majorHAnsi" w:eastAsiaTheme="majorEastAsia" w:hAnsiTheme="majorHAnsi" w:cstheme="majorBidi" w:ascii="Microsoft YaHei" w:hAnsi="Microsoft YaHei" w:eastAsia="Microsoft YaHei"/>
+      <w:rFonts w:ascii="Arial" w:hAnsi="Arial" w:eastAsia="黑体"/>
       <w:b/>
       <w:color w:val="000000"/>
       <w:spacing w:val="5"/>
@@ -1368,7 +2814,7 @@
     <w:rsid w:val="00FC693F"/>
     <w:rPr>
       <w:rFonts w:asciiTheme="majorHAnsi" w:eastAsiaTheme="majorEastAsia" w:hAnsiTheme="majorHAnsi" w:cstheme="majorBidi"/>
-      <w:color w:val="17365D" w:themeColor="text2" w:themeShade="BF"/>
+      <w:color w:val="000000"/>
       <w:spacing w:val="5"/>
       <w:kern w:val="28"/>
       <w:sz w:val="52"/>
@@ -1392,7 +2838,7 @@
       <w:rFonts w:asciiTheme="majorHAnsi" w:eastAsiaTheme="majorEastAsia" w:hAnsiTheme="majorHAnsi" w:cstheme="majorBidi"/>
       <w:i/>
       <w:iCs/>
-      <w:color w:val="4F81BD" w:themeColor="accent1"/>
+      <w:color w:val="000000"/>
       <w:spacing w:val="15"/>
       <w:sz w:val="24"/>
       <w:szCs w:val="24"/>
@@ -1408,7 +2854,7 @@
       <w:rFonts w:asciiTheme="majorHAnsi" w:eastAsiaTheme="majorEastAsia" w:hAnsiTheme="majorHAnsi" w:cstheme="majorBidi"/>
       <w:i/>
       <w:iCs/>
-      <w:color w:val="4F81BD" w:themeColor="accent1"/>
+      <w:color w:val="000000"/>
       <w:spacing w:val="15"/>
       <w:sz w:val="24"/>
       <w:szCs w:val="24"/>
@@ -1680,7 +3126,7 @@
     <w:rPr>
       <w:i/>
       <w:iCs/>
-      <w:color w:val="000000" w:themeColor="text1"/>
+      <w:color w:val="000000"/>
     </w:rPr>
   </w:style>
   <w:style w:type="character" w:customStyle="1" w:styleId="QuoteChar">
@@ -1692,7 +3138,7 @@
     <w:rPr>
       <w:i/>
       <w:iCs/>
-      <w:color w:val="000000" w:themeColor="text1"/>
+      <w:color w:val="000000"/>
     </w:rPr>
   </w:style>
   <w:style w:type="character" w:customStyle="1" w:styleId="Heading4Char">
@@ -1708,7 +3154,7 @@
       <w:bCs/>
       <w:i/>
       <w:iCs/>
-      <w:color w:val="4F81BD" w:themeColor="accent1"/>
+      <w:color w:val="000000"/>
     </w:rPr>
   </w:style>
   <w:style w:type="character" w:customStyle="1" w:styleId="Heading5Char">
@@ -1720,7 +3166,7 @@
     <w:rsid w:val="00FC693F"/>
     <w:rPr>
       <w:rFonts w:asciiTheme="majorHAnsi" w:eastAsiaTheme="majorEastAsia" w:hAnsiTheme="majorHAnsi" w:cstheme="majorBidi"/>
-      <w:color w:val="243F60" w:themeColor="accent1" w:themeShade="7F"/>
+      <w:color w:val="000000"/>
     </w:rPr>
   </w:style>
   <w:style w:type="character" w:customStyle="1" w:styleId="Heading6Char">
@@ -1734,7 +3180,7 @@
       <w:rFonts w:asciiTheme="majorHAnsi" w:eastAsiaTheme="majorEastAsia" w:hAnsiTheme="majorHAnsi" w:cstheme="majorBidi"/>
       <w:i/>
       <w:iCs/>
-      <w:color w:val="243F60" w:themeColor="accent1" w:themeShade="7F"/>
+      <w:color w:val="000000"/>
     </w:rPr>
   </w:style>
   <w:style w:type="character" w:customStyle="1" w:styleId="Heading7Char">
@@ -1748,7 +3194,7 @@
       <w:rFonts w:asciiTheme="majorHAnsi" w:eastAsiaTheme="majorEastAsia" w:hAnsiTheme="majorHAnsi" w:cstheme="majorBidi"/>
       <w:i/>
       <w:iCs/>
-      <w:color w:val="404040" w:themeColor="text1" w:themeTint="BF"/>
+      <w:color w:val="000000"/>
     </w:rPr>
   </w:style>
   <w:style w:type="character" w:customStyle="1" w:styleId="Heading8Char">
@@ -1760,7 +3206,7 @@
     <w:rsid w:val="00FC693F"/>
     <w:rPr>
       <w:rFonts w:asciiTheme="majorHAnsi" w:eastAsiaTheme="majorEastAsia" w:hAnsiTheme="majorHAnsi" w:cstheme="majorBidi"/>
-      <w:color w:val="4F81BD" w:themeColor="accent1"/>
+      <w:color w:val="000000"/>
       <w:sz w:val="20"/>
       <w:szCs w:val="20"/>
     </w:rPr>
@@ -1776,7 +3222,7 @@
       <w:rFonts w:asciiTheme="majorHAnsi" w:eastAsiaTheme="majorEastAsia" w:hAnsiTheme="majorHAnsi" w:cstheme="majorBidi"/>
       <w:i/>
       <w:iCs/>
-      <w:color w:val="404040" w:themeColor="text1" w:themeTint="BF"/>
+      <w:color w:val="000000"/>
       <w:sz w:val="20"/>
       <w:szCs w:val="20"/>
     </w:rPr>
@@ -1796,7 +3242,7 @@
     <w:rPr>
       <w:b/>
       <w:bCs/>
-      <w:color w:val="4F81BD" w:themeColor="accent1"/>
+      <w:color w:val="000000"/>
       <w:sz w:val="18"/>
       <w:szCs w:val="18"/>
     </w:rPr>
@@ -1832,9 +3278,6 @@
     <w:qFormat/>
     <w:rsid w:val="00FC693F"/>
     <w:pPr>
-      <w:pBdr>
-        <w:bottom w:val="single" w:sz="4" w:space="4" w:color="4F81BD" w:themeColor="accent1"/>
-      </w:pBdr>
       <w:spacing w:before="200" w:after="280"/>
       <w:ind w:left="936" w:right="936"/>
     </w:pPr>
@@ -1843,7 +3286,7 @@
       <w:bCs/>
       <w:i/>
       <w:iCs/>
-      <w:color w:val="4F81BD" w:themeColor="accent1"/>
+      <w:color w:val="000000"/>
     </w:rPr>
   </w:style>
   <w:style w:type="character" w:customStyle="1" w:styleId="IntenseQuoteChar">
@@ -1857,7 +3300,7 @@
       <w:bCs/>
       <w:i/>
       <w:iCs/>
-      <w:color w:val="4F81BD" w:themeColor="accent1"/>
+      <w:color w:val="000000"/>
     </w:rPr>
   </w:style>
   <w:style w:type="character" w:styleId="SubtleEmphasis">
@@ -1869,7 +3312,7 @@
     <w:rPr>
       <w:i/>
       <w:iCs/>
-      <w:color w:val="808080" w:themeColor="text1" w:themeTint="7F"/>
+      <w:color w:val="000000"/>
     </w:rPr>
   </w:style>
   <w:style w:type="character" w:styleId="IntenseEmphasis">
@@ -1883,7 +3326,7 @@
       <w:bCs/>
       <w:i/>
       <w:iCs/>
-      <w:color w:val="4F81BD" w:themeColor="accent1"/>
+      <w:color w:val="000000"/>
     </w:rPr>
   </w:style>
   <w:style w:type="character" w:styleId="SubtleReference">
@@ -1894,7 +3337,7 @@
     <w:rsid w:val="00FC693F"/>
     <w:rPr>
       <w:smallCaps/>
-      <w:color w:val="C0504D" w:themeColor="accent2"/>
+      <w:color w:val="000000"/>
       <w:u w:val="single"/>
     </w:rPr>
   </w:style>
@@ -1908,7 +3351,7 @@
       <w:b/>
       <w:bCs/>
       <w:smallCaps/>
-      <w:color w:val="C0504D" w:themeColor="accent2"/>
+      <w:color w:val="000000"/>
       <w:spacing w:val="5"/>
       <w:u w:val="single"/>
     </w:rPr>
@@ -1974,7 +3417,7 @@
       <w:spacing w:after="0" w:line="240" w:lineRule="auto"/>
     </w:pPr>
     <w:rPr>
-      <w:color w:val="000000" w:themeColor="text1" w:themeShade="BF"/>
+      <w:color w:val="000000"/>
     </w:rPr>
     <w:tblPr>
       <w:tblStyleRowBandSize w:val="1"/>
@@ -2077,7 +3520,7 @@
       <w:spacing w:after="0" w:line="240" w:lineRule="auto"/>
     </w:pPr>
     <w:rPr>
-      <w:color w:val="365F91" w:themeColor="accent1" w:themeShade="BF"/>
+      <w:color w:val="000000"/>
     </w:rPr>
     <w:tblPr>
       <w:tblStyleRowBandSize w:val="1"/>
@@ -2180,7 +3623,7 @@
       <w:spacing w:after="0" w:line="240" w:lineRule="auto"/>
     </w:pPr>
     <w:rPr>
-      <w:color w:val="943634" w:themeColor="accent2" w:themeShade="BF"/>
+      <w:color w:val="000000"/>
     </w:rPr>
     <w:tblPr>
       <w:tblStyleRowBandSize w:val="1"/>
@@ -2283,7 +3726,7 @@
       <w:spacing w:after="0" w:line="240" w:lineRule="auto"/>
     </w:pPr>
     <w:rPr>
-      <w:color w:val="76923C" w:themeColor="accent3" w:themeShade="BF"/>
+      <w:color w:val="000000"/>
     </w:rPr>
     <w:tblPr>
       <w:tblStyleRowBandSize w:val="1"/>
@@ -2386,7 +3829,7 @@
       <w:spacing w:after="0" w:line="240" w:lineRule="auto"/>
     </w:pPr>
     <w:rPr>
-      <w:color w:val="5F497A" w:themeColor="accent4" w:themeShade="BF"/>
+      <w:color w:val="000000"/>
     </w:rPr>
     <w:tblPr>
       <w:tblStyleRowBandSize w:val="1"/>
@@ -2489,7 +3932,7 @@
       <w:spacing w:after="0" w:line="240" w:lineRule="auto"/>
     </w:pPr>
     <w:rPr>
-      <w:color w:val="31849B" w:themeColor="accent5" w:themeShade="BF"/>
+      <w:color w:val="000000"/>
     </w:rPr>
     <w:tblPr>
       <w:tblStyleRowBandSize w:val="1"/>
@@ -2592,7 +4035,7 @@
       <w:spacing w:after="0" w:line="240" w:lineRule="auto"/>
     </w:pPr>
     <w:rPr>
-      <w:color w:val="E36C0A" w:themeColor="accent6" w:themeShade="BF"/>
+      <w:color w:val="000000"/>
     </w:rPr>
     <w:tblPr>
       <w:tblStyleRowBandSize w:val="1"/>
@@ -2718,7 +4161,7 @@
       <w:rPr>
         <w:b/>
         <w:bCs/>
-        <w:color w:val="FFFFFF" w:themeColor="background1"/>
+        <w:color w:val="000000"/>
       </w:rPr>
       <w:tblPr/>
       <w:tcPr>
@@ -2810,7 +4253,7 @@
       <w:rPr>
         <w:b/>
         <w:bCs/>
-        <w:color w:val="FFFFFF" w:themeColor="background1"/>
+        <w:color w:val="000000"/>
       </w:rPr>
       <w:tblPr/>
       <w:tcPr>
@@ -2902,7 +4345,7 @@
       <w:rPr>
         <w:b/>
         <w:bCs/>
-        <w:color w:val="FFFFFF" w:themeColor="background1"/>
+        <w:color w:val="000000"/>
       </w:rPr>
       <w:tblPr/>
       <w:tcPr>
@@ -2994,7 +4437,7 @@
       <w:rPr>
         <w:b/>
         <w:bCs/>
-        <w:color w:val="FFFFFF" w:themeColor="background1"/>
+        <w:color w:val="000000"/>
       </w:rPr>
       <w:tblPr/>
       <w:tcPr>
@@ -3086,7 +4529,7 @@
       <w:rPr>
         <w:b/>
         <w:bCs/>
-        <w:color w:val="FFFFFF" w:themeColor="background1"/>
+        <w:color w:val="000000"/>
       </w:rPr>
       <w:tblPr/>
       <w:tcPr>
@@ -3178,7 +4621,7 @@
       <w:rPr>
         <w:b/>
         <w:bCs/>
-        <w:color w:val="FFFFFF" w:themeColor="background1"/>
+        <w:color w:val="000000"/>
       </w:rPr>
       <w:tblPr/>
       <w:tcPr>
@@ -3270,7 +4713,7 @@
       <w:rPr>
         <w:b/>
         <w:bCs/>
-        <w:color w:val="FFFFFF" w:themeColor="background1"/>
+        <w:color w:val="000000"/>
       </w:rPr>
       <w:tblPr/>
       <w:tcPr>
@@ -4273,7 +5716,7 @@
       <w:rPr>
         <w:b/>
         <w:bCs/>
-        <w:color w:val="FFFFFF" w:themeColor="background1"/>
+        <w:color w:val="000000"/>
       </w:rPr>
       <w:tblPr/>
       <w:tcPr>
@@ -4379,7 +5822,7 @@
       <w:rPr>
         <w:b/>
         <w:bCs/>
-        <w:color w:val="FFFFFF" w:themeColor="background1"/>
+        <w:color w:val="000000"/>
       </w:rPr>
       <w:tblPr/>
       <w:tcPr>
@@ -4485,7 +5928,7 @@
       <w:rPr>
         <w:b/>
         <w:bCs/>
-        <w:color w:val="FFFFFF" w:themeColor="background1"/>
+        <w:color w:val="000000"/>
       </w:rPr>
       <w:tblPr/>
       <w:tcPr>
@@ -4591,7 +6034,7 @@
       <w:rPr>
         <w:b/>
         <w:bCs/>
-        <w:color w:val="FFFFFF" w:themeColor="background1"/>
+        <w:color w:val="000000"/>
       </w:rPr>
       <w:tblPr/>
       <w:tcPr>
@@ -4697,7 +6140,7 @@
       <w:rPr>
         <w:b/>
         <w:bCs/>
-        <w:color w:val="FFFFFF" w:themeColor="background1"/>
+        <w:color w:val="000000"/>
       </w:rPr>
       <w:tblPr/>
       <w:tcPr>
@@ -4803,7 +6246,7 @@
       <w:rPr>
         <w:b/>
         <w:bCs/>
-        <w:color w:val="FFFFFF" w:themeColor="background1"/>
+        <w:color w:val="000000"/>
       </w:rPr>
       <w:tblPr/>
       <w:tcPr>
@@ -4909,7 +6352,7 @@
       <w:rPr>
         <w:b/>
         <w:bCs/>
-        <w:color w:val="FFFFFF" w:themeColor="background1"/>
+        <w:color w:val="000000"/>
       </w:rPr>
       <w:tblPr/>
       <w:tcPr>
@@ -5012,7 +6455,7 @@
       <w:rPr>
         <w:b/>
         <w:bCs/>
-        <w:color w:val="FFFFFF" w:themeColor="background1"/>
+        <w:color w:val="000000"/>
       </w:rPr>
       <w:tblPr/>
       <w:tcPr>
@@ -5032,7 +6475,7 @@
         <w:spacing w:before="0" w:after="0" w:line="240" w:lineRule="auto"/>
       </w:pPr>
       <w:rPr>
-        <w:color w:val="auto"/>
+        <w:color w:val="000000"/>
       </w:rPr>
       <w:tblPr/>
       <w:tcPr>
@@ -5051,7 +6494,7 @@
       <w:rPr>
         <w:b/>
         <w:bCs/>
-        <w:color w:val="FFFFFF" w:themeColor="background1"/>
+        <w:color w:val="000000"/>
       </w:rPr>
       <w:tblPr/>
       <w:tcPr>
@@ -5070,7 +6513,7 @@
       <w:rPr>
         <w:b/>
         <w:bCs/>
-        <w:color w:val="FFFFFF" w:themeColor="background1"/>
+        <w:color w:val="000000"/>
       </w:rPr>
       <w:tblPr/>
       <w:tcPr>
@@ -5116,7 +6559,7 @@
     </w:tblStylePr>
     <w:tblStylePr w:type="nwCell">
       <w:rPr>
-        <w:color w:val="FFFFFF" w:themeColor="background1"/>
+        <w:color w:val="000000"/>
       </w:rPr>
       <w:tblPr/>
       <w:tcPr>
@@ -5161,7 +6604,7 @@
       <w:rPr>
         <w:b/>
         <w:bCs/>
-        <w:color w:val="FFFFFF" w:themeColor="background1"/>
+        <w:color w:val="000000"/>
       </w:rPr>
       <w:tblPr/>
       <w:tcPr>
@@ -5181,7 +6624,7 @@
         <w:spacing w:before="0" w:after="0" w:line="240" w:lineRule="auto"/>
       </w:pPr>
       <w:rPr>
-        <w:color w:val="auto"/>
+        <w:color w:val="000000"/>
       </w:rPr>
       <w:tblPr/>
       <w:tcPr>
@@ -5200,7 +6643,7 @@
       <w:rPr>
         <w:b/>
         <w:bCs/>
-        <w:color w:val="FFFFFF" w:themeColor="background1"/>
+        <w:color w:val="000000"/>
       </w:rPr>
       <w:tblPr/>
       <w:tcPr>
@@ -5219,7 +6662,7 @@
       <w:rPr>
         <w:b/>
         <w:bCs/>
-        <w:color w:val="FFFFFF" w:themeColor="background1"/>
+        <w:color w:val="000000"/>
       </w:rPr>
       <w:tblPr/>
       <w:tcPr>
@@ -5265,7 +6708,7 @@
     </w:tblStylePr>
     <w:tblStylePr w:type="nwCell">
       <w:rPr>
-        <w:color w:val="FFFFFF" w:themeColor="background1"/>
+        <w:color w:val="000000"/>
       </w:rPr>
       <w:tblPr/>
       <w:tcPr>
@@ -5310,7 +6753,7 @@
       <w:rPr>
         <w:b/>
         <w:bCs/>
-        <w:color w:val="FFFFFF" w:themeColor="background1"/>
+        <w:color w:val="000000"/>
       </w:rPr>
       <w:tblPr/>
       <w:tcPr>
@@ -5330,7 +6773,7 @@
         <w:spacing w:before="0" w:after="0" w:line="240" w:lineRule="auto"/>
       </w:pPr>
       <w:rPr>
-        <w:color w:val="auto"/>
+        <w:color w:val="000000"/>
       </w:rPr>
       <w:tblPr/>
       <w:tcPr>
@@ -5349,7 +6792,7 @@
       <w:rPr>
         <w:b/>
         <w:bCs/>
-        <w:color w:val="FFFFFF" w:themeColor="background1"/>
+        <w:color w:val="000000"/>
       </w:rPr>
       <w:tblPr/>
       <w:tcPr>
@@ -5368,7 +6811,7 @@
       <w:rPr>
         <w:b/>
         <w:bCs/>
-        <w:color w:val="FFFFFF" w:themeColor="background1"/>
+        <w:color w:val="000000"/>
       </w:rPr>
       <w:tblPr/>
       <w:tcPr>
@@ -5414,7 +6857,7 @@
     </w:tblStylePr>
     <w:tblStylePr w:type="nwCell">
       <w:rPr>
-        <w:color w:val="FFFFFF" w:themeColor="background1"/>
+        <w:color w:val="000000"/>
       </w:rPr>
       <w:tblPr/>
       <w:tcPr>
@@ -5459,7 +6902,7 @@
       <w:rPr>
         <w:b/>
         <w:bCs/>
-        <w:color w:val="FFFFFF" w:themeColor="background1"/>
+        <w:color w:val="000000"/>
       </w:rPr>
       <w:tblPr/>
       <w:tcPr>
@@ -5479,7 +6922,7 @@
         <w:spacing w:before="0" w:after="0" w:line="240" w:lineRule="auto"/>
       </w:pPr>
       <w:rPr>
-        <w:color w:val="auto"/>
+        <w:color w:val="000000"/>
       </w:rPr>
       <w:tblPr/>
       <w:tcPr>
@@ -5498,7 +6941,7 @@
       <w:rPr>
         <w:b/>
         <w:bCs/>
-        <w:color w:val="FFFFFF" w:themeColor="background1"/>
+        <w:color w:val="000000"/>
       </w:rPr>
       <w:tblPr/>
       <w:tcPr>
@@ -5517,7 +6960,7 @@
       <w:rPr>
         <w:b/>
         <w:bCs/>
-        <w:color w:val="FFFFFF" w:themeColor="background1"/>
+        <w:color w:val="000000"/>
       </w:rPr>
       <w:tblPr/>
       <w:tcPr>
@@ -5563,7 +7006,7 @@
     </w:tblStylePr>
     <w:tblStylePr w:type="nwCell">
       <w:rPr>
-        <w:color w:val="FFFFFF" w:themeColor="background1"/>
+        <w:color w:val="000000"/>
       </w:rPr>
       <w:tblPr/>
       <w:tcPr>
@@ -5608,7 +7051,7 @@
       <w:rPr>
         <w:b/>
         <w:bCs/>
-        <w:color w:val="FFFFFF" w:themeColor="background1"/>
+        <w:color w:val="000000"/>
       </w:rPr>
       <w:tblPr/>
       <w:tcPr>
@@ -5628,7 +7071,7 @@
         <w:spacing w:before="0" w:after="0" w:line="240" w:lineRule="auto"/>
       </w:pPr>
       <w:rPr>
-        <w:color w:val="auto"/>
+        <w:color w:val="000000"/>
       </w:rPr>
       <w:tblPr/>
       <w:tcPr>
@@ -5647,7 +7090,7 @@
       <w:rPr>
         <w:b/>
         <w:bCs/>
-        <w:color w:val="FFFFFF" w:themeColor="background1"/>
+        <w:color w:val="000000"/>
       </w:rPr>
       <w:tblPr/>
       <w:tcPr>
@@ -5666,7 +7109,7 @@
       <w:rPr>
         <w:b/>
         <w:bCs/>
-        <w:color w:val="FFFFFF" w:themeColor="background1"/>
+        <w:color w:val="000000"/>
       </w:rPr>
       <w:tblPr/>
       <w:tcPr>
@@ -5712,7 +7155,7 @@
     </w:tblStylePr>
     <w:tblStylePr w:type="nwCell">
       <w:rPr>
-        <w:color w:val="FFFFFF" w:themeColor="background1"/>
+        <w:color w:val="000000"/>
       </w:rPr>
       <w:tblPr/>
       <w:tcPr>
@@ -5757,7 +7200,7 @@
       <w:rPr>
         <w:b/>
         <w:bCs/>
-        <w:color w:val="FFFFFF" w:themeColor="background1"/>
+        <w:color w:val="000000"/>
       </w:rPr>
       <w:tblPr/>
       <w:tcPr>
@@ -5777,7 +7220,7 @@
         <w:spacing w:before="0" w:after="0" w:line="240" w:lineRule="auto"/>
       </w:pPr>
       <w:rPr>
-        <w:color w:val="auto"/>
+        <w:color w:val="000000"/>
       </w:rPr>
       <w:tblPr/>
       <w:tcPr>
@@ -5796,7 +7239,7 @@
       <w:rPr>
         <w:b/>
         <w:bCs/>
-        <w:color w:val="FFFFFF" w:themeColor="background1"/>
+        <w:color w:val="000000"/>
       </w:rPr>
       <w:tblPr/>
       <w:tcPr>
@@ -5815,7 +7258,7 @@
       <w:rPr>
         <w:b/>
         <w:bCs/>
-        <w:color w:val="FFFFFF" w:themeColor="background1"/>
+        <w:color w:val="000000"/>
       </w:rPr>
       <w:tblPr/>
       <w:tcPr>
@@ -5861,7 +7304,7 @@
     </w:tblStylePr>
     <w:tblStylePr w:type="nwCell">
       <w:rPr>
-        <w:color w:val="FFFFFF" w:themeColor="background1"/>
+        <w:color w:val="000000"/>
       </w:rPr>
       <w:tblPr/>
       <w:tcPr>
@@ -5906,7 +7349,7 @@
       <w:rPr>
         <w:b/>
         <w:bCs/>
-        <w:color w:val="FFFFFF" w:themeColor="background1"/>
+        <w:color w:val="000000"/>
       </w:rPr>
       <w:tblPr/>
       <w:tcPr>
@@ -5926,7 +7369,7 @@
         <w:spacing w:before="0" w:after="0" w:line="240" w:lineRule="auto"/>
       </w:pPr>
       <w:rPr>
-        <w:color w:val="auto"/>
+        <w:color w:val="000000"/>
       </w:rPr>
       <w:tblPr/>
       <w:tcPr>
@@ -5945,7 +7388,7 @@
       <w:rPr>
         <w:b/>
         <w:bCs/>
-        <w:color w:val="FFFFFF" w:themeColor="background1"/>
+        <w:color w:val="000000"/>
       </w:rPr>
       <w:tblPr/>
       <w:tcPr>
@@ -5964,7 +7407,7 @@
       <w:rPr>
         <w:b/>
         <w:bCs/>
-        <w:color w:val="FFFFFF" w:themeColor="background1"/>
+        <w:color w:val="000000"/>
       </w:rPr>
       <w:tblPr/>
       <w:tcPr>
@@ -6010,7 +7453,7 @@
     </w:tblStylePr>
     <w:tblStylePr w:type="nwCell">
       <w:rPr>
-        <w:color w:val="FFFFFF" w:themeColor="background1"/>
+        <w:color w:val="000000"/>
       </w:rPr>
       <w:tblPr/>
       <w:tcPr>
@@ -6034,7 +7477,7 @@
       <w:spacing w:after="0" w:line="240" w:lineRule="auto"/>
     </w:pPr>
     <w:rPr>
-      <w:color w:val="000000" w:themeColor="text1"/>
+      <w:color w:val="000000"/>
     </w:rPr>
     <w:tblPr>
       <w:tblStyleRowBandSize w:val="1"/>
@@ -6067,7 +7510,7 @@
       <w:rPr>
         <w:b/>
         <w:bCs/>
-        <w:color w:val="1F497D" w:themeColor="text2"/>
+        <w:color w:val="000000"/>
       </w:rPr>
       <w:tblPr/>
       <w:tcPr>
@@ -6118,7 +7561,7 @@
       <w:spacing w:after="0" w:line="240" w:lineRule="auto"/>
     </w:pPr>
     <w:rPr>
-      <w:color w:val="000000" w:themeColor="text1"/>
+      <w:color w:val="000000"/>
     </w:rPr>
     <w:tblPr>
       <w:tblStyleRowBandSize w:val="1"/>
@@ -6151,7 +7594,7 @@
       <w:rPr>
         <w:b/>
         <w:bCs/>
-        <w:color w:val="1F497D" w:themeColor="text2"/>
+        <w:color w:val="000000"/>
       </w:rPr>
       <w:tblPr/>
       <w:tcPr>
@@ -6202,7 +7645,7 @@
       <w:spacing w:after="0" w:line="240" w:lineRule="auto"/>
     </w:pPr>
     <w:rPr>
-      <w:color w:val="000000" w:themeColor="text1"/>
+      <w:color w:val="000000"/>
     </w:rPr>
     <w:tblPr>
       <w:tblStyleRowBandSize w:val="1"/>
@@ -6235,7 +7678,7 @@
       <w:rPr>
         <w:b/>
         <w:bCs/>
-        <w:color w:val="1F497D" w:themeColor="text2"/>
+        <w:color w:val="000000"/>
       </w:rPr>
       <w:tblPr/>
       <w:tcPr>
@@ -6286,7 +7729,7 @@
       <w:spacing w:after="0" w:line="240" w:lineRule="auto"/>
     </w:pPr>
     <w:rPr>
-      <w:color w:val="000000" w:themeColor="text1"/>
+      <w:color w:val="000000"/>
     </w:rPr>
     <w:tblPr>
       <w:tblStyleRowBandSize w:val="1"/>
@@ -6319,7 +7762,7 @@
       <w:rPr>
         <w:b/>
         <w:bCs/>
-        <w:color w:val="1F497D" w:themeColor="text2"/>
+        <w:color w:val="000000"/>
       </w:rPr>
       <w:tblPr/>
       <w:tcPr>
@@ -6370,7 +7813,7 @@
       <w:spacing w:after="0" w:line="240" w:lineRule="auto"/>
     </w:pPr>
     <w:rPr>
-      <w:color w:val="000000" w:themeColor="text1"/>
+      <w:color w:val="000000"/>
     </w:rPr>
     <w:tblPr>
       <w:tblStyleRowBandSize w:val="1"/>
@@ -6403,7 +7846,7 @@
       <w:rPr>
         <w:b/>
         <w:bCs/>
-        <w:color w:val="1F497D" w:themeColor="text2"/>
+        <w:color w:val="000000"/>
       </w:rPr>
       <w:tblPr/>
       <w:tcPr>
@@ -6454,7 +7897,7 @@
       <w:spacing w:after="0" w:line="240" w:lineRule="auto"/>
     </w:pPr>
     <w:rPr>
-      <w:color w:val="000000" w:themeColor="text1"/>
+      <w:color w:val="000000"/>
     </w:rPr>
     <w:tblPr>
       <w:tblStyleRowBandSize w:val="1"/>
@@ -6487,7 +7930,7 @@
       <w:rPr>
         <w:b/>
         <w:bCs/>
-        <w:color w:val="1F497D" w:themeColor="text2"/>
+        <w:color w:val="000000"/>
       </w:rPr>
       <w:tblPr/>
       <w:tcPr>
@@ -6538,7 +7981,7 @@
       <w:spacing w:after="0" w:line="240" w:lineRule="auto"/>
     </w:pPr>
     <w:rPr>
-      <w:color w:val="000000" w:themeColor="text1"/>
+      <w:color w:val="000000"/>
     </w:rPr>
     <w:tblPr>
       <w:tblStyleRowBandSize w:val="1"/>
@@ -6571,7 +8014,7 @@
       <w:rPr>
         <w:b/>
         <w:bCs/>
-        <w:color w:val="1F497D" w:themeColor="text2"/>
+        <w:color w:val="000000"/>
       </w:rPr>
       <w:tblPr/>
       <w:tcPr>
@@ -6623,7 +8066,7 @@
     </w:pPr>
     <w:rPr>
       <w:rFonts w:asciiTheme="majorHAnsi" w:eastAsiaTheme="majorEastAsia" w:hAnsiTheme="majorHAnsi" w:cstheme="majorBidi"/>
-      <w:color w:val="000000" w:themeColor="text1"/>
+      <w:color w:val="000000"/>
     </w:rPr>
     <w:tblPr>
       <w:tblStyleRowBandSize w:val="1"/>
@@ -6751,7 +8194,7 @@
     </w:pPr>
     <w:rPr>
       <w:rFonts w:asciiTheme="majorHAnsi" w:eastAsiaTheme="majorEastAsia" w:hAnsiTheme="majorHAnsi" w:cstheme="majorBidi"/>
-      <w:color w:val="000000" w:themeColor="text1"/>
+      <w:color w:val="000000"/>
     </w:rPr>
     <w:tblPr>
       <w:tblStyleRowBandSize w:val="1"/>
@@ -6879,7 +8322,7 @@
     </w:pPr>
     <w:rPr>
       <w:rFonts w:asciiTheme="majorHAnsi" w:eastAsiaTheme="majorEastAsia" w:hAnsiTheme="majorHAnsi" w:cstheme="majorBidi"/>
-      <w:color w:val="000000" w:themeColor="text1"/>
+      <w:color w:val="000000"/>
     </w:rPr>
     <w:tblPr>
       <w:tblStyleRowBandSize w:val="1"/>
@@ -7007,7 +8450,7 @@
     </w:pPr>
     <w:rPr>
       <w:rFonts w:asciiTheme="majorHAnsi" w:eastAsiaTheme="majorEastAsia" w:hAnsiTheme="majorHAnsi" w:cstheme="majorBidi"/>
-      <w:color w:val="000000" w:themeColor="text1"/>
+      <w:color w:val="000000"/>
     </w:rPr>
     <w:tblPr>
       <w:tblStyleRowBandSize w:val="1"/>
@@ -7135,7 +8578,7 @@
     </w:pPr>
     <w:rPr>
       <w:rFonts w:asciiTheme="majorHAnsi" w:eastAsiaTheme="majorEastAsia" w:hAnsiTheme="majorHAnsi" w:cstheme="majorBidi"/>
-      <w:color w:val="000000" w:themeColor="text1"/>
+      <w:color w:val="000000"/>
     </w:rPr>
     <w:tblPr>
       <w:tblStyleRowBandSize w:val="1"/>
@@ -7263,7 +8706,7 @@
     </w:pPr>
     <w:rPr>
       <w:rFonts w:asciiTheme="majorHAnsi" w:eastAsiaTheme="majorEastAsia" w:hAnsiTheme="majorHAnsi" w:cstheme="majorBidi"/>
-      <w:color w:val="000000" w:themeColor="text1"/>
+      <w:color w:val="000000"/>
     </w:rPr>
     <w:tblPr>
       <w:tblStyleRowBandSize w:val="1"/>
@@ -7391,7 +8834,7 @@
     </w:pPr>
     <w:rPr>
       <w:rFonts w:asciiTheme="majorHAnsi" w:eastAsiaTheme="majorEastAsia" w:hAnsiTheme="majorHAnsi" w:cstheme="majorBidi"/>
-      <w:color w:val="000000" w:themeColor="text1"/>
+      <w:color w:val="000000"/>
     </w:rPr>
     <w:tblPr>
       <w:tblStyleRowBandSize w:val="1"/>
@@ -8030,7 +9473,7 @@
     </w:pPr>
     <w:rPr>
       <w:rFonts w:asciiTheme="majorHAnsi" w:eastAsiaTheme="majorEastAsia" w:hAnsiTheme="majorHAnsi" w:cstheme="majorBidi"/>
-      <w:color w:val="000000" w:themeColor="text1"/>
+      <w:color w:val="000000"/>
     </w:rPr>
     <w:tblPr>
       <w:tblStyleRowBandSize w:val="1"/>
@@ -8058,7 +9501,7 @@
       <w:rPr>
         <w:b/>
         <w:bCs/>
-        <w:color w:val="000000" w:themeColor="text1"/>
+        <w:color w:val="000000"/>
       </w:rPr>
       <w:tblPr/>
       <w:tcPr>
@@ -8069,7 +9512,7 @@
       <w:rPr>
         <w:b/>
         <w:bCs/>
-        <w:color w:val="000000" w:themeColor="text1"/>
+        <w:color w:val="000000"/>
       </w:rPr>
       <w:tblPr/>
       <w:tcPr>
@@ -8088,7 +9531,7 @@
       <w:rPr>
         <w:b/>
         <w:bCs/>
-        <w:color w:val="000000" w:themeColor="text1"/>
+        <w:color w:val="000000"/>
       </w:rPr>
       <w:tblPr/>
       <w:tcPr>
@@ -8107,7 +9550,7 @@
       <w:rPr>
         <w:b w:val="0"/>
         <w:bCs w:val="0"/>
-        <w:color w:val="000000" w:themeColor="text1"/>
+        <w:color w:val="000000"/>
       </w:rPr>
       <w:tblPr/>
       <w:tcPr>
@@ -8155,7 +9598,7 @@
     </w:pPr>
     <w:rPr>
       <w:rFonts w:asciiTheme="majorHAnsi" w:eastAsiaTheme="majorEastAsia" w:hAnsiTheme="majorHAnsi" w:cstheme="majorBidi"/>
-      <w:color w:val="000000" w:themeColor="text1"/>
+      <w:color w:val="000000"/>
     </w:rPr>
     <w:tblPr>
       <w:tblStyleRowBandSize w:val="1"/>
@@ -8183,7 +9626,7 @@
       <w:rPr>
         <w:b/>
         <w:bCs/>
-        <w:color w:val="000000" w:themeColor="text1"/>
+        <w:color w:val="000000"/>
       </w:rPr>
       <w:tblPr/>
       <w:tcPr>
@@ -8194,7 +9637,7 @@
       <w:rPr>
         <w:b/>
         <w:bCs/>
-        <w:color w:val="000000" w:themeColor="text1"/>
+        <w:color w:val="000000"/>
       </w:rPr>
       <w:tblPr/>
       <w:tcPr>
@@ -8213,7 +9656,7 @@
       <w:rPr>
         <w:b/>
         <w:bCs/>
-        <w:color w:val="000000" w:themeColor="text1"/>
+        <w:color w:val="000000"/>
       </w:rPr>
       <w:tblPr/>
       <w:tcPr>
@@ -8232,7 +9675,7 @@
       <w:rPr>
         <w:b w:val="0"/>
         <w:bCs w:val="0"/>
-        <w:color w:val="000000" w:themeColor="text1"/>
+        <w:color w:val="000000"/>
       </w:rPr>
       <w:tblPr/>
       <w:tcPr>
@@ -8280,7 +9723,7 @@
     </w:pPr>
     <w:rPr>
       <w:rFonts w:asciiTheme="majorHAnsi" w:eastAsiaTheme="majorEastAsia" w:hAnsiTheme="majorHAnsi" w:cstheme="majorBidi"/>
-      <w:color w:val="000000" w:themeColor="text1"/>
+      <w:color w:val="000000"/>
     </w:rPr>
     <w:tblPr>
       <w:tblStyleRowBandSize w:val="1"/>
@@ -8308,7 +9751,7 @@
       <w:rPr>
         <w:b/>
         <w:bCs/>
-        <w:color w:val="000000" w:themeColor="text1"/>
+        <w:color w:val="000000"/>
       </w:rPr>
       <w:tblPr/>
       <w:tcPr>
@@ -8319,7 +9762,7 @@
       <w:rPr>
         <w:b/>
         <w:bCs/>
-        <w:color w:val="000000" w:themeColor="text1"/>
+        <w:color w:val="000000"/>
       </w:rPr>
       <w:tblPr/>
       <w:tcPr>
@@ -8338,7 +9781,7 @@
       <w:rPr>
         <w:b/>
         <w:bCs/>
-        <w:color w:val="000000" w:themeColor="text1"/>
+        <w:color w:val="000000"/>
       </w:rPr>
       <w:tblPr/>
       <w:tcPr>
@@ -8357,7 +9800,7 @@
       <w:rPr>
         <w:b w:val="0"/>
         <w:bCs w:val="0"/>
-        <w:color w:val="000000" w:themeColor="text1"/>
+        <w:color w:val="000000"/>
       </w:rPr>
       <w:tblPr/>
       <w:tcPr>
@@ -8405,7 +9848,7 @@
     </w:pPr>
     <w:rPr>
       <w:rFonts w:asciiTheme="majorHAnsi" w:eastAsiaTheme="majorEastAsia" w:hAnsiTheme="majorHAnsi" w:cstheme="majorBidi"/>
-      <w:color w:val="000000" w:themeColor="text1"/>
+      <w:color w:val="000000"/>
     </w:rPr>
     <w:tblPr>
       <w:tblStyleRowBandSize w:val="1"/>
@@ -8433,7 +9876,7 @@
       <w:rPr>
         <w:b/>
         <w:bCs/>
-        <w:color w:val="000000" w:themeColor="text1"/>
+        <w:color w:val="000000"/>
       </w:rPr>
       <w:tblPr/>
       <w:tcPr>
@@ -8444,7 +9887,7 @@
       <w:rPr>
         <w:b/>
         <w:bCs/>
-        <w:color w:val="000000" w:themeColor="text1"/>
+        <w:color w:val="000000"/>
       </w:rPr>
       <w:tblPr/>
       <w:tcPr>
@@ -8463,7 +9906,7 @@
       <w:rPr>
         <w:b/>
         <w:bCs/>
-        <w:color w:val="000000" w:themeColor="text1"/>
+        <w:color w:val="000000"/>
       </w:rPr>
       <w:tblPr/>
       <w:tcPr>
@@ -8482,7 +9925,7 @@
       <w:rPr>
         <w:b w:val="0"/>
         <w:bCs w:val="0"/>
-        <w:color w:val="000000" w:themeColor="text1"/>
+        <w:color w:val="000000"/>
       </w:rPr>
       <w:tblPr/>
       <w:tcPr>
@@ -8530,7 +9973,7 @@
     </w:pPr>
     <w:rPr>
       <w:rFonts w:asciiTheme="majorHAnsi" w:eastAsiaTheme="majorEastAsia" w:hAnsiTheme="majorHAnsi" w:cstheme="majorBidi"/>
-      <w:color w:val="000000" w:themeColor="text1"/>
+      <w:color w:val="000000"/>
     </w:rPr>
     <w:tblPr>
       <w:tblStyleRowBandSize w:val="1"/>
@@ -8558,7 +10001,7 @@
       <w:rPr>
         <w:b/>
         <w:bCs/>
-        <w:color w:val="000000" w:themeColor="text1"/>
+        <w:color w:val="000000"/>
       </w:rPr>
       <w:tblPr/>
       <w:tcPr>
@@ -8569,7 +10012,7 @@
       <w:rPr>
         <w:b/>
         <w:bCs/>
-        <w:color w:val="000000" w:themeColor="text1"/>
+        <w:color w:val="000000"/>
       </w:rPr>
       <w:tblPr/>
       <w:tcPr>
@@ -8588,7 +10031,7 @@
       <w:rPr>
         <w:b/>
         <w:bCs/>
-        <w:color w:val="000000" w:themeColor="text1"/>
+        <w:color w:val="000000"/>
       </w:rPr>
       <w:tblPr/>
       <w:tcPr>
@@ -8607,7 +10050,7 @@
       <w:rPr>
         <w:b w:val="0"/>
         <w:bCs w:val="0"/>
-        <w:color w:val="000000" w:themeColor="text1"/>
+        <w:color w:val="000000"/>
       </w:rPr>
       <w:tblPr/>
       <w:tcPr>
@@ -8655,7 +10098,7 @@
     </w:pPr>
     <w:rPr>
       <w:rFonts w:asciiTheme="majorHAnsi" w:eastAsiaTheme="majorEastAsia" w:hAnsiTheme="majorHAnsi" w:cstheme="majorBidi"/>
-      <w:color w:val="000000" w:themeColor="text1"/>
+      <w:color w:val="000000"/>
     </w:rPr>
     <w:tblPr>
       <w:tblStyleRowBandSize w:val="1"/>
@@ -8683,7 +10126,7 @@
       <w:rPr>
         <w:b/>
         <w:bCs/>
-        <w:color w:val="000000" w:themeColor="text1"/>
+        <w:color w:val="000000"/>
       </w:rPr>
       <w:tblPr/>
       <w:tcPr>
@@ -8694,7 +10137,7 @@
       <w:rPr>
         <w:b/>
         <w:bCs/>
-        <w:color w:val="000000" w:themeColor="text1"/>
+        <w:color w:val="000000"/>
       </w:rPr>
       <w:tblPr/>
       <w:tcPr>
@@ -8713,7 +10156,7 @@
       <w:rPr>
         <w:b/>
         <w:bCs/>
-        <w:color w:val="000000" w:themeColor="text1"/>
+        <w:color w:val="000000"/>
       </w:rPr>
       <w:tblPr/>
       <w:tcPr>
@@ -8732,7 +10175,7 @@
       <w:rPr>
         <w:b w:val="0"/>
         <w:bCs w:val="0"/>
-        <w:color w:val="000000" w:themeColor="text1"/>
+        <w:color w:val="000000"/>
       </w:rPr>
       <w:tblPr/>
       <w:tcPr>
@@ -8780,7 +10223,7 @@
     </w:pPr>
     <w:rPr>
       <w:rFonts w:asciiTheme="majorHAnsi" w:eastAsiaTheme="majorEastAsia" w:hAnsiTheme="majorHAnsi" w:cstheme="majorBidi"/>
-      <w:color w:val="000000" w:themeColor="text1"/>
+      <w:color w:val="000000"/>
     </w:rPr>
     <w:tblPr>
       <w:tblStyleRowBandSize w:val="1"/>
@@ -8808,7 +10251,7 @@
       <w:rPr>
         <w:b/>
         <w:bCs/>
-        <w:color w:val="000000" w:themeColor="text1"/>
+        <w:color w:val="000000"/>
       </w:rPr>
       <w:tblPr/>
       <w:tcPr>
@@ -8819,7 +10262,7 @@
       <w:rPr>
         <w:b/>
         <w:bCs/>
-        <w:color w:val="000000" w:themeColor="text1"/>
+        <w:color w:val="000000"/>
       </w:rPr>
       <w:tblPr/>
       <w:tcPr>
@@ -8838,7 +10281,7 @@
       <w:rPr>
         <w:b/>
         <w:bCs/>
-        <w:color w:val="000000" w:themeColor="text1"/>
+        <w:color w:val="000000"/>
       </w:rPr>
       <w:tblPr/>
       <w:tcPr>
@@ -8857,7 +10300,7 @@
       <w:rPr>
         <w:b w:val="0"/>
         <w:bCs w:val="0"/>
-        <w:color w:val="000000" w:themeColor="text1"/>
+        <w:color w:val="000000"/>
       </w:rPr>
       <w:tblPr/>
       <w:tcPr>
@@ -8931,7 +10374,7 @@
         <w:bCs/>
         <w:i w:val="0"/>
         <w:iCs w:val="0"/>
-        <w:color w:val="FFFFFF" w:themeColor="background1"/>
+        <w:color w:val="000000"/>
       </w:rPr>
       <w:tblPr/>
       <w:tcPr>
@@ -8952,7 +10395,7 @@
         <w:bCs/>
         <w:i w:val="0"/>
         <w:iCs w:val="0"/>
-        <w:color w:val="FFFFFF" w:themeColor="background1"/>
+        <w:color w:val="000000"/>
       </w:rPr>
       <w:tblPr/>
       <w:tcPr>
@@ -8973,7 +10416,7 @@
         <w:bCs/>
         <w:i w:val="0"/>
         <w:iCs w:val="0"/>
-        <w:color w:val="FFFFFF" w:themeColor="background1"/>
+        <w:color w:val="000000"/>
       </w:rPr>
       <w:tblPr/>
       <w:tcPr>
@@ -8992,7 +10435,7 @@
         <w:bCs/>
         <w:i w:val="0"/>
         <w:iCs w:val="0"/>
-        <w:color w:val="FFFFFF" w:themeColor="background1"/>
+        <w:color w:val="000000"/>
       </w:rPr>
       <w:tblPr/>
       <w:tcPr>
@@ -9072,7 +10515,7 @@
         <w:bCs/>
         <w:i w:val="0"/>
         <w:iCs w:val="0"/>
-        <w:color w:val="FFFFFF" w:themeColor="background1"/>
+        <w:color w:val="000000"/>
       </w:rPr>
       <w:tblPr/>
       <w:tcPr>
@@ -9093,7 +10536,7 @@
         <w:bCs/>
         <w:i w:val="0"/>
         <w:iCs w:val="0"/>
-        <w:color w:val="FFFFFF" w:themeColor="background1"/>
+        <w:color w:val="000000"/>
       </w:rPr>
       <w:tblPr/>
       <w:tcPr>
@@ -9114,7 +10557,7 @@
         <w:bCs/>
         <w:i w:val="0"/>
         <w:iCs w:val="0"/>
-        <w:color w:val="FFFFFF" w:themeColor="background1"/>
+        <w:color w:val="000000"/>
       </w:rPr>
       <w:tblPr/>
       <w:tcPr>
@@ -9133,7 +10576,7 @@
         <w:bCs/>
         <w:i w:val="0"/>
         <w:iCs w:val="0"/>
-        <w:color w:val="FFFFFF" w:themeColor="background1"/>
+        <w:color w:val="000000"/>
       </w:rPr>
       <w:tblPr/>
       <w:tcPr>
@@ -9213,7 +10656,7 @@
         <w:bCs/>
         <w:i w:val="0"/>
         <w:iCs w:val="0"/>
-        <w:color w:val="FFFFFF" w:themeColor="background1"/>
+        <w:color w:val="000000"/>
       </w:rPr>
       <w:tblPr/>
       <w:tcPr>
@@ -9234,7 +10677,7 @@
         <w:bCs/>
         <w:i w:val="0"/>
         <w:iCs w:val="0"/>
-        <w:color w:val="FFFFFF" w:themeColor="background1"/>
+        <w:color w:val="000000"/>
       </w:rPr>
       <w:tblPr/>
       <w:tcPr>
@@ -9255,7 +10698,7 @@
         <w:bCs/>
         <w:i w:val="0"/>
         <w:iCs w:val="0"/>
-        <w:color w:val="FFFFFF" w:themeColor="background1"/>
+        <w:color w:val="000000"/>
       </w:rPr>
       <w:tblPr/>
       <w:tcPr>
@@ -9274,7 +10717,7 @@
         <w:bCs/>
         <w:i w:val="0"/>
         <w:iCs w:val="0"/>
-        <w:color w:val="FFFFFF" w:themeColor="background1"/>
+        <w:color w:val="000000"/>
       </w:rPr>
       <w:tblPr/>
       <w:tcPr>
@@ -9354,7 +10797,7 @@
         <w:bCs/>
         <w:i w:val="0"/>
         <w:iCs w:val="0"/>
-        <w:color w:val="FFFFFF" w:themeColor="background1"/>
+        <w:color w:val="000000"/>
       </w:rPr>
       <w:tblPr/>
       <w:tcPr>
@@ -9375,7 +10818,7 @@
         <w:bCs/>
         <w:i w:val="0"/>
         <w:iCs w:val="0"/>
-        <w:color w:val="FFFFFF" w:themeColor="background1"/>
+        <w:color w:val="000000"/>
       </w:rPr>
       <w:tblPr/>
       <w:tcPr>
@@ -9396,7 +10839,7 @@
         <w:bCs/>
         <w:i w:val="0"/>
         <w:iCs w:val="0"/>
-        <w:color w:val="FFFFFF" w:themeColor="background1"/>
+        <w:color w:val="000000"/>
       </w:rPr>
       <w:tblPr/>
       <w:tcPr>
@@ -9415,7 +10858,7 @@
         <w:bCs/>
         <w:i w:val="0"/>
         <w:iCs w:val="0"/>
-        <w:color w:val="FFFFFF" w:themeColor="background1"/>
+        <w:color w:val="000000"/>
       </w:rPr>
       <w:tblPr/>
       <w:tcPr>
@@ -9495,7 +10938,7 @@
         <w:bCs/>
         <w:i w:val="0"/>
         <w:iCs w:val="0"/>
-        <w:color w:val="FFFFFF" w:themeColor="background1"/>
+        <w:color w:val="000000"/>
       </w:rPr>
       <w:tblPr/>
       <w:tcPr>
@@ -9516,7 +10959,7 @@
         <w:bCs/>
         <w:i w:val="0"/>
         <w:iCs w:val="0"/>
-        <w:color w:val="FFFFFF" w:themeColor="background1"/>
+        <w:color w:val="000000"/>
       </w:rPr>
       <w:tblPr/>
       <w:tcPr>
@@ -9537,7 +10980,7 @@
         <w:bCs/>
         <w:i w:val="0"/>
         <w:iCs w:val="0"/>
-        <w:color w:val="FFFFFF" w:themeColor="background1"/>
+        <w:color w:val="000000"/>
       </w:rPr>
       <w:tblPr/>
       <w:tcPr>
@@ -9556,7 +10999,7 @@
         <w:bCs/>
         <w:i w:val="0"/>
         <w:iCs w:val="0"/>
-        <w:color w:val="FFFFFF" w:themeColor="background1"/>
+        <w:color w:val="000000"/>
       </w:rPr>
       <w:tblPr/>
       <w:tcPr>
@@ -9636,7 +11079,7 @@
         <w:bCs/>
         <w:i w:val="0"/>
         <w:iCs w:val="0"/>
-        <w:color w:val="FFFFFF" w:themeColor="background1"/>
+        <w:color w:val="000000"/>
       </w:rPr>
       <w:tblPr/>
       <w:tcPr>
@@ -9657,7 +11100,7 @@
         <w:bCs/>
         <w:i w:val="0"/>
         <w:iCs w:val="0"/>
-        <w:color w:val="FFFFFF" w:themeColor="background1"/>
+        <w:color w:val="000000"/>
       </w:rPr>
       <w:tblPr/>
       <w:tcPr>
@@ -9678,7 +11121,7 @@
         <w:bCs/>
         <w:i w:val="0"/>
         <w:iCs w:val="0"/>
-        <w:color w:val="FFFFFF" w:themeColor="background1"/>
+        <w:color w:val="000000"/>
       </w:rPr>
       <w:tblPr/>
       <w:tcPr>
@@ -9697,7 +11140,7 @@
         <w:bCs/>
         <w:i w:val="0"/>
         <w:iCs w:val="0"/>
-        <w:color w:val="FFFFFF" w:themeColor="background1"/>
+        <w:color w:val="000000"/>
       </w:rPr>
       <w:tblPr/>
       <w:tcPr>
@@ -9777,7 +11220,7 @@
         <w:bCs/>
         <w:i w:val="0"/>
         <w:iCs w:val="0"/>
-        <w:color w:val="FFFFFF" w:themeColor="background1"/>
+        <w:color w:val="000000"/>
       </w:rPr>
       <w:tblPr/>
       <w:tcPr>
@@ -9798,7 +11241,7 @@
         <w:bCs/>
         <w:i w:val="0"/>
         <w:iCs w:val="0"/>
-        <w:color w:val="FFFFFF" w:themeColor="background1"/>
+        <w:color w:val="000000"/>
       </w:rPr>
       <w:tblPr/>
       <w:tcPr>
@@ -9819,7 +11262,7 @@
         <w:bCs/>
         <w:i w:val="0"/>
         <w:iCs w:val="0"/>
-        <w:color w:val="FFFFFF" w:themeColor="background1"/>
+        <w:color w:val="000000"/>
       </w:rPr>
       <w:tblPr/>
       <w:tcPr>
@@ -9838,7 +11281,7 @@
         <w:bCs/>
         <w:i w:val="0"/>
         <w:iCs w:val="0"/>
-        <w:color w:val="FFFFFF" w:themeColor="background1"/>
+        <w:color w:val="000000"/>
       </w:rPr>
       <w:tblPr/>
       <w:tcPr>
@@ -9891,7 +11334,7 @@
       <w:spacing w:after="0" w:line="240" w:lineRule="auto"/>
     </w:pPr>
     <w:rPr>
-      <w:color w:val="FFFFFF" w:themeColor="background1"/>
+      <w:color w:val="000000"/>
     </w:rPr>
     <w:tblPr>
       <w:tblStyleRowBandSize w:val="1"/>
@@ -10005,7 +11448,7 @@
       <w:spacing w:after="0" w:line="240" w:lineRule="auto"/>
     </w:pPr>
     <w:rPr>
-      <w:color w:val="FFFFFF" w:themeColor="background1"/>
+      <w:color w:val="000000"/>
     </w:rPr>
     <w:tblPr>
       <w:tblStyleRowBandSize w:val="1"/>
@@ -10119,7 +11562,7 @@
       <w:spacing w:after="0" w:line="240" w:lineRule="auto"/>
     </w:pPr>
     <w:rPr>
-      <w:color w:val="FFFFFF" w:themeColor="background1"/>
+      <w:color w:val="000000"/>
     </w:rPr>
     <w:tblPr>
       <w:tblStyleRowBandSize w:val="1"/>
@@ -10233,7 +11676,7 @@
       <w:spacing w:after="0" w:line="240" w:lineRule="auto"/>
     </w:pPr>
     <w:rPr>
-      <w:color w:val="FFFFFF" w:themeColor="background1"/>
+      <w:color w:val="000000"/>
     </w:rPr>
     <w:tblPr>
       <w:tblStyleRowBandSize w:val="1"/>
@@ -10347,7 +11790,7 @@
       <w:spacing w:after="0" w:line="240" w:lineRule="auto"/>
     </w:pPr>
     <w:rPr>
-      <w:color w:val="FFFFFF" w:themeColor="background1"/>
+      <w:color w:val="000000"/>
     </w:rPr>
     <w:tblPr>
       <w:tblStyleRowBandSize w:val="1"/>
@@ -10461,7 +11904,7 @@
       <w:spacing w:after="0" w:line="240" w:lineRule="auto"/>
     </w:pPr>
     <w:rPr>
-      <w:color w:val="FFFFFF" w:themeColor="background1"/>
+      <w:color w:val="000000"/>
     </w:rPr>
     <w:tblPr>
       <w:tblStyleRowBandSize w:val="1"/>
@@ -10575,7 +12018,7 @@
       <w:spacing w:after="0" w:line="240" w:lineRule="auto"/>
     </w:pPr>
     <w:rPr>
-      <w:color w:val="FFFFFF" w:themeColor="background1"/>
+      <w:color w:val="000000"/>
     </w:rPr>
     <w:tblPr>
       <w:tblStyleRowBandSize w:val="1"/>
@@ -10689,7 +12132,7 @@
       <w:spacing w:after="0" w:line="240" w:lineRule="auto"/>
     </w:pPr>
     <w:rPr>
-      <w:color w:val="000000" w:themeColor="text1"/>
+      <w:color w:val="000000"/>
     </w:rPr>
     <w:tblPr>
       <w:tblStyleRowBandSize w:val="1"/>
@@ -10735,7 +12178,7 @@
       <w:rPr>
         <w:b/>
         <w:bCs/>
-        <w:color w:val="FFFFFF" w:themeColor="background1"/>
+        <w:color w:val="000000"/>
       </w:rPr>
       <w:tblPr/>
       <w:tcPr>
@@ -10747,7 +12190,7 @@
     </w:tblStylePr>
     <w:tblStylePr w:type="firstCol">
       <w:rPr>
-        <w:color w:val="FFFFFF" w:themeColor="background1"/>
+        <w:color w:val="000000"/>
       </w:rPr>
       <w:tblPr/>
       <w:tcPr>
@@ -10764,7 +12207,7 @@
     </w:tblStylePr>
     <w:tblStylePr w:type="lastCol">
       <w:rPr>
-        <w:color w:val="FFFFFF" w:themeColor="background1"/>
+        <w:color w:val="000000"/>
       </w:rPr>
       <w:tblPr/>
       <w:tcPr>
@@ -10793,12 +12236,12 @@
     </w:tblStylePr>
     <w:tblStylePr w:type="neCell">
       <w:rPr>
-        <w:color w:val="000000" w:themeColor="text1"/>
+        <w:color w:val="000000"/>
       </w:rPr>
     </w:tblStylePr>
     <w:tblStylePr w:type="nwCell">
       <w:rPr>
-        <w:color w:val="000000" w:themeColor="text1"/>
+        <w:color w:val="000000"/>
       </w:rPr>
     </w:tblStylePr>
   </w:style>
@@ -10811,7 +12254,7 @@
       <w:spacing w:after="0" w:line="240" w:lineRule="auto"/>
     </w:pPr>
     <w:rPr>
-      <w:color w:val="000000" w:themeColor="text1"/>
+      <w:color w:val="000000"/>
     </w:rPr>
     <w:tblPr>
       <w:tblStyleRowBandSize w:val="1"/>
@@ -10857,7 +12300,7 @@
       <w:rPr>
         <w:b/>
         <w:bCs/>
-        <w:color w:val="FFFFFF" w:themeColor="background1"/>
+        <w:color w:val="000000"/>
       </w:rPr>
       <w:tblPr/>
       <w:tcPr>
@@ -10869,7 +12312,7 @@
     </w:tblStylePr>
     <w:tblStylePr w:type="firstCol">
       <w:rPr>
-        <w:color w:val="FFFFFF" w:themeColor="background1"/>
+        <w:color w:val="000000"/>
       </w:rPr>
       <w:tblPr/>
       <w:tcPr>
@@ -10886,7 +12329,7 @@
     </w:tblStylePr>
     <w:tblStylePr w:type="lastCol">
       <w:rPr>
-        <w:color w:val="FFFFFF" w:themeColor="background1"/>
+        <w:color w:val="000000"/>
       </w:rPr>
       <w:tblPr/>
       <w:tcPr>
@@ -10915,12 +12358,12 @@
     </w:tblStylePr>
     <w:tblStylePr w:type="neCell">
       <w:rPr>
-        <w:color w:val="000000" w:themeColor="text1"/>
+        <w:color w:val="000000"/>
       </w:rPr>
     </w:tblStylePr>
     <w:tblStylePr w:type="nwCell">
       <w:rPr>
-        <w:color w:val="000000" w:themeColor="text1"/>
+        <w:color w:val="000000"/>
       </w:rPr>
     </w:tblStylePr>
   </w:style>
@@ -10933,7 +12376,7 @@
       <w:spacing w:after="0" w:line="240" w:lineRule="auto"/>
     </w:pPr>
     <w:rPr>
-      <w:color w:val="000000" w:themeColor="text1"/>
+      <w:color w:val="000000"/>
     </w:rPr>
     <w:tblPr>
       <w:tblStyleRowBandSize w:val="1"/>
@@ -10979,7 +12422,7 @@
       <w:rPr>
         <w:b/>
         <w:bCs/>
-        <w:color w:val="FFFFFF" w:themeColor="background1"/>
+        <w:color w:val="000000"/>
       </w:rPr>
       <w:tblPr/>
       <w:tcPr>
@@ -10991,7 +12434,7 @@
     </w:tblStylePr>
     <w:tblStylePr w:type="firstCol">
       <w:rPr>
-        <w:color w:val="FFFFFF" w:themeColor="background1"/>
+        <w:color w:val="000000"/>
       </w:rPr>
       <w:tblPr/>
       <w:tcPr>
@@ -11008,7 +12451,7 @@
     </w:tblStylePr>
     <w:tblStylePr w:type="lastCol">
       <w:rPr>
-        <w:color w:val="FFFFFF" w:themeColor="background1"/>
+        <w:color w:val="000000"/>
       </w:rPr>
       <w:tblPr/>
       <w:tcPr>
@@ -11037,12 +12480,12 @@
     </w:tblStylePr>
     <w:tblStylePr w:type="neCell">
       <w:rPr>
-        <w:color w:val="000000" w:themeColor="text1"/>
+        <w:color w:val="000000"/>
       </w:rPr>
     </w:tblStylePr>
     <w:tblStylePr w:type="nwCell">
       <w:rPr>
-        <w:color w:val="000000" w:themeColor="text1"/>
+        <w:color w:val="000000"/>
       </w:rPr>
     </w:tblStylePr>
   </w:style>
@@ -11055,7 +12498,7 @@
       <w:spacing w:after="0" w:line="240" w:lineRule="auto"/>
     </w:pPr>
     <w:rPr>
-      <w:color w:val="000000" w:themeColor="text1"/>
+      <w:color w:val="000000"/>
     </w:rPr>
     <w:tblPr>
       <w:tblStyleRowBandSize w:val="1"/>
@@ -11101,7 +12544,7 @@
       <w:rPr>
         <w:b/>
         <w:bCs/>
-        <w:color w:val="FFFFFF" w:themeColor="background1"/>
+        <w:color w:val="000000"/>
       </w:rPr>
       <w:tblPr/>
       <w:tcPr>
@@ -11113,7 +12556,7 @@
     </w:tblStylePr>
     <w:tblStylePr w:type="firstCol">
       <w:rPr>
-        <w:color w:val="FFFFFF" w:themeColor="background1"/>
+        <w:color w:val="000000"/>
       </w:rPr>
       <w:tblPr/>
       <w:tcPr>
@@ -11130,7 +12573,7 @@
     </w:tblStylePr>
     <w:tblStylePr w:type="lastCol">
       <w:rPr>
-        <w:color w:val="FFFFFF" w:themeColor="background1"/>
+        <w:color w:val="000000"/>
       </w:rPr>
       <w:tblPr/>
       <w:tcPr>
@@ -11167,7 +12610,7 @@
       <w:spacing w:after="0" w:line="240" w:lineRule="auto"/>
     </w:pPr>
     <w:rPr>
-      <w:color w:val="000000" w:themeColor="text1"/>
+      <w:color w:val="000000"/>
     </w:rPr>
     <w:tblPr>
       <w:tblStyleRowBandSize w:val="1"/>
@@ -11213,7 +12656,7 @@
       <w:rPr>
         <w:b/>
         <w:bCs/>
-        <w:color w:val="FFFFFF" w:themeColor="background1"/>
+        <w:color w:val="000000"/>
       </w:rPr>
       <w:tblPr/>
       <w:tcPr>
@@ -11225,7 +12668,7 @@
     </w:tblStylePr>
     <w:tblStylePr w:type="firstCol">
       <w:rPr>
-        <w:color w:val="FFFFFF" w:themeColor="background1"/>
+        <w:color w:val="000000"/>
       </w:rPr>
       <w:tblPr/>
       <w:tcPr>
@@ -11242,7 +12685,7 @@
     </w:tblStylePr>
     <w:tblStylePr w:type="lastCol">
       <w:rPr>
-        <w:color w:val="FFFFFF" w:themeColor="background1"/>
+        <w:color w:val="000000"/>
       </w:rPr>
       <w:tblPr/>
       <w:tcPr>
@@ -11271,12 +12714,12 @@
     </w:tblStylePr>
     <w:tblStylePr w:type="neCell">
       <w:rPr>
-        <w:color w:val="000000" w:themeColor="text1"/>
+        <w:color w:val="000000"/>
       </w:rPr>
     </w:tblStylePr>
     <w:tblStylePr w:type="nwCell">
       <w:rPr>
-        <w:color w:val="000000" w:themeColor="text1"/>
+        <w:color w:val="000000"/>
       </w:rPr>
     </w:tblStylePr>
   </w:style>
@@ -11289,7 +12732,7 @@
       <w:spacing w:after="0" w:line="240" w:lineRule="auto"/>
     </w:pPr>
     <w:rPr>
-      <w:color w:val="000000" w:themeColor="text1"/>
+      <w:color w:val="000000"/>
     </w:rPr>
     <w:tblPr>
       <w:tblStyleRowBandSize w:val="1"/>
@@ -11335,7 +12778,7 @@
       <w:rPr>
         <w:b/>
         <w:bCs/>
-        <w:color w:val="FFFFFF" w:themeColor="background1"/>
+        <w:color w:val="000000"/>
       </w:rPr>
       <w:tblPr/>
       <w:tcPr>
@@ -11347,7 +12790,7 @@
     </w:tblStylePr>
     <w:tblStylePr w:type="firstCol">
       <w:rPr>
-        <w:color w:val="FFFFFF" w:themeColor="background1"/>
+        <w:color w:val="000000"/>
       </w:rPr>
       <w:tblPr/>
       <w:tcPr>
@@ -11364,7 +12807,7 @@
     </w:tblStylePr>
     <w:tblStylePr w:type="lastCol">
       <w:rPr>
-        <w:color w:val="FFFFFF" w:themeColor="background1"/>
+        <w:color w:val="000000"/>
       </w:rPr>
       <w:tblPr/>
       <w:tcPr>
@@ -11393,12 +12836,12 @@
     </w:tblStylePr>
     <w:tblStylePr w:type="neCell">
       <w:rPr>
-        <w:color w:val="000000" w:themeColor="text1"/>
+        <w:color w:val="000000"/>
       </w:rPr>
     </w:tblStylePr>
     <w:tblStylePr w:type="nwCell">
       <w:rPr>
-        <w:color w:val="000000" w:themeColor="text1"/>
+        <w:color w:val="000000"/>
       </w:rPr>
     </w:tblStylePr>
   </w:style>
@@ -11411,7 +12854,7 @@
       <w:spacing w:after="0" w:line="240" w:lineRule="auto"/>
     </w:pPr>
     <w:rPr>
-      <w:color w:val="000000" w:themeColor="text1"/>
+      <w:color w:val="000000"/>
     </w:rPr>
     <w:tblPr>
       <w:tblStyleRowBandSize w:val="1"/>
@@ -11457,7 +12900,7 @@
       <w:rPr>
         <w:b/>
         <w:bCs/>
-        <w:color w:val="FFFFFF" w:themeColor="background1"/>
+        <w:color w:val="000000"/>
       </w:rPr>
       <w:tblPr/>
       <w:tcPr>
@@ -11469,7 +12912,7 @@
     </w:tblStylePr>
     <w:tblStylePr w:type="firstCol">
       <w:rPr>
-        <w:color w:val="FFFFFF" w:themeColor="background1"/>
+        <w:color w:val="000000"/>
       </w:rPr>
       <w:tblPr/>
       <w:tcPr>
@@ -11486,7 +12929,7 @@
     </w:tblStylePr>
     <w:tblStylePr w:type="lastCol">
       <w:rPr>
-        <w:color w:val="FFFFFF" w:themeColor="background1"/>
+        <w:color w:val="000000"/>
       </w:rPr>
       <w:tblPr/>
       <w:tcPr>
@@ -11515,12 +12958,12 @@
     </w:tblStylePr>
     <w:tblStylePr w:type="neCell">
       <w:rPr>
-        <w:color w:val="000000" w:themeColor="text1"/>
+        <w:color w:val="000000"/>
       </w:rPr>
     </w:tblStylePr>
     <w:tblStylePr w:type="nwCell">
       <w:rPr>
-        <w:color w:val="000000" w:themeColor="text1"/>
+        <w:color w:val="000000"/>
       </w:rPr>
     </w:tblStylePr>
   </w:style>
@@ -11533,7 +12976,7 @@
       <w:spacing w:after="0" w:line="240" w:lineRule="auto"/>
     </w:pPr>
     <w:rPr>
-      <w:color w:val="000000" w:themeColor="text1"/>
+      <w:color w:val="000000"/>
     </w:rPr>
     <w:tblPr>
       <w:tblStyleRowBandSize w:val="1"/>
@@ -11553,7 +12996,7 @@
       <w:rPr>
         <w:b/>
         <w:bCs/>
-        <w:color w:val="FFFFFF" w:themeColor="background1"/>
+        <w:color w:val="000000"/>
       </w:rPr>
       <w:tblPr/>
       <w:tcPr>
@@ -11567,7 +13010,7 @@
       <w:rPr>
         <w:b/>
         <w:bCs/>
-        <w:color w:val="9E3A38" w:themeColor="accent2" w:themeShade="CC"/>
+        <w:color w:val="000000"/>
       </w:rPr>
       <w:tblPr/>
       <w:tcPr>
@@ -11619,7 +13062,7 @@
       <w:spacing w:after="0" w:line="240" w:lineRule="auto"/>
     </w:pPr>
     <w:rPr>
-      <w:color w:val="000000" w:themeColor="text1"/>
+      <w:color w:val="000000"/>
     </w:rPr>
     <w:tblPr>
       <w:tblStyleRowBandSize w:val="1"/>
@@ -11639,7 +13082,7 @@
       <w:rPr>
         <w:b/>
         <w:bCs/>
-        <w:color w:val="FFFFFF" w:themeColor="background1"/>
+        <w:color w:val="000000"/>
       </w:rPr>
       <w:tblPr/>
       <w:tcPr>
@@ -11653,7 +13096,7 @@
       <w:rPr>
         <w:b/>
         <w:bCs/>
-        <w:color w:val="9E3A38" w:themeColor="accent2" w:themeShade="CC"/>
+        <w:color w:val="000000"/>
       </w:rPr>
       <w:tblPr/>
       <w:tcPr>
@@ -11705,7 +13148,7 @@
       <w:spacing w:after="0" w:line="240" w:lineRule="auto"/>
     </w:pPr>
     <w:rPr>
-      <w:color w:val="000000" w:themeColor="text1"/>
+      <w:color w:val="000000"/>
     </w:rPr>
     <w:tblPr>
       <w:tblStyleRowBandSize w:val="1"/>
@@ -11725,7 +13168,7 @@
       <w:rPr>
         <w:b/>
         <w:bCs/>
-        <w:color w:val="FFFFFF" w:themeColor="background1"/>
+        <w:color w:val="000000"/>
       </w:rPr>
       <w:tblPr/>
       <w:tcPr>
@@ -11739,7 +13182,7 @@
       <w:rPr>
         <w:b/>
         <w:bCs/>
-        <w:color w:val="9E3A38" w:themeColor="accent2" w:themeShade="CC"/>
+        <w:color w:val="000000"/>
       </w:rPr>
       <w:tblPr/>
       <w:tcPr>
@@ -11791,7 +13234,7 @@
       <w:spacing w:after="0" w:line="240" w:lineRule="auto"/>
     </w:pPr>
     <w:rPr>
-      <w:color w:val="000000" w:themeColor="text1"/>
+      <w:color w:val="000000"/>
     </w:rPr>
     <w:tblPr>
       <w:tblStyleRowBandSize w:val="1"/>
@@ -11811,7 +13254,7 @@
       <w:rPr>
         <w:b/>
         <w:bCs/>
-        <w:color w:val="FFFFFF" w:themeColor="background1"/>
+        <w:color w:val="000000"/>
       </w:rPr>
       <w:tblPr/>
       <w:tcPr>
@@ -11825,7 +13268,7 @@
       <w:rPr>
         <w:b/>
         <w:bCs/>
-        <w:color w:val="664E82" w:themeColor="accent4" w:themeShade="CC"/>
+        <w:color w:val="000000"/>
       </w:rPr>
       <w:tblPr/>
       <w:tcPr>
@@ -11877,7 +13320,7 @@
       <w:spacing w:after="0" w:line="240" w:lineRule="auto"/>
     </w:pPr>
     <w:rPr>
-      <w:color w:val="000000" w:themeColor="text1"/>
+      <w:color w:val="000000"/>
     </w:rPr>
     <w:tblPr>
       <w:tblStyleRowBandSize w:val="1"/>
@@ -11897,7 +13340,7 @@
       <w:rPr>
         <w:b/>
         <w:bCs/>
-        <w:color w:val="FFFFFF" w:themeColor="background1"/>
+        <w:color w:val="000000"/>
       </w:rPr>
       <w:tblPr/>
       <w:tcPr>
@@ -11911,7 +13354,7 @@
       <w:rPr>
         <w:b/>
         <w:bCs/>
-        <w:color w:val="7E9C40" w:themeColor="accent3" w:themeShade="CC"/>
+        <w:color w:val="000000"/>
       </w:rPr>
       <w:tblPr/>
       <w:tcPr>
@@ -11963,7 +13406,7 @@
       <w:spacing w:after="0" w:line="240" w:lineRule="auto"/>
     </w:pPr>
     <w:rPr>
-      <w:color w:val="000000" w:themeColor="text1"/>
+      <w:color w:val="000000"/>
     </w:rPr>
     <w:tblPr>
       <w:tblStyleRowBandSize w:val="1"/>
@@ -11983,7 +13426,7 @@
       <w:rPr>
         <w:b/>
         <w:bCs/>
-        <w:color w:val="FFFFFF" w:themeColor="background1"/>
+        <w:color w:val="000000"/>
       </w:rPr>
       <w:tblPr/>
       <w:tcPr>
@@ -11997,7 +13440,7 @@
       <w:rPr>
         <w:b/>
         <w:bCs/>
-        <w:color w:val="F2730A" w:themeColor="accent6" w:themeShade="CC"/>
+        <w:color w:val="000000"/>
       </w:rPr>
       <w:tblPr/>
       <w:tcPr>
@@ -12049,7 +13492,7 @@
       <w:spacing w:after="0" w:line="240" w:lineRule="auto"/>
     </w:pPr>
     <w:rPr>
-      <w:color w:val="000000" w:themeColor="text1"/>
+      <w:color w:val="000000"/>
     </w:rPr>
     <w:tblPr>
       <w:tblStyleRowBandSize w:val="1"/>
@@ -12069,7 +13512,7 @@
       <w:rPr>
         <w:b/>
         <w:bCs/>
-        <w:color w:val="FFFFFF" w:themeColor="background1"/>
+        <w:color w:val="000000"/>
       </w:rPr>
       <w:tblPr/>
       <w:tcPr>
@@ -12083,7 +13526,7 @@
       <w:rPr>
         <w:b/>
         <w:bCs/>
-        <w:color w:val="348DA5" w:themeColor="accent5" w:themeShade="CC"/>
+        <w:color w:val="000000"/>
       </w:rPr>
       <w:tblPr/>
       <w:tcPr>
@@ -12135,7 +13578,7 @@
       <w:spacing w:after="0" w:line="240" w:lineRule="auto"/>
     </w:pPr>
     <w:rPr>
-      <w:color w:val="000000" w:themeColor="text1"/>
+      <w:color w:val="000000"/>
     </w:rPr>
     <w:tblPr>
       <w:tblStyleRowBandSize w:val="1"/>
@@ -12168,7 +13611,7 @@
       <w:rPr>
         <w:b/>
         <w:bCs/>
-        <w:color w:val="000000" w:themeColor="text1"/>
+        <w:color w:val="000000"/>
       </w:rPr>
       <w:tblPr/>
       <w:tcPr>
@@ -12177,7 +13620,7 @@
     </w:tblStylePr>
     <w:tblStylePr w:type="firstCol">
       <w:rPr>
-        <w:color w:val="FFFFFF" w:themeColor="background1"/>
+        <w:color w:val="000000"/>
       </w:rPr>
       <w:tblPr/>
       <w:tcPr>
@@ -12186,7 +13629,7 @@
     </w:tblStylePr>
     <w:tblStylePr w:type="lastCol">
       <w:rPr>
-        <w:color w:val="FFFFFF" w:themeColor="background1"/>
+        <w:color w:val="000000"/>
       </w:rPr>
       <w:tblPr/>
       <w:tcPr>
@@ -12215,7 +13658,7 @@
       <w:spacing w:after="0" w:line="240" w:lineRule="auto"/>
     </w:pPr>
     <w:rPr>
-      <w:color w:val="000000" w:themeColor="text1"/>
+      <w:color w:val="000000"/>
     </w:rPr>
     <w:tblPr>
       <w:tblStyleRowBandSize w:val="1"/>
@@ -12248,7 +13691,7 @@
       <w:rPr>
         <w:b/>
         <w:bCs/>
-        <w:color w:val="000000" w:themeColor="text1"/>
+        <w:color w:val="000000"/>
       </w:rPr>
       <w:tblPr/>
       <w:tcPr>
@@ -12257,7 +13700,7 @@
     </w:tblStylePr>
     <w:tblStylePr w:type="firstCol">
       <w:rPr>
-        <w:color w:val="FFFFFF" w:themeColor="background1"/>
+        <w:color w:val="000000"/>
       </w:rPr>
       <w:tblPr/>
       <w:tcPr>
@@ -12266,7 +13709,7 @@
     </w:tblStylePr>
     <w:tblStylePr w:type="lastCol">
       <w:rPr>
-        <w:color w:val="FFFFFF" w:themeColor="background1"/>
+        <w:color w:val="000000"/>
       </w:rPr>
       <w:tblPr/>
       <w:tcPr>
@@ -12295,7 +13738,7 @@
       <w:spacing w:after="0" w:line="240" w:lineRule="auto"/>
     </w:pPr>
     <w:rPr>
-      <w:color w:val="000000" w:themeColor="text1"/>
+      <w:color w:val="000000"/>
     </w:rPr>
     <w:tblPr>
       <w:tblStyleRowBandSize w:val="1"/>
@@ -12328,7 +13771,7 @@
       <w:rPr>
         <w:b/>
         <w:bCs/>
-        <w:color w:val="000000" w:themeColor="text1"/>
+        <w:color w:val="000000"/>
       </w:rPr>
       <w:tblPr/>
       <w:tcPr>
@@ -12337,7 +13780,7 @@
     </w:tblStylePr>
     <w:tblStylePr w:type="firstCol">
       <w:rPr>
-        <w:color w:val="FFFFFF" w:themeColor="background1"/>
+        <w:color w:val="000000"/>
       </w:rPr>
       <w:tblPr/>
       <w:tcPr>
@@ -12346,7 +13789,7 @@
     </w:tblStylePr>
     <w:tblStylePr w:type="lastCol">
       <w:rPr>
-        <w:color w:val="FFFFFF" w:themeColor="background1"/>
+        <w:color w:val="000000"/>
       </w:rPr>
       <w:tblPr/>
       <w:tcPr>
@@ -12375,7 +13818,7 @@
       <w:spacing w:after="0" w:line="240" w:lineRule="auto"/>
     </w:pPr>
     <w:rPr>
-      <w:color w:val="000000" w:themeColor="text1"/>
+      <w:color w:val="000000"/>
     </w:rPr>
     <w:tblPr>
       <w:tblStyleRowBandSize w:val="1"/>
@@ -12408,7 +13851,7 @@
       <w:rPr>
         <w:b/>
         <w:bCs/>
-        <w:color w:val="000000" w:themeColor="text1"/>
+        <w:color w:val="000000"/>
       </w:rPr>
       <w:tblPr/>
       <w:tcPr>
@@ -12417,7 +13860,7 @@
     </w:tblStylePr>
     <w:tblStylePr w:type="firstCol">
       <w:rPr>
-        <w:color w:val="FFFFFF" w:themeColor="background1"/>
+        <w:color w:val="000000"/>
       </w:rPr>
       <w:tblPr/>
       <w:tcPr>
@@ -12426,7 +13869,7 @@
     </w:tblStylePr>
     <w:tblStylePr w:type="lastCol">
       <w:rPr>
-        <w:color w:val="FFFFFF" w:themeColor="background1"/>
+        <w:color w:val="000000"/>
       </w:rPr>
       <w:tblPr/>
       <w:tcPr>
@@ -12455,7 +13898,7 @@
       <w:spacing w:after="0" w:line="240" w:lineRule="auto"/>
     </w:pPr>
     <w:rPr>
-      <w:color w:val="000000" w:themeColor="text1"/>
+      <w:color w:val="000000"/>
     </w:rPr>
     <w:tblPr>
       <w:tblStyleRowBandSize w:val="1"/>
@@ -12488,7 +13931,7 @@
       <w:rPr>
         <w:b/>
         <w:bCs/>
-        <w:color w:val="000000" w:themeColor="text1"/>
+        <w:color w:val="000000"/>
       </w:rPr>
       <w:tblPr/>
       <w:tcPr>
@@ -12497,7 +13940,7 @@
     </w:tblStylePr>
     <w:tblStylePr w:type="firstCol">
       <w:rPr>
-        <w:color w:val="FFFFFF" w:themeColor="background1"/>
+        <w:color w:val="000000"/>
       </w:rPr>
       <w:tblPr/>
       <w:tcPr>
@@ -12506,7 +13949,7 @@
     </w:tblStylePr>
     <w:tblStylePr w:type="lastCol">
       <w:rPr>
-        <w:color w:val="FFFFFF" w:themeColor="background1"/>
+        <w:color w:val="000000"/>
       </w:rPr>
       <w:tblPr/>
       <w:tcPr>
@@ -12535,7 +13978,7 @@
       <w:spacing w:after="0" w:line="240" w:lineRule="auto"/>
     </w:pPr>
     <w:rPr>
-      <w:color w:val="000000" w:themeColor="text1"/>
+      <w:color w:val="000000"/>
     </w:rPr>
     <w:tblPr>
       <w:tblStyleRowBandSize w:val="1"/>
@@ -12568,7 +14011,7 @@
       <w:rPr>
         <w:b/>
         <w:bCs/>
-        <w:color w:val="000000" w:themeColor="text1"/>
+        <w:color w:val="000000"/>
       </w:rPr>
       <w:tblPr/>
       <w:tcPr>
@@ -12577,7 +14020,7 @@
     </w:tblStylePr>
     <w:tblStylePr w:type="firstCol">
       <w:rPr>
-        <w:color w:val="FFFFFF" w:themeColor="background1"/>
+        <w:color w:val="000000"/>
       </w:rPr>
       <w:tblPr/>
       <w:tcPr>
@@ -12586,7 +14029,7 @@
     </w:tblStylePr>
     <w:tblStylePr w:type="lastCol">
       <w:rPr>
-        <w:color w:val="FFFFFF" w:themeColor="background1"/>
+        <w:color w:val="000000"/>
       </w:rPr>
       <w:tblPr/>
       <w:tcPr>
@@ -12615,7 +14058,7 @@
       <w:spacing w:after="0" w:line="240" w:lineRule="auto"/>
     </w:pPr>
     <w:rPr>
-      <w:color w:val="000000" w:themeColor="text1"/>
+      <w:color w:val="000000"/>
     </w:rPr>
     <w:tblPr>
       <w:tblStyleRowBandSize w:val="1"/>
@@ -12648,7 +14091,7 @@
       <w:rPr>
         <w:b/>
         <w:bCs/>
-        <w:color w:val="000000" w:themeColor="text1"/>
+        <w:color w:val="000000"/>
       </w:rPr>
       <w:tblPr/>
       <w:tcPr>
@@ -12657,7 +14100,7 @@
     </w:tblStylePr>
     <w:tblStylePr w:type="firstCol">
       <w:rPr>
-        <w:color w:val="FFFFFF" w:themeColor="background1"/>
+        <w:color w:val="000000"/>
       </w:rPr>
       <w:tblPr/>
       <w:tcPr>
@@ -12666,7 +14109,7 @@
     </w:tblStylePr>
     <w:tblStylePr w:type="lastCol">
       <w:rPr>
-        <w:color w:val="FFFFFF" w:themeColor="background1"/>
+        <w:color w:val="000000"/>
       </w:rPr>
       <w:tblPr/>
       <w:tcPr>

--- a/deliverables/第7组_Sprint评审会议纪要.docx
+++ b/deliverables/第7组_Sprint评审会议纪要.docx
@@ -23,7 +23,7 @@
     </w:p>
     <w:p>
       <w:r>
-        <w:t>Sprint 1 的技术目标已经实现。US01、US04、US05 已在 develop 集成，全量自动测试 24/24 通过，DRI 亲自完成的最终人工 Demo 七项检查全部通过，任务创建和状态更新在刷新后保持。该结论针对本地最小功能闭环；人工 diff 审查未见独立确认记录，不能据此宣称全部正式 DoD 已通过。</w:t>
+        <w:t>Sprint 1 的技术目标已经实现。US01、US04、US05 已在 develop 集成，原业务自动测试24/24通过；最终交付分支加入05c7499服务状态修复后，最新全量35/35通过。DRI 亲自完成的最终人工 Demo 七项检查全部通过，任务创建和状态更新在刷新后保持。该结论针对本地最小功能闭环；人工 diff 审查未见独立确认记录，不能据此宣称全部正式 DoD 已通过。</w:t>
       </w:r>
     </w:p>
     <w:p>
@@ -41,7 +41,7 @@
     </w:p>
     <w:p>
       <w:r>
-        <w:t>协作成员为彭佳成、朱传玺、杨浩伟、何健翔。已确认杨浩伟作为 DRI 执行最终人工 Demo；独立会议主持人、其他成员现场出席与教师或干系人参会情况均无独立记录，不以协作名单替代签到。验收对象是已集成的 Sprint 1 代码，功能代码基线为 develop@6f96b9d，后续交付文档分支不改变功能。</w:t>
+        <w:t>协作成员为彭佳成、朱传玺、杨浩伟、何健翔。已确认杨浩伟作为 DRI 执行最终人工 Demo；独立会议主持人、其他成员现场出席与教师或干系人参会情况均无独立记录，不以协作名单替代签到。原演示基线为develop@6f96b9d；10月8日最终交付分支另集成05c7499前端状态修复，不改变三个故事业务逻辑，未合入main或develop。</w:t>
       </w:r>
     </w:p>
     <w:p>
@@ -96,11 +96,11 @@
         </w:tblBorders>
       </w:tblPr>
       <w:tblGrid>
-        <w:gridCol w:w="1765"/>
-        <w:gridCol w:w="1765"/>
-        <w:gridCol w:w="1765"/>
-        <w:gridCol w:w="1804"/>
-        <w:gridCol w:w="2314"/>
+        <w:gridCol w:w="1656"/>
+        <w:gridCol w:w="1656"/>
+        <w:gridCol w:w="1656"/>
+        <w:gridCol w:w="1945"/>
+        <w:gridCol w:w="2497"/>
       </w:tblGrid>
       <w:tr>
         <w:trPr>
@@ -109,7 +109,7 @@
         </w:trPr>
         <w:tc>
           <w:tcPr>
-            <w:tcW w:type="dxa" w:w="1765"/>
+            <w:tcW w:type="dxa" w:w="1656"/>
             <w:vAlign w:val="center"/>
             <w:tcMar>
               <w:top w:w="70" w:type="dxa"/>
@@ -121,6 +121,7 @@
           </w:tcPr>
           <w:p>
             <w:pPr>
+              <w:keepNext/>
               <w:spacing w:after="0" w:line="264" w:lineRule="auto"/>
               <w:jc w:val="center"/>
             </w:pPr>
@@ -137,7 +138,7 @@
         </w:tc>
         <w:tc>
           <w:tcPr>
-            <w:tcW w:type="dxa" w:w="1765"/>
+            <w:tcW w:type="dxa" w:w="1656"/>
             <w:vAlign w:val="center"/>
             <w:tcMar>
               <w:top w:w="70" w:type="dxa"/>
@@ -149,6 +150,7 @@
           </w:tcPr>
           <w:p>
             <w:pPr>
+              <w:keepNext/>
               <w:spacing w:after="0" w:line="264" w:lineRule="auto"/>
               <w:jc w:val="center"/>
             </w:pPr>
@@ -165,7 +167,7 @@
         </w:tc>
         <w:tc>
           <w:tcPr>
-            <w:tcW w:type="dxa" w:w="1765"/>
+            <w:tcW w:type="dxa" w:w="1656"/>
             <w:vAlign w:val="center"/>
             <w:tcMar>
               <w:top w:w="70" w:type="dxa"/>
@@ -177,6 +179,7 @@
           </w:tcPr>
           <w:p>
             <w:pPr>
+              <w:keepNext/>
               <w:spacing w:after="0" w:line="264" w:lineRule="auto"/>
               <w:jc w:val="center"/>
             </w:pPr>
@@ -193,7 +196,7 @@
         </w:tc>
         <w:tc>
           <w:tcPr>
-            <w:tcW w:type="dxa" w:w="1804"/>
+            <w:tcW w:type="dxa" w:w="1945"/>
             <w:vAlign w:val="center"/>
             <w:tcMar>
               <w:top w:w="70" w:type="dxa"/>
@@ -205,6 +208,7 @@
           </w:tcPr>
           <w:p>
             <w:pPr>
+              <w:keepNext/>
               <w:spacing w:after="0" w:line="264" w:lineRule="auto"/>
               <w:jc w:val="center"/>
             </w:pPr>
@@ -221,7 +225,7 @@
         </w:tc>
         <w:tc>
           <w:tcPr>
-            <w:tcW w:type="dxa" w:w="2314"/>
+            <w:tcW w:type="dxa" w:w="2497"/>
             <w:vAlign w:val="center"/>
             <w:tcMar>
               <w:top w:w="70" w:type="dxa"/>
@@ -233,6 +237,7 @@
           </w:tcPr>
           <w:p>
             <w:pPr>
+              <w:keepNext/>
               <w:spacing w:after="0" w:line="264" w:lineRule="auto"/>
               <w:jc w:val="center"/>
             </w:pPr>
@@ -254,7 +259,7 @@
         </w:trPr>
         <w:tc>
           <w:tcPr>
-            <w:tcW w:type="dxa" w:w="1765"/>
+            <w:tcW w:type="dxa" w:w="1656"/>
             <w:vAlign w:val="center"/>
             <w:tcMar>
               <w:top w:w="70" w:type="dxa"/>
@@ -280,7 +285,7 @@
         </w:tc>
         <w:tc>
           <w:tcPr>
-            <w:tcW w:type="dxa" w:w="1765"/>
+            <w:tcW w:type="dxa" w:w="1656"/>
             <w:vAlign w:val="center"/>
             <w:tcMar>
               <w:top w:w="70" w:type="dxa"/>
@@ -307,7 +312,7 @@
         </w:tc>
         <w:tc>
           <w:tcPr>
-            <w:tcW w:type="dxa" w:w="1765"/>
+            <w:tcW w:type="dxa" w:w="1656"/>
             <w:vAlign w:val="center"/>
             <w:tcMar>
               <w:top w:w="70" w:type="dxa"/>
@@ -334,7 +339,7 @@
         </w:tc>
         <w:tc>
           <w:tcPr>
-            <w:tcW w:type="dxa" w:w="1804"/>
+            <w:tcW w:type="dxa" w:w="1945"/>
             <w:vAlign w:val="center"/>
             <w:tcMar>
               <w:top w:w="70" w:type="dxa"/>
@@ -360,7 +365,7 @@
         </w:tc>
         <w:tc>
           <w:tcPr>
-            <w:tcW w:type="dxa" w:w="2314"/>
+            <w:tcW w:type="dxa" w:w="2497"/>
             <w:vAlign w:val="center"/>
             <w:tcMar>
               <w:top w:w="70" w:type="dxa"/>
@@ -391,7 +396,7 @@
         </w:trPr>
         <w:tc>
           <w:tcPr>
-            <w:tcW w:type="dxa" w:w="1765"/>
+            <w:tcW w:type="dxa" w:w="1656"/>
             <w:vAlign w:val="center"/>
             <w:tcMar>
               <w:top w:w="70" w:type="dxa"/>
@@ -417,7 +422,7 @@
         </w:tc>
         <w:tc>
           <w:tcPr>
-            <w:tcW w:type="dxa" w:w="1765"/>
+            <w:tcW w:type="dxa" w:w="1656"/>
             <w:vAlign w:val="center"/>
             <w:tcMar>
               <w:top w:w="70" w:type="dxa"/>
@@ -444,7 +449,7 @@
         </w:tc>
         <w:tc>
           <w:tcPr>
-            <w:tcW w:type="dxa" w:w="1765"/>
+            <w:tcW w:type="dxa" w:w="1656"/>
             <w:vAlign w:val="center"/>
             <w:tcMar>
               <w:top w:w="70" w:type="dxa"/>
@@ -471,7 +476,7 @@
         </w:tc>
         <w:tc>
           <w:tcPr>
-            <w:tcW w:type="dxa" w:w="1804"/>
+            <w:tcW w:type="dxa" w:w="1945"/>
             <w:vAlign w:val="center"/>
             <w:tcMar>
               <w:top w:w="70" w:type="dxa"/>
@@ -498,7 +503,7 @@
         </w:tc>
         <w:tc>
           <w:tcPr>
-            <w:tcW w:type="dxa" w:w="2314"/>
+            <w:tcW w:type="dxa" w:w="2497"/>
             <w:vAlign w:val="center"/>
             <w:tcMar>
               <w:top w:w="70" w:type="dxa"/>
@@ -529,7 +534,7 @@
         </w:trPr>
         <w:tc>
           <w:tcPr>
-            <w:tcW w:type="dxa" w:w="1765"/>
+            <w:tcW w:type="dxa" w:w="1656"/>
             <w:vAlign w:val="center"/>
             <w:tcMar>
               <w:top w:w="70" w:type="dxa"/>
@@ -555,7 +560,7 @@
         </w:tc>
         <w:tc>
           <w:tcPr>
-            <w:tcW w:type="dxa" w:w="1765"/>
+            <w:tcW w:type="dxa" w:w="1656"/>
             <w:vAlign w:val="center"/>
             <w:tcMar>
               <w:top w:w="70" w:type="dxa"/>
@@ -582,7 +587,7 @@
         </w:tc>
         <w:tc>
           <w:tcPr>
-            <w:tcW w:type="dxa" w:w="1765"/>
+            <w:tcW w:type="dxa" w:w="1656"/>
             <w:vAlign w:val="center"/>
             <w:tcMar>
               <w:top w:w="70" w:type="dxa"/>
@@ -609,7 +614,7 @@
         </w:tc>
         <w:tc>
           <w:tcPr>
-            <w:tcW w:type="dxa" w:w="1804"/>
+            <w:tcW w:type="dxa" w:w="1945"/>
             <w:vAlign w:val="center"/>
             <w:tcMar>
               <w:top w:w="70" w:type="dxa"/>
@@ -636,7 +641,7 @@
         </w:tc>
         <w:tc>
           <w:tcPr>
-            <w:tcW w:type="dxa" w:w="2314"/>
+            <w:tcW w:type="dxa" w:w="2497"/>
             <w:vAlign w:val="center"/>
             <w:tcMar>
               <w:top w:w="70" w:type="dxa"/>
@@ -667,7 +672,7 @@
         </w:trPr>
         <w:tc>
           <w:tcPr>
-            <w:tcW w:type="dxa" w:w="1765"/>
+            <w:tcW w:type="dxa" w:w="1656"/>
             <w:vAlign w:val="center"/>
             <w:tcMar>
               <w:top w:w="70" w:type="dxa"/>
@@ -688,13 +693,13 @@
                 <w:color w:val="000000"/>
                 <w:sz w:val="20"/>
               </w:rPr>
-              <w:t>合计</w:t>
+              <w:t>原业务合计</w:t>
             </w:r>
           </w:p>
         </w:tc>
         <w:tc>
           <w:tcPr>
-            <w:tcW w:type="dxa" w:w="1765"/>
+            <w:tcW w:type="dxa" w:w="1656"/>
             <w:vAlign w:val="center"/>
             <w:tcMar>
               <w:top w:w="70" w:type="dxa"/>
@@ -721,7 +726,7 @@
         </w:tc>
         <w:tc>
           <w:tcPr>
-            <w:tcW w:type="dxa" w:w="1765"/>
+            <w:tcW w:type="dxa" w:w="1656"/>
             <w:vAlign w:val="center"/>
             <w:tcMar>
               <w:top w:w="70" w:type="dxa"/>
@@ -748,7 +753,283 @@
         </w:tc>
         <w:tc>
           <w:tcPr>
-            <w:tcW w:type="dxa" w:w="1804"/>
+            <w:tcW w:type="dxa" w:w="1945"/>
+            <w:vAlign w:val="center"/>
+            <w:tcMar>
+              <w:top w:w="70" w:type="dxa"/>
+              <w:bottom w:w="70" w:type="dxa"/>
+              <w:left w:w="90" w:type="dxa"/>
+              <w:right w:w="90" w:type="dxa"/>
+            </w:tcMar>
+          </w:tcPr>
+          <w:p>
+            <w:pPr>
+              <w:spacing w:after="0" w:line="264" w:lineRule="auto"/>
+            </w:pPr>
+            <w:r>
+              <w:rPr>
+                <w:rFonts w:ascii="Arial" w:hAnsi="Arial" w:eastAsia="宋体"/>
+                <w:b w:val="0"/>
+                <w:color w:val="000000"/>
+                <w:sz w:val="20"/>
+              </w:rPr>
+              <w:t>历史结果保留，最终仍通过</w:t>
+            </w:r>
+          </w:p>
+        </w:tc>
+        <w:tc>
+          <w:tcPr>
+            <w:tcW w:type="dxa" w:w="2497"/>
+            <w:vAlign w:val="center"/>
+            <w:tcMar>
+              <w:top w:w="70" w:type="dxa"/>
+              <w:bottom w:w="70" w:type="dxa"/>
+              <w:left w:w="90" w:type="dxa"/>
+              <w:right w:w="90" w:type="dxa"/>
+            </w:tcMar>
+          </w:tcPr>
+          <w:p>
+            <w:pPr>
+              <w:spacing w:after="0" w:line="264" w:lineRule="auto"/>
+            </w:pPr>
+            <w:r>
+              <w:rPr>
+                <w:rFonts w:ascii="Arial" w:hAnsi="Arial" w:eastAsia="宋体"/>
+                <w:b w:val="0"/>
+                <w:color w:val="000000"/>
+                <w:sz w:val="20"/>
+              </w:rPr>
+              <w:t>七项人工操作检查全部通过</w:t>
+            </w:r>
+          </w:p>
+        </w:tc>
+      </w:tr>
+      <w:tr>
+        <w:trPr>
+          <w:cantSplit/>
+        </w:trPr>
+        <w:tc>
+          <w:tcPr>
+            <w:tcW w:type="dxa" w:w="1656"/>
+            <w:vAlign w:val="center"/>
+            <w:tcMar>
+              <w:top w:w="70" w:type="dxa"/>
+              <w:bottom w:w="70" w:type="dxa"/>
+              <w:left w:w="90" w:type="dxa"/>
+              <w:right w:w="90" w:type="dxa"/>
+            </w:tcMar>
+          </w:tcPr>
+          <w:p>
+            <w:pPr>
+              <w:spacing w:after="0" w:line="264" w:lineRule="auto"/>
+              <w:jc w:val="center"/>
+            </w:pPr>
+            <w:r>
+              <w:rPr>
+                <w:rFonts w:ascii="Arial" w:hAnsi="Arial" w:eastAsia="宋体"/>
+                <w:b w:val="0"/>
+                <w:color w:val="000000"/>
+                <w:sz w:val="20"/>
+              </w:rPr>
+              <w:t>服务状态新增</w:t>
+            </w:r>
+          </w:p>
+        </w:tc>
+        <w:tc>
+          <w:tcPr>
+            <w:tcW w:type="dxa" w:w="1656"/>
+            <w:vAlign w:val="center"/>
+            <w:tcMar>
+              <w:top w:w="70" w:type="dxa"/>
+              <w:bottom w:w="70" w:type="dxa"/>
+              <w:left w:w="90" w:type="dxa"/>
+              <w:right w:w="90" w:type="dxa"/>
+            </w:tcMar>
+          </w:tcPr>
+          <w:p>
+            <w:pPr>
+              <w:spacing w:after="0" w:line="264" w:lineRule="auto"/>
+              <w:jc w:val="center"/>
+            </w:pPr>
+            <w:r>
+              <w:rPr>
+                <w:rFonts w:ascii="Arial" w:hAnsi="Arial" w:eastAsia="宋体"/>
+                <w:b w:val="0"/>
+                <w:color w:val="000000"/>
+                <w:sz w:val="20"/>
+              </w:rPr>
+              <w:t>11</w:t>
+            </w:r>
+          </w:p>
+        </w:tc>
+        <w:tc>
+          <w:tcPr>
+            <w:tcW w:type="dxa" w:w="1656"/>
+            <w:vAlign w:val="center"/>
+            <w:tcMar>
+              <w:top w:w="70" w:type="dxa"/>
+              <w:bottom w:w="70" w:type="dxa"/>
+              <w:left w:w="90" w:type="dxa"/>
+              <w:right w:w="90" w:type="dxa"/>
+            </w:tcMar>
+          </w:tcPr>
+          <w:p>
+            <w:pPr>
+              <w:spacing w:after="0" w:line="264" w:lineRule="auto"/>
+              <w:jc w:val="center"/>
+            </w:pPr>
+            <w:r>
+              <w:rPr>
+                <w:rFonts w:ascii="Arial" w:hAnsi="Arial" w:eastAsia="宋体"/>
+                <w:b w:val="0"/>
+                <w:color w:val="000000"/>
+                <w:sz w:val="20"/>
+              </w:rPr>
+              <w:t>11</w:t>
+            </w:r>
+          </w:p>
+        </w:tc>
+        <w:tc>
+          <w:tcPr>
+            <w:tcW w:type="dxa" w:w="1945"/>
+            <w:vAlign w:val="center"/>
+            <w:tcMar>
+              <w:top w:w="70" w:type="dxa"/>
+              <w:bottom w:w="70" w:type="dxa"/>
+              <w:left w:w="90" w:type="dxa"/>
+              <w:right w:w="90" w:type="dxa"/>
+            </w:tcMar>
+          </w:tcPr>
+          <w:p>
+            <w:pPr>
+              <w:spacing w:after="0" w:line="264" w:lineRule="auto"/>
+            </w:pPr>
+            <w:r>
+              <w:rPr>
+                <w:rFonts w:ascii="Arial" w:hAnsi="Arial" w:eastAsia="宋体"/>
+                <w:b w:val="0"/>
+                <w:color w:val="000000"/>
+                <w:sz w:val="20"/>
+              </w:rPr>
+              <w:t>初始、成功、失败、响应异常、超时</w:t>
+            </w:r>
+          </w:p>
+        </w:tc>
+        <w:tc>
+          <w:tcPr>
+            <w:tcW w:type="dxa" w:w="2497"/>
+            <w:vAlign w:val="center"/>
+            <w:tcMar>
+              <w:top w:w="70" w:type="dxa"/>
+              <w:bottom w:w="70" w:type="dxa"/>
+              <w:left w:w="90" w:type="dxa"/>
+              <w:right w:w="90" w:type="dxa"/>
+            </w:tcMar>
+          </w:tcPr>
+          <w:p>
+            <w:pPr>
+              <w:spacing w:after="0" w:line="264" w:lineRule="auto"/>
+            </w:pPr>
+            <w:r>
+              <w:rPr>
+                <w:rFonts w:ascii="Arial" w:hAnsi="Arial" w:eastAsia="宋体"/>
+                <w:b w:val="0"/>
+                <w:color w:val="000000"/>
+                <w:sz w:val="20"/>
+              </w:rPr>
+              <w:t>10月8日AI浏览器复核，非新增人工Demo</w:t>
+            </w:r>
+          </w:p>
+        </w:tc>
+      </w:tr>
+      <w:tr>
+        <w:trPr>
+          <w:cantSplit/>
+        </w:trPr>
+        <w:tc>
+          <w:tcPr>
+            <w:tcW w:type="dxa" w:w="1656"/>
+            <w:vAlign w:val="center"/>
+            <w:tcMar>
+              <w:top w:w="70" w:type="dxa"/>
+              <w:bottom w:w="70" w:type="dxa"/>
+              <w:left w:w="90" w:type="dxa"/>
+              <w:right w:w="90" w:type="dxa"/>
+            </w:tcMar>
+          </w:tcPr>
+          <w:p>
+            <w:pPr>
+              <w:spacing w:after="0" w:line="264" w:lineRule="auto"/>
+              <w:jc w:val="center"/>
+            </w:pPr>
+            <w:r>
+              <w:rPr>
+                <w:rFonts w:ascii="Arial" w:hAnsi="Arial" w:eastAsia="宋体"/>
+                <w:b w:val="0"/>
+                <w:color w:val="000000"/>
+                <w:sz w:val="20"/>
+              </w:rPr>
+              <w:t>最终全量</w:t>
+            </w:r>
+          </w:p>
+        </w:tc>
+        <w:tc>
+          <w:tcPr>
+            <w:tcW w:type="dxa" w:w="1656"/>
+            <w:vAlign w:val="center"/>
+            <w:tcMar>
+              <w:top w:w="70" w:type="dxa"/>
+              <w:bottom w:w="70" w:type="dxa"/>
+              <w:left w:w="90" w:type="dxa"/>
+              <w:right w:w="90" w:type="dxa"/>
+            </w:tcMar>
+          </w:tcPr>
+          <w:p>
+            <w:pPr>
+              <w:spacing w:after="0" w:line="264" w:lineRule="auto"/>
+              <w:jc w:val="center"/>
+            </w:pPr>
+            <w:r>
+              <w:rPr>
+                <w:rFonts w:ascii="Arial" w:hAnsi="Arial" w:eastAsia="宋体"/>
+                <w:b w:val="0"/>
+                <w:color w:val="000000"/>
+                <w:sz w:val="20"/>
+              </w:rPr>
+              <w:t>35</w:t>
+            </w:r>
+          </w:p>
+        </w:tc>
+        <w:tc>
+          <w:tcPr>
+            <w:tcW w:type="dxa" w:w="1656"/>
+            <w:vAlign w:val="center"/>
+            <w:tcMar>
+              <w:top w:w="70" w:type="dxa"/>
+              <w:bottom w:w="70" w:type="dxa"/>
+              <w:left w:w="90" w:type="dxa"/>
+              <w:right w:w="90" w:type="dxa"/>
+            </w:tcMar>
+          </w:tcPr>
+          <w:p>
+            <w:pPr>
+              <w:spacing w:after="0" w:line="264" w:lineRule="auto"/>
+              <w:jc w:val="center"/>
+            </w:pPr>
+            <w:r>
+              <w:rPr>
+                <w:rFonts w:ascii="Arial" w:hAnsi="Arial" w:eastAsia="宋体"/>
+                <w:b w:val="0"/>
+                <w:color w:val="000000"/>
+                <w:sz w:val="20"/>
+              </w:rPr>
+              <w:t>35</w:t>
+            </w:r>
+          </w:p>
+        </w:tc>
+        <w:tc>
+          <w:tcPr>
+            <w:tcW w:type="dxa" w:w="1945"/>
             <w:vAlign w:val="center"/>
             <w:tcMar>
               <w:top w:w="70" w:type="dxa"/>
@@ -774,7 +1055,7 @@
         </w:tc>
         <w:tc>
           <w:tcPr>
-            <w:tcW w:type="dxa" w:w="2314"/>
+            <w:tcW w:type="dxa" w:w="2497"/>
             <w:vAlign w:val="center"/>
             <w:tcMar>
               <w:top w:w="70" w:type="dxa"/>
@@ -794,7 +1075,7 @@
                 <w:color w:val="000000"/>
                 <w:sz w:val="20"/>
               </w:rPr>
-              <w:t>七项人工操作检查全部通过</w:t>
+              <w:t>人工diff仍无独立确认记录</w:t>
             </w:r>
           </w:p>
         </w:tc>
@@ -830,7 +1111,12 @@
     </w:p>
     <w:p>
       <w:r>
-        <w:t>本次2026年10月8日按 README 的 npm test 复跑仍为24/24，0失败，日志见 docs/evidence/sprint1-final-test-20261008.txt。首次沙箱运行因本机 HTTP 连接被 EACCES 拒绝未能完成接口测试，允许本地回环连接后全量通过；没有通过修改测试或功能绕过失败。</w:t>
+        <w:t>10月8日修复前复跑24/24日志仍保留于docs/evidence/sprint1-final-test-20261008.txt，其中首次沙箱EACCES受阻及允许回环后的成功输出均保留。最终集成实际npm test为35/35、0失败，见sprint1-integrated-test-20261008.txt。新增11项由6个顶层及5个子测试组成，不改原业务24项的统计。</w:t>
+      </w:r>
+    </w:p>
+    <w:p>
+      <w:r>
+        <w:t>静态服务状态Minor已在05c7499修复：检查中、正常、异常由同一次成员请求驱动，验证HTTP、JSON与成员结构，五秒超时显示异常。“正常”只表示成员接口有效响应，不表示全部业务健康。隔离浏览器验证三种状态、单请求、创建分配、状态转换和刷新保留；console error为空。状态枚举重复仍为非阻塞Minor，人工diff状态不变。</w:t>
       </w:r>
     </w:p>
     <w:p>
@@ -875,9 +1161,9 @@
         </w:tblBorders>
       </w:tblPr>
       <w:tblGrid>
-        <w:gridCol w:w="2102"/>
-        <w:gridCol w:w="2102"/>
-        <w:gridCol w:w="5206"/>
+        <w:gridCol w:w="2059"/>
+        <w:gridCol w:w="2059"/>
+        <w:gridCol w:w="5294"/>
       </w:tblGrid>
       <w:tr>
         <w:trPr>
@@ -886,7 +1172,7 @@
         </w:trPr>
         <w:tc>
           <w:tcPr>
-            <w:tcW w:type="dxa" w:w="2102"/>
+            <w:tcW w:type="dxa" w:w="2059"/>
             <w:vAlign w:val="center"/>
             <w:tcMar>
               <w:top w:w="70" w:type="dxa"/>
@@ -898,6 +1184,7 @@
           </w:tcPr>
           <w:p>
             <w:pPr>
+              <w:keepNext/>
               <w:spacing w:after="0" w:line="264" w:lineRule="auto"/>
               <w:jc w:val="center"/>
             </w:pPr>
@@ -914,7 +1201,7 @@
         </w:tc>
         <w:tc>
           <w:tcPr>
-            <w:tcW w:type="dxa" w:w="2102"/>
+            <w:tcW w:type="dxa" w:w="2059"/>
             <w:vAlign w:val="center"/>
             <w:tcMar>
               <w:top w:w="70" w:type="dxa"/>
@@ -926,6 +1213,7 @@
           </w:tcPr>
           <w:p>
             <w:pPr>
+              <w:keepNext/>
               <w:spacing w:after="0" w:line="264" w:lineRule="auto"/>
               <w:jc w:val="center"/>
             </w:pPr>
@@ -942,7 +1230,7 @@
         </w:tc>
         <w:tc>
           <w:tcPr>
-            <w:tcW w:type="dxa" w:w="5206"/>
+            <w:tcW w:type="dxa" w:w="5294"/>
             <w:vAlign w:val="center"/>
             <w:tcMar>
               <w:top w:w="70" w:type="dxa"/>
@@ -954,6 +1242,7 @@
           </w:tcPr>
           <w:p>
             <w:pPr>
+              <w:keepNext/>
               <w:spacing w:after="0" w:line="264" w:lineRule="auto"/>
               <w:jc w:val="center"/>
             </w:pPr>
@@ -975,7 +1264,7 @@
         </w:trPr>
         <w:tc>
           <w:tcPr>
-            <w:tcW w:type="dxa" w:w="2102"/>
+            <w:tcW w:type="dxa" w:w="2059"/>
             <w:vAlign w:val="center"/>
             <w:tcMar>
               <w:top w:w="70" w:type="dxa"/>
@@ -1001,7 +1290,7 @@
         </w:tc>
         <w:tc>
           <w:tcPr>
-            <w:tcW w:type="dxa" w:w="2102"/>
+            <w:tcW w:type="dxa" w:w="2059"/>
             <w:vAlign w:val="center"/>
             <w:tcMar>
               <w:top w:w="70" w:type="dxa"/>
@@ -1028,7 +1317,7 @@
         </w:tc>
         <w:tc>
           <w:tcPr>
-            <w:tcW w:type="dxa" w:w="5206"/>
+            <w:tcW w:type="dxa" w:w="5294"/>
             <w:vAlign w:val="center"/>
             <w:tcMar>
               <w:top w:w="70" w:type="dxa"/>
@@ -1059,7 +1348,7 @@
         </w:trPr>
         <w:tc>
           <w:tcPr>
-            <w:tcW w:type="dxa" w:w="2102"/>
+            <w:tcW w:type="dxa" w:w="2059"/>
             <w:vAlign w:val="center"/>
             <w:tcMar>
               <w:top w:w="70" w:type="dxa"/>
@@ -1086,7 +1375,7 @@
         </w:tc>
         <w:tc>
           <w:tcPr>
-            <w:tcW w:type="dxa" w:w="2102"/>
+            <w:tcW w:type="dxa" w:w="2059"/>
             <w:vAlign w:val="center"/>
             <w:tcMar>
               <w:top w:w="70" w:type="dxa"/>
@@ -1113,7 +1402,7 @@
         </w:tc>
         <w:tc>
           <w:tcPr>
-            <w:tcW w:type="dxa" w:w="5206"/>
+            <w:tcW w:type="dxa" w:w="5294"/>
             <w:vAlign w:val="center"/>
             <w:tcMar>
               <w:top w:w="70" w:type="dxa"/>
@@ -1133,7 +1422,7 @@
                 <w:color w:val="000000"/>
                 <w:sz w:val="20"/>
               </w:rPr>
-              <w:t>历史与本次24/24，覆盖非法输入和持久化</w:t>
+              <w:t>历史24/24保留；最终35/35，新增服务状态11项</w:t>
             </w:r>
           </w:p>
         </w:tc>
@@ -1144,7 +1433,7 @@
         </w:trPr>
         <w:tc>
           <w:tcPr>
-            <w:tcW w:type="dxa" w:w="2102"/>
+            <w:tcW w:type="dxa" w:w="2059"/>
             <w:vAlign w:val="center"/>
             <w:tcMar>
               <w:top w:w="70" w:type="dxa"/>
@@ -1171,7 +1460,7 @@
         </w:tc>
         <w:tc>
           <w:tcPr>
-            <w:tcW w:type="dxa" w:w="2102"/>
+            <w:tcW w:type="dxa" w:w="2059"/>
             <w:vAlign w:val="center"/>
             <w:tcMar>
               <w:top w:w="70" w:type="dxa"/>
@@ -1198,7 +1487,7 @@
         </w:tc>
         <w:tc>
           <w:tcPr>
-            <w:tcW w:type="dxa" w:w="5206"/>
+            <w:tcW w:type="dxa" w:w="5294"/>
             <w:vAlign w:val="center"/>
             <w:tcMar>
               <w:top w:w="70" w:type="dxa"/>
@@ -1229,7 +1518,7 @@
         </w:trPr>
         <w:tc>
           <w:tcPr>
-            <w:tcW w:type="dxa" w:w="2102"/>
+            <w:tcW w:type="dxa" w:w="2059"/>
             <w:vAlign w:val="center"/>
             <w:tcMar>
               <w:top w:w="70" w:type="dxa"/>
@@ -1255,7 +1544,7 @@
         </w:tc>
         <w:tc>
           <w:tcPr>
-            <w:tcW w:type="dxa" w:w="2102"/>
+            <w:tcW w:type="dxa" w:w="2059"/>
             <w:vAlign w:val="center"/>
             <w:tcMar>
               <w:top w:w="70" w:type="dxa"/>
@@ -1282,7 +1571,7 @@
         </w:tc>
         <w:tc>
           <w:tcPr>
-            <w:tcW w:type="dxa" w:w="5206"/>
+            <w:tcW w:type="dxa" w:w="5294"/>
             <w:vAlign w:val="center"/>
             <w:tcMar>
               <w:top w:w="70" w:type="dxa"/>
@@ -1313,7 +1602,7 @@
         </w:trPr>
         <w:tc>
           <w:tcPr>
-            <w:tcW w:type="dxa" w:w="2102"/>
+            <w:tcW w:type="dxa" w:w="2059"/>
             <w:vAlign w:val="center"/>
             <w:tcMar>
               <w:top w:w="70" w:type="dxa"/>
@@ -1340,7 +1629,7 @@
         </w:tc>
         <w:tc>
           <w:tcPr>
-            <w:tcW w:type="dxa" w:w="2102"/>
+            <w:tcW w:type="dxa" w:w="2059"/>
             <w:vAlign w:val="center"/>
             <w:tcMar>
               <w:top w:w="70" w:type="dxa"/>
@@ -1366,7 +1655,7 @@
         </w:tc>
         <w:tc>
           <w:tcPr>
-            <w:tcW w:type="dxa" w:w="5206"/>
+            <w:tcW w:type="dxa" w:w="5294"/>
             <w:vAlign w:val="center"/>
             <w:tcMar>
               <w:top w:w="70" w:type="dxa"/>
@@ -1397,7 +1686,7 @@
         </w:trPr>
         <w:tc>
           <w:tcPr>
-            <w:tcW w:type="dxa" w:w="2102"/>
+            <w:tcW w:type="dxa" w:w="2059"/>
             <w:vAlign w:val="center"/>
             <w:tcMar>
               <w:top w:w="70" w:type="dxa"/>
@@ -1424,7 +1713,7 @@
         </w:tc>
         <w:tc>
           <w:tcPr>
-            <w:tcW w:type="dxa" w:w="2102"/>
+            <w:tcW w:type="dxa" w:w="2059"/>
             <w:vAlign w:val="center"/>
             <w:tcMar>
               <w:top w:w="70" w:type="dxa"/>
@@ -1451,7 +1740,7 @@
         </w:tc>
         <w:tc>
           <w:tcPr>
-            <w:tcW w:type="dxa" w:w="5206"/>
+            <w:tcW w:type="dxa" w:w="5294"/>
             <w:vAlign w:val="center"/>
             <w:tcMar>
               <w:top w:w="70" w:type="dxa"/>
@@ -1566,6 +1855,7 @@
           </w:tcPr>
           <w:p>
             <w:pPr>
+              <w:keepNext/>
               <w:spacing w:after="0" w:line="264" w:lineRule="auto"/>
               <w:jc w:val="center"/>
             </w:pPr>
@@ -1594,6 +1884,7 @@
           </w:tcPr>
           <w:p>
             <w:pPr>
+              <w:keepNext/>
               <w:spacing w:after="0" w:line="264" w:lineRule="auto"/>
               <w:jc w:val="center"/>
             </w:pPr>
@@ -1622,6 +1913,7 @@
           </w:tcPr>
           <w:p>
             <w:pPr>
+              <w:keepNext/>
               <w:spacing w:after="0" w:line="264" w:lineRule="auto"/>
               <w:jc w:val="center"/>
             </w:pPr>
@@ -1650,6 +1942,7 @@
           </w:tcPr>
           <w:p>
             <w:pPr>
+              <w:keepNext/>
               <w:spacing w:after="0" w:line="264" w:lineRule="auto"/>
               <w:jc w:val="center"/>
             </w:pPr>
@@ -2439,7 +2732,7 @@
     <w:rsid w:val="00FC693F"/>
     <w:pPr>
       <w:widowControl/>
-      <w:spacing w:after="80" w:before="0" w:line="276" w:lineRule="auto"/>
+      <w:spacing w:after="40" w:before="0" w:line="269" w:lineRule="auto"/>
     </w:pPr>
     <w:rPr>
       <w:rFonts w:ascii="Arial" w:hAnsi="Arial" w:eastAsia="宋体"/>
@@ -2504,7 +2797,7 @@
       <w:keepNext/>
       <w:keepLines/>
       <w:widowControl/>
-      <w:spacing w:before="160" w:after="120" w:line="276" w:lineRule="auto"/>
+      <w:spacing w:before="160" w:after="120" w:line="269" w:lineRule="auto"/>
       <w:outlineLvl w:val="0"/>
     </w:pPr>
     <w:rPr>
@@ -2529,7 +2822,7 @@
       <w:keepNext/>
       <w:keepLines/>
       <w:widowControl/>
-      <w:spacing w:before="160" w:after="120" w:line="276" w:lineRule="auto"/>
+      <w:spacing w:before="160" w:after="120" w:line="269" w:lineRule="auto"/>
       <w:outlineLvl w:val="1"/>
     </w:pPr>
     <w:rPr>
@@ -2793,7 +3086,7 @@
     <w:pPr>
       <w:keepNext/>
       <w:widowControl/>
-      <w:spacing w:after="120" w:line="276" w:lineRule="auto" w:before="0"/>
+      <w:spacing w:after="120" w:line="269" w:lineRule="auto" w:before="0"/>
       <w:contextualSpacing/>
     </w:pPr>
     <w:rPr>
